--- a/Slide1_Presenter_Script.docx
+++ b/Slide1_Presenter_Script.docx
@@ -48,7 +48,7 @@
         <w:t xml:space="preserve">Analyze the author's purpose and impact of literary techniques in a text (10.RI.2.C)</w:t>
       </w:r>
       <w:r>
-        <w:t xml:space="preserve"> — jumped from 56% to 73%, a gain of 17 points.</w:t>
+        <w:t xml:space="preserve"> — jumped from 56% to 72%, a gain of 16 points.</w:t>
       </w:r>
     </w:p>
     <w:p>
@@ -63,22 +63,22 @@
         <w:t xml:space="preserve">Analyze the hypotheses, data, analysis, and/or conclusions in texts (11.RI.1.B)</w:t>
       </w:r>
       <w:r>
-        <w:t xml:space="preserve"> — improved from 45% to 59%, a 14-point gain.</w:t>
-      </w:r>
-    </w:p>
-    <w:p>
-      <w:pPr>
-        <w:spacing w:after="200"/>
-      </w:pPr>
-      <w:r>
-        <w:rPr>
-          <w:b/>
-          <w:bCs/>
-        </w:rPr>
-        <w:t xml:space="preserve">Interpret the use of data or information presented in graphics (10.RI.1.B)</w:t>
-      </w:r>
-      <w:r>
-        <w:t xml:space="preserve"> — moved from 64% to 77%, a 13-point gain.</w:t>
+        <w:t xml:space="preserve"> — improved from 45% to 58%, a 14-point gain.</w:t>
+      </w:r>
+    </w:p>
+    <w:p>
+      <w:pPr>
+        <w:spacing w:after="200"/>
+      </w:pPr>
+      <w:r>
+        <w:rPr>
+          <w:b/>
+          <w:bCs/>
+        </w:rPr>
+        <w:t xml:space="preserve">Analyze the development of a theme in a literary text (9.RL.1.A)</w:t>
+      </w:r>
+      <w:r>
+        <w:t xml:space="preserve"> — moved from 51% to 64%, a 12-point gain.</w:t>
       </w:r>
     </w:p>
     <w:p>

--- a/Slide1_Presenter_Script.docx
+++ b/Slide1_Presenter_Script.docx
@@ -45,10 +45,82 @@
           <w:b/>
           <w:bCs/>
         </w:rPr>
+        <w:t xml:space="preserve">Analyze the hypotheses, data, analysis, and/or conclusions in texts (11.RI.1.B)</w:t>
+      </w:r>
+      <w:r>
+        <w:t xml:space="preserve"> — improved from 45% to 61%, a gain of 16 points.</w:t>
+      </w:r>
+    </w:p>
+    <w:p>
+      <w:pPr>
+        <w:spacing w:after="100"/>
+      </w:pPr>
+      <w:r>
+        <w:rPr>
+          <w:b/>
+          <w:bCs/>
+        </w:rPr>
         <w:t xml:space="preserve">Analyze the author's purpose and impact of literary techniques in a text (10.RI.2.C)</w:t>
       </w:r>
       <w:r>
-        <w:t xml:space="preserve"> — jumped from 56% to 72%, a gain of 16 points.</w:t>
+        <w:t xml:space="preserve"> — jumped from 53% to 66%, a gain of 13 points.</w:t>
+      </w:r>
+    </w:p>
+    <w:p>
+      <w:pPr>
+        <w:spacing w:after="200"/>
+      </w:pPr>
+      <w:r>
+        <w:rPr>
+          <w:b/>
+          <w:bCs/>
+        </w:rPr>
+        <w:t xml:space="preserve">Analyze the development of a theme in a literary text (9.RL.1.A)</w:t>
+      </w:r>
+      <w:r>
+        <w:t xml:space="preserve"> — moved from 50% to 62%, a gain of 12 points.</w:t>
+      </w:r>
+    </w:p>
+    <w:p>
+      <w:pPr>
+        <w:spacing w:after="400"/>
+      </w:pPr>
+      <w:r>
+        <w:t xml:space="preserve">These gains show that our reading instruction is having an effect. Students are getting better at analytical thinking on the texts we're teaching. That's important context.</w:t>
+      </w:r>
+    </w:p>
+    <w:p>
+      <w:pPr>
+        <w:pStyle w:val="Heading3"/>
+        <w:spacing w:after="200"/>
+      </w:pPr>
+      <w:r>
+        <w:t xml:space="preserve">TRANSITION</w:t>
+      </w:r>
+    </w:p>
+    <w:p>
+      <w:pPr>
+        <w:spacing w:after="400"/>
+      </w:pPr>
+      <w:r>
+        <w:t xml:space="preserve">Now. Alongside those gains, we have three areas where our students are still struggling significantly—below our instructional target in every population group. These are the priority focus for the first marking period.</w:t>
+      </w:r>
+    </w:p>
+    <w:p>
+      <w:pPr>
+        <w:pStyle w:val="Heading3"/>
+        <w:spacing w:after="200"/>
+      </w:pPr>
+      <w:r>
+        <w:t xml:space="preserve">SIGNIFICANT GAPS</w:t>
+      </w:r>
+    </w:p>
+    <w:p>
+      <w:pPr>
+        <w:spacing w:after="200"/>
+      </w:pPr>
+      <w:r>
+        <w:t xml:space="preserve">Three skills need immediate attention. Here's where all students, SWD, and ELL are performing:</w:t>
       </w:r>
     </w:p>
     <w:p>
@@ -60,25 +132,47 @@
           <w:b/>
           <w:bCs/>
         </w:rPr>
-        <w:t xml:space="preserve">Analyze the hypotheses, data, analysis, and/or conclusions in texts (11.RI.1.B)</w:t>
-      </w:r>
-      <w:r>
-        <w:t xml:space="preserve"> — improved from 45% to 58%, a 14-point gain.</w:t>
-      </w:r>
-    </w:p>
-    <w:p>
-      <w:pPr>
-        <w:spacing w:after="200"/>
-      </w:pPr>
-      <w:r>
-        <w:rPr>
-          <w:b/>
-          <w:bCs/>
-        </w:rPr>
-        <w:t xml:space="preserve">Analyze the development of a theme in a literary text (9.RL.1.A)</w:t>
-      </w:r>
-      <w:r>
-        <w:t xml:space="preserve"> — moved from 51% to 64%, a 12-point gain.</w:t>
+        <w:t xml:space="preserve">One: Evaluate details in a text, determining which could confirm or disprove an argument or position (10.RI.1.C)</w:t>
+      </w:r>
+    </w:p>
+    <w:p>
+      <w:pPr>
+        <w:spacing w:after="200"/>
+      </w:pPr>
+      <w:r>
+        <w:t xml:space="preserve">All students 52%, SWD 41%, ELL 32%. This is our lowest-performing high-volume standard. Students can recognize details, but they struggle to distinguish which ones actually support an argument versus contradict it.</w:t>
+      </w:r>
+    </w:p>
+    <w:p>
+      <w:pPr>
+        <w:spacing w:after="100"/>
+      </w:pPr>
+      <w:r>
+        <w:rPr>
+          <w:b/>
+          <w:bCs/>
+        </w:rPr>
+        <w:t xml:space="preserve">Two: Analyze the author's purpose and impact of literary techniques in a text (11.RI.2.C)</w:t>
+      </w:r>
+    </w:p>
+    <w:p>
+      <w:pPr>
+        <w:spacing w:after="200"/>
+      </w:pPr>
+      <w:r>
+        <w:t xml:space="preserve">All students 36%, SWD 20%, ELL 100%. This standard experienced the steepest decline from last year. All students and SWD are significantly underperforming. Students struggle to connect authorial choices to their impact on meaning.</w:t>
+      </w:r>
+    </w:p>
+    <w:p>
+      <w:pPr>
+        <w:spacing w:after="100"/>
+      </w:pPr>
+      <w:r>
+        <w:rPr>
+          <w:b/>
+          <w:bCs/>
+        </w:rPr>
+        <w:t xml:space="preserve">Three: Evaluate how word choice, syntax, tone or voice conveys an author's intent and viewpoint (11.RL.2.B)</w:t>
       </w:r>
     </w:p>
     <w:p>
@@ -86,7 +180,7 @@
         <w:spacing w:after="400"/>
       </w:pPr>
       <w:r>
-        <w:t xml:space="preserve">These gains show that our reading instruction is having an effect. Students are getting better at analytical thinking on the texts we're teaching. That's important context.</w:t>
+        <w:t xml:space="preserve">All students 58%, SWD 41%, ELL 20%. Below target across all populations. Students need systematic practice analyzing the craft choices writers make.</w:t>
       </w:r>
     </w:p>
     <w:p>
@@ -95,7 +189,45 @@
         <w:spacing w:after="200"/>
       </w:pPr>
       <w:r>
-        <w:t xml:space="preserve">TRANSITION</w:t>
+        <w:t xml:space="preserve">TIER 1 RESPONSE</w:t>
+      </w:r>
+    </w:p>
+    <w:p>
+      <w:pPr>
+        <w:spacing w:after="200"/>
+      </w:pPr>
+      <w:r>
+        <w:t xml:space="preserve">To address these gaps, we're implementing one focused routine per skill in Tier 1:</w:t>
+      </w:r>
+    </w:p>
+    <w:p>
+      <w:pPr>
+        <w:spacing w:after="200"/>
+      </w:pPr>
+      <w:r>
+        <w:rPr>
+          <w:b/>
+          <w:bCs/>
+        </w:rPr>
+        <w:t xml:space="preserve">Claim Check (10.RI.1.C).</w:t>
+      </w:r>
+      <w:r>
+        <w:t xml:space="preserve"> Weekly. Students get two short texts on the same topic. Their job: identify which specific details support the main claim and which contradict it. They explain using PEE—Point, Evidence, Explanation. We model it first with a think-aloud so they see the decision-making.</w:t>
+      </w:r>
+    </w:p>
+    <w:p>
+      <w:pPr>
+        <w:spacing w:after="200"/>
+      </w:pPr>
+      <w:r>
+        <w:rPr>
+          <w:b/>
+          <w:bCs/>
+        </w:rPr>
+        <w:t xml:space="preserve">Craft Analysis Routine (11.RI.2.C &amp; 11.RL.2.B).</w:t>
+      </w:r>
+      <w:r>
+        <w:t xml:space="preserve"> Students mark one authorial choice—a word, phrase, or technique. Then they complete: 'The author chose [technique] to [effect on reader]. This reveals [author's intent].' For SWD and ELL, we provide a graphic organizer and sentence starters. This scaffolds the analytical move while keeping rigor.</w:t>
       </w:r>
     </w:p>
     <w:p>
@@ -103,7 +235,7 @@
         <w:spacing w:after="400"/>
       </w:pPr>
       <w:r>
-        <w:t xml:space="preserve">Now. Alongside those gains, we have three areas where our students are still struggling—below 60% in every population group. These are the priority focus for the first marking period.</w:t>
+        <w:t xml:space="preserve">These routines are embedded daily in our reading instruction, not isolated lessons.</w:t>
       </w:r>
     </w:p>
     <w:p>
@@ -112,67 +244,23 @@
         <w:spacing w:after="200"/>
       </w:pPr>
       <w:r>
-        <w:t xml:space="preserve">SIGNIFICANT GAPS</w:t>
-      </w:r>
-    </w:p>
-    <w:p>
-      <w:pPr>
-        <w:spacing w:after="200"/>
-      </w:pPr>
-      <w:r>
-        <w:t xml:space="preserve">Three skills need immediate attention. Here's where all students, SWD, and ELL are performing:</w:t>
-      </w:r>
-    </w:p>
-    <w:p>
-      <w:pPr>
-        <w:spacing w:after="100"/>
-      </w:pPr>
-      <w:r>
-        <w:rPr>
-          <w:b/>
-          <w:bCs/>
-        </w:rPr>
-        <w:t xml:space="preserve">One: Evaluate details in a text, determining which could confirm or disprove an argument or position (10.RI.1.C)</w:t>
-      </w:r>
-    </w:p>
-    <w:p>
-      <w:pPr>
-        <w:spacing w:after="200"/>
-      </w:pPr>
-      <w:r>
-        <w:t xml:space="preserve">All students 53%, SWD 40%, ELL 32%. This is the weakest high-volume skill. Students can recognize details, but they struggle to distinguish which ones actually support an argument versus contradict it.</w:t>
-      </w:r>
-    </w:p>
-    <w:p>
-      <w:pPr>
-        <w:spacing w:after="100"/>
-      </w:pPr>
-      <w:r>
-        <w:rPr>
-          <w:b/>
-          <w:bCs/>
-        </w:rPr>
-        <w:t xml:space="preserve">Two: Analyze how characters are revealed through particular lines of dialogue or events (11.RL.1.C)</w:t>
-      </w:r>
-    </w:p>
-    <w:p>
-      <w:pPr>
-        <w:spacing w:after="200"/>
-      </w:pPr>
-      <w:r>
-        <w:t xml:space="preserve">All students 61%, SWD 53%, ELL 30%. This is the most-tested standard on the entire exam—the most student responses were missed here. They read the dialogue and events but don't consistently analyze what those moments reveal about the character.</w:t>
-      </w:r>
-    </w:p>
-    <w:p>
-      <w:pPr>
-        <w:spacing w:after="100"/>
-      </w:pPr>
-      <w:r>
-        <w:rPr>
-          <w:b/>
-          <w:bCs/>
-        </w:rPr>
-        <w:t xml:space="preserve">Three: Use context and sentence structure clues to clarify the meaning of words (11.RVN.1.B)</w:t>
+        <w:t xml:space="preserve">MONITORING</w:t>
+      </w:r>
+    </w:p>
+    <w:p>
+      <w:pPr>
+        <w:spacing w:after="200"/>
+      </w:pPr>
+      <w:r>
+        <w:t xml:space="preserve">Here's how we verify this is working:</w:t>
+      </w:r>
+    </w:p>
+    <w:p>
+      <w:pPr>
+        <w:spacing w:after="200"/>
+      </w:pPr>
+      <w:r>
+        <w:t xml:space="preserve">Three-week CFU checks on each skill for all students, SWD, and ELL. MP1 benchmark on all three SOLs. Walkthroughs looking for the routines happening consistently. Monthly PLC review of student work samples.</w:t>
       </w:r>
     </w:p>
     <w:p>
@@ -180,7 +268,7 @@
         <w:spacing w:after="400"/>
       </w:pPr>
       <w:r>
-        <w:t xml:space="preserve">All students 52%, SWD 51%, ELL 40%. Under 60% across the board. Students don't systematically use context or sentence patterns to unlock word meaning when they encounter unfamiliar vocabulary.</w:t>
+        <w:t xml:space="preserve">We're watching the data in real time. If one skill moves faster than others, we adjust. If one population needs more support, we intensify.</w:t>
       </w:r>
     </w:p>
     <w:p>
@@ -189,109 +277,6 @@
         <w:spacing w:after="200"/>
       </w:pPr>
       <w:r>
-        <w:t xml:space="preserve">TIER 1 RESPONSE</w:t>
-      </w:r>
-    </w:p>
-    <w:p>
-      <w:pPr>
-        <w:spacing w:after="200"/>
-      </w:pPr>
-      <w:r>
-        <w:t xml:space="preserve">To address these, we're implementing one focused routine per skill in Tier 1:</w:t>
-      </w:r>
-    </w:p>
-    <w:p>
-      <w:pPr>
-        <w:spacing w:after="200"/>
-      </w:pPr>
-      <w:r>
-        <w:rPr>
-          <w:b/>
-          <w:bCs/>
-        </w:rPr>
-        <w:t xml:space="preserve">Claim Check.</w:t>
-      </w:r>
-      <w:r>
-        <w:t xml:space="preserve"> Weekly. Students get two short texts on the same topic. Their job: identify which specific details support the main claim and which contradict it. They explain using PEE—Point, Evidence, Explanation. We model it first with a think-aloud so they see the decision-making.</w:t>
-      </w:r>
-    </w:p>
-    <w:p>
-      <w:pPr>
-        <w:spacing w:after="200"/>
-      </w:pPr>
-      <w:r>
-        <w:rPr>
-          <w:b/>
-          <w:bCs/>
-        </w:rPr>
-        <w:t xml:space="preserve">Character Annotation.</w:t>
-      </w:r>
-      <w:r>
-        <w:t xml:space="preserve"> Students mark one line of dialogue or one event. Then they complete the sentence: 'This reveals that [character] is [quality] because...' For SWD and ELL, we provide a graphic organizer and sentence starters. This scaffolds the analytical move while keeping rigor.</w:t>
-      </w:r>
-    </w:p>
-    <w:p>
-      <w:pPr>
-        <w:spacing w:after="200"/>
-      </w:pPr>
-      <w:r>
-        <w:rPr>
-          <w:b/>
-          <w:bCs/>
-        </w:rPr>
-        <w:t xml:space="preserve">Daily Context-Clue Routine.</w:t>
-      </w:r>
-      <w:r>
-        <w:t xml:space="preserve"> Five minutes. Every day. Using words from the texts students are actually reading right now. We teach them to look at sentence structure: 'Does a comma set off a definition? Does the next sentence explain?' For ELL, we pre-teach key vocabulary so they're not starting from zero.</w:t>
-      </w:r>
-    </w:p>
-    <w:p>
-      <w:pPr>
-        <w:spacing w:after="400"/>
-      </w:pPr>
-      <w:r>
-        <w:t xml:space="preserve">These aren't random lessons. They're daily or weekly routines that become part of how we teach reading.</w:t>
-      </w:r>
-    </w:p>
-    <w:p>
-      <w:pPr>
-        <w:pStyle w:val="Heading3"/>
-        <w:spacing w:after="200"/>
-      </w:pPr>
-      <w:r>
-        <w:t xml:space="preserve">MONITORING</w:t>
-      </w:r>
-    </w:p>
-    <w:p>
-      <w:pPr>
-        <w:spacing w:after="200"/>
-      </w:pPr>
-      <w:r>
-        <w:t xml:space="preserve">Here's how we verify this is working:</w:t>
-      </w:r>
-    </w:p>
-    <w:p>
-      <w:pPr>
-        <w:spacing w:after="200"/>
-      </w:pPr>
-      <w:r>
-        <w:t xml:space="preserve">Three-week CFU checks on each skill. MP1 benchmark on all three SOLs for all students, SWD, and ELL. Walkthroughs looking for the three routines happening. Monthly PLC review of student work samples.</w:t>
-      </w:r>
-    </w:p>
-    <w:p>
-      <w:pPr>
-        <w:spacing w:after="400"/>
-      </w:pPr>
-      <w:r>
-        <w:t xml:space="preserve">We're watching the data in real time. If a skill moves faster than others, we adjust. If one population needs more support, we intensify. We're monitoring.</w:t>
-      </w:r>
-    </w:p>
-    <w:p>
-      <w:pPr>
-        <w:pStyle w:val="Heading3"/>
-        <w:spacing w:after="200"/>
-      </w:pPr>
-      <w:r>
         <w:t xml:space="preserve">CLOSE</w:t>
       </w:r>
     </w:p>
@@ -300,7 +285,7 @@
         <w:spacing w:after="200"/>
       </w:pPr>
       <w:r>
-        <w:t xml:space="preserve">The pattern is clear: students have foundational knowledge but struggle with reasoning and analysis. These three routines build that reasoning muscle. Questions?</w:t>
+        <w:t xml:space="preserve">The pattern is clear: students have foundational knowledge but struggle with reasoning and analyzing author's craft. These routines build that analytical muscle. Questions?</w:t>
       </w:r>
     </w:p>
     <w:p>

--- a/Slide1_Presenter_Script.docx
+++ b/Slide1_Presenter_Script.docx
@@ -48,7 +48,7 @@
         <w:t xml:space="preserve">Analyze the hypotheses, data, analysis, and/or conclusions in texts (11.RI.1.B)</w:t>
       </w:r>
       <w:r>
-        <w:t xml:space="preserve"> — improved from 45% to 61%, a gain of 16 points.</w:t>
+        <w:t xml:space="preserve"> — improved from 42% to 58%, a gain of 16 points.</w:t>
       </w:r>
     </w:p>
     <w:p>
@@ -63,7 +63,7 @@
         <w:t xml:space="preserve">Analyze the author's purpose and impact of literary techniques in a text (10.RI.2.C)</w:t>
       </w:r>
       <w:r>
-        <w:t xml:space="preserve"> — jumped from 53% to 66%, a gain of 13 points.</w:t>
+        <w:t xml:space="preserve"> — jumped from 60% to 72%, a gain of 13 points.</w:t>
       </w:r>
     </w:p>
     <w:p>
@@ -78,7 +78,7 @@
         <w:t xml:space="preserve">Analyze the development of a theme in a literary text (9.RL.1.A)</w:t>
       </w:r>
       <w:r>
-        <w:t xml:space="preserve"> — moved from 50% to 62%, a gain of 12 points.</w:t>
+        <w:t xml:space="preserve"> — moved from 52% to 64%, a gain of 12 points.</w:t>
       </w:r>
     </w:p>
     <w:p>

--- a/Slide1_Presenter_Script.docx
+++ b/Slide1_Presenter_Script.docx
@@ -103,7 +103,7 @@
         <w:spacing w:after="400"/>
       </w:pPr>
       <w:r>
-        <w:t xml:space="preserve">Now. Alongside those gains, we have three areas where our students are still struggling significantly—below our instructional target in every population group. These are the priority focus for the first marking period.</w:t>
+        <w:t xml:space="preserve">Now. Alongside those gains, we have three areas where our students are still struggling significantly—below our instructional target for all students and for students with disabilities. The district-provided SDBQ for SY2526 reflects only five MLL students who took the assessment at MHS, so MLL figures are shown as counts rather than as trends. These are the priority focus for the first marking period.</w:t>
       </w:r>
     </w:p>
     <w:p>
@@ -120,7 +120,7 @@
         <w:spacing w:after="200"/>
       </w:pPr>
       <w:r>
-        <w:t xml:space="preserve">Three skills need immediate attention. Here's where all students, SWD, and ELL are performing:</w:t>
+        <w:t xml:space="preserve">Three skills need immediate attention. Here's where all students, SWD, and MLL are performing:</w:t>
       </w:r>
     </w:p>
     <w:p>
@@ -140,7 +140,7 @@
         <w:spacing w:after="200"/>
       </w:pPr>
       <w:r>
-        <w:t xml:space="preserve">All students 52%, SWD 41%, ELL 32%. This is our lowest-performing high-volume standard. Students can recognize details, but they struggle to distinguish which ones actually support an argument versus contradict it.</w:t>
+        <w:t xml:space="preserve">All students 52%, SWD 41%, MLL 32% (8 of 25 responses). This is our lowest-performing high-volume standard. Students can recognize details, but they struggle to distinguish which ones actually support an argument versus contradict it.</w:t>
       </w:r>
     </w:p>
     <w:p>
@@ -160,7 +160,7 @@
         <w:spacing w:after="200"/>
       </w:pPr>
       <w:r>
-        <w:t xml:space="preserve">All students 36%, SWD 20%, ELL 100%. This standard experienced the steepest decline from last year. All students and SWD are significantly underperforming. Students struggle to connect authorial choices to their impact on meaning.</w:t>
+        <w:t xml:space="preserve">All students 36%, SWD 20%, MLL 5 of 5 on a single low-difficulty item. This standard experienced the steepest decline from last year. All students and SWD are significantly underperforming. Students struggle to connect authorial choices to their impact on meaning.</w:t>
       </w:r>
     </w:p>
     <w:p>
@@ -180,7 +180,7 @@
         <w:spacing w:after="400"/>
       </w:pPr>
       <w:r>
-        <w:t xml:space="preserve">All students 58%, SWD 41%, ELL 20%. Below target across all populations. Students need systematic practice analyzing the craft choices writers make.</w:t>
+        <w:t xml:space="preserve">All students 58%, SWD 41%, MLL 20% (2 of 10 responses). Below target for all students and SWD. Students need systematic practice analyzing the craft choices writers make.</w:t>
       </w:r>
     </w:p>
     <w:p>
@@ -227,7 +227,7 @@
         <w:t xml:space="preserve">Craft Analysis Routine (11.RI.2.C &amp; 11.RL.2.B).</w:t>
       </w:r>
       <w:r>
-        <w:t xml:space="preserve"> Students mark one authorial choice—a word, phrase, or technique. Then they complete: 'The author chose [technique] to [effect on reader]. This reveals [author's intent].' For SWD and ELL, we provide a graphic organizer and sentence starters. This scaffolds the analytical move while keeping rigor.</w:t>
+        <w:t xml:space="preserve"> Students mark one authorial choice—a word, phrase, or technique. Then they complete: 'The author chose [technique] to [effect on reader]. This reveals [author's intent].' For SWD and MLL, we provide a graphic organizer and sentence starters. This scaffolds the analytical move while keeping rigor.</w:t>
       </w:r>
     </w:p>
     <w:p>
@@ -260,7 +260,7 @@
         <w:spacing w:after="200"/>
       </w:pPr>
       <w:r>
-        <w:t xml:space="preserve">Three-week CFU checks on each skill for all students, SWD, and ELL. MP1 benchmark on all three SOLs. Walkthroughs looking for the routines happening consistently. Monthly PLC review of student work samples.</w:t>
+        <w:t xml:space="preserve">Three-week CFU checks on each skill for all students, SWD, and MLL. MP1 benchmark on all three SOLs. Walkthroughs looking for the routines happening consistently. Monthly PLC review of student work samples.</w:t>
       </w:r>
     </w:p>
     <w:p>

--- a/Slide1_Presenter_Script.docx
+++ b/Slide1_Presenter_Script.docx
@@ -33,7 +33,15 @@
         <w:spacing w:after="200"/>
       </w:pPr>
       <w:r>
-        <w:t xml:space="preserve">Good morning. I want to start with what's going right. We made real progress year-over-year on three reading standards:</w:t>
+        <w:t xml:space="preserve">Good morning. Everything you'll see today follows our Wildly Consistent Framework—Plan, Teach, Assess. We use data to inform all instructional decisions, so I'll start with what the data says, then walk through how it shapes the way we plan, teach, and assess.</w:t>
+      </w:r>
+    </w:p>
+    <w:p>
+      <w:pPr>
+        <w:spacing w:after="200"/>
+      </w:pPr>
+      <w:r>
+        <w:t xml:space="preserve">I want to start with what's going right. We made real progress year-over-year on three reading standards:</w:t>
       </w:r>
     </w:p>
     <w:p>
@@ -197,12 +205,42 @@
         <w:spacing w:after="200"/>
       </w:pPr>
       <w:r>
-        <w:t xml:space="preserve">To address these gaps, we're implementing one focused routine per skill in Tier 1:</w:t>
-      </w:r>
-    </w:p>
-    <w:p>
-      <w:pPr>
-        <w:spacing w:after="200"/>
+        <w:t xml:space="preserve">Our Tier 1 response is built directly on the framework.</w:t>
+      </w:r>
+    </w:p>
+    <w:p>
+      <w:pPr>
+        <w:spacing w:after="200"/>
+      </w:pPr>
+      <w:r>
+        <w:rPr>
+          <w:b/>
+          <w:bCs/>
+        </w:rPr>
+        <w:t xml:space="preserve">PLAN — Plan with purpose.</w:t>
+      </w:r>
+      <w:r>
+        <w:t xml:space="preserve"> When we plan, we include aligned, standards-driven content and rigor: each routine targets one of these three SOLs directly, at the analytical level the test demands. We design differentiated learning experiences to support students—graphic organizers, sentence starters, and pre-taught vocabulary for SWD and MLL—without lowering the cognitive demand. We develop strategies in anticipation of misconceptions: the data tells us students confuse details that merely relate to a claim with details that support it, and they can name a technique without connecting it to its effect. The routines are built around exactly those misconceptions. And we incorporate insights from formative data analysis—this SDBQ is the starting point, and every three-week check feeds back into the next round of planning.</w:t>
+      </w:r>
+    </w:p>
+    <w:p>
+      <w:pPr>
+        <w:spacing w:after="200"/>
+      </w:pPr>
+      <w:r>
+        <w:rPr>
+          <w:b/>
+          <w:bCs/>
+        </w:rPr>
+        <w:t xml:space="preserve">TEACH — Teach with intention.</w:t>
+      </w:r>
+      <w:r>
+        <w:t xml:space="preserve"> When we teach, we facilitate student engagement and critical thinking through three routines:</w:t>
+      </w:r>
+    </w:p>
+    <w:p>
+      <w:pPr>
+        <w:spacing w:after="100"/>
       </w:pPr>
       <w:r>
         <w:rPr>
@@ -217,17 +255,32 @@
     </w:p>
     <w:p>
       <w:pPr>
-        <w:spacing w:after="200"/>
-      </w:pPr>
-      <w:r>
-        <w:rPr>
-          <w:b/>
-          <w:bCs/>
-        </w:rPr>
-        <w:t xml:space="preserve">Craft Analysis Routine (11.RI.2.C &amp; 11.RL.2.B).</w:t>
-      </w:r>
-      <w:r>
-        <w:t xml:space="preserve"> Students mark one authorial choice—a word, phrase, or technique. Then they complete: 'The author chose [technique] to [effect on reader]. This reveals [author's intent].' For SWD and MLL, we provide a graphic organizer and sentence starters. This scaffolds the analytical move while keeping rigor.</w:t>
+        <w:spacing w:after="100"/>
+      </w:pPr>
+      <w:r>
+        <w:rPr>
+          <w:b/>
+          <w:bCs/>
+        </w:rPr>
+        <w:t xml:space="preserve">Purpose and Technique Analysis (11.RI.2.C).</w:t>
+      </w:r>
+      <w:r>
+        <w:t xml:space="preserve"> Students mark one literary technique and complete: 'The author uses [technique] to [effect]; this reveals [purpose].' Organizer and sentence starters for SWD and MLL.</w:t>
+      </w:r>
+    </w:p>
+    <w:p>
+      <w:pPr>
+        <w:spacing w:after="200"/>
+      </w:pPr>
+      <w:r>
+        <w:rPr>
+          <w:b/>
+          <w:bCs/>
+        </w:rPr>
+        <w:t xml:space="preserve">Word Choice and Tone Routine (11.RL.2.B).</w:t>
+      </w:r>
+      <w:r>
+        <w:t xml:space="preserve"> Daily, five minutes. Students annotate one word, syntax, or tone choice and explain how it conveys the author's viewpoint. Key words are pre-taught for MLL.</w:t>
       </w:r>
     </w:p>
     <w:p>
@@ -235,7 +288,7 @@
         <w:spacing w:after="400"/>
       </w:pPr>
       <w:r>
-        <w:t xml:space="preserve">These routines are embedded daily in our reading instruction, not isolated lessons.</w:t>
+        <w:t xml:space="preserve">We integrate quality content and instructional strategies—the teacher think-aloud models the reasoning before students try it on their own. And we design a safe and inclusive environment: the scaffolds let every student attempt the real analytical work, not a simplified version of it. These routines are embedded daily in our reading instruction, not isolated lessons.</w:t>
       </w:r>
     </w:p>
     <w:p>
@@ -252,15 +305,14 @@
         <w:spacing w:after="200"/>
       </w:pPr>
       <w:r>
-        <w:t xml:space="preserve">Here's how we verify this is working:</w:t>
-      </w:r>
-    </w:p>
-    <w:p>
-      <w:pPr>
-        <w:spacing w:after="200"/>
-      </w:pPr>
-      <w:r>
-        <w:t xml:space="preserve">Three-week CFU checks on each skill for all students, SWD, and MLL. MP1 benchmark on all three SOLs. Walkthroughs looking for the routines happening consistently. Monthly PLC review of student work samples.</w:t>
+        <w:rPr>
+          <w:b/>
+          <w:bCs/>
+        </w:rPr>
+        <w:t xml:space="preserve">ASSESS — Assess for learning.</w:t>
+      </w:r>
+      <w:r>
+        <w:t xml:space="preserve"> When we assess, we collect evidence of student learning throughout the lesson—annotated passages, an exit ticket on the routine of the day, and a five-item CFU on each skill every three weeks, disaggregated for all students, SWD, and MLL. We provide timely and descriptive feedback about the work: students get feedback on their claim checks and craft analyses within the week, focused on the reasoning, not just the answer. And we monitor and adjust instruction during the lesson and for future planning—walkthroughs look for the routines happening consistently, the PLC reviews student work samples monthly, and the MP1 benchmark on all three SOLs tells us whether to stay the course or intensify.</w:t>
       </w:r>
     </w:p>
     <w:p>
@@ -285,7 +337,7 @@
         <w:spacing w:after="200"/>
       </w:pPr>
       <w:r>
-        <w:t xml:space="preserve">The pattern is clear: students have foundational knowledge but struggle with reasoning and analyzing author's craft. These routines build that analytical muscle. Questions?</w:t>
+        <w:t xml:space="preserve">Then we reflect, and the cycle starts again. The pattern is clear: students have foundational knowledge but struggle with reasoning and analyzing author's craft. Plan with purpose, teach with intention, assess for learning—these routines build that analytical muscle, and the data will tell us whether they're working. Questions?</w:t>
       </w:r>
     </w:p>
     <w:p>
@@ -293,7 +345,7 @@
         <w:spacing w:before="200"/>
       </w:pPr>
       <w:r>
-        <w:t xml:space="preserve">TIMING: 5–6 minutes</w:t>
+        <w:t xml:space="preserve">TIMING: 6–7 minutes</w:t>
       </w:r>
     </w:p>
     <w:sectPr>

--- a/Slide1_Presenter_Script.docx
+++ b/Slide1_Presenter_Script.docx
@@ -25,23 +25,23 @@
         <w:spacing w:after="200"/>
       </w:pPr>
       <w:r>
-        <w:t xml:space="preserve">OPENING - Lead with Wins</w:t>
-      </w:r>
-    </w:p>
-    <w:p>
-      <w:pPr>
-        <w:spacing w:after="200"/>
-      </w:pPr>
-      <w:r>
-        <w:t xml:space="preserve">Good morning. Everything you'll see today follows our Wildly Consistent Framework—Plan, Teach, Assess. We use data to inform all instructional decisions, so I'll start with what the data says, then walk through how it shapes the way we plan, teach, and assess.</w:t>
-      </w:r>
-    </w:p>
-    <w:p>
-      <w:pPr>
-        <w:spacing w:after="200"/>
-      </w:pPr>
-      <w:r>
-        <w:t xml:space="preserve">I want to start with what's going right. We made real progress year-over-year on three reading standards:</w:t>
+        <w:t xml:space="preserve">OPENING</w:t>
+      </w:r>
+    </w:p>
+    <w:p>
+      <w:pPr>
+        <w:spacing w:after="200"/>
+      </w:pPr>
+      <w:r>
+        <w:t xml:space="preserve">Good morning. Our response follows the district's Plan, Teach, Assess framework, and it starts with the data.</w:t>
+      </w:r>
+    </w:p>
+    <w:p>
+      <w:pPr>
+        <w:spacing w:after="200"/>
+      </w:pPr>
+      <w:r>
+        <w:t xml:space="preserve">First, the gains. Year over year, we improved on three standards:</w:t>
       </w:r>
     </w:p>
     <w:p>
@@ -53,10 +53,10 @@
           <w:b/>
           <w:bCs/>
         </w:rPr>
-        <w:t xml:space="preserve">Analyze the hypotheses, data, analysis, and/or conclusions in texts (11.RI.1.B)</w:t>
-      </w:r>
-      <w:r>
-        <w:t xml:space="preserve"> — improved from 42% to 58%, a gain of 16 points.</w:t>
+        <w:t xml:space="preserve">Analyzing data and conclusions (11.RI.1.B)</w:t>
+      </w:r>
+      <w:r>
+        <w:t xml:space="preserve">: up 16 points.</w:t>
       </w:r>
     </w:p>
     <w:p>
@@ -68,25 +68,10 @@
           <w:b/>
           <w:bCs/>
         </w:rPr>
-        <w:t xml:space="preserve">Analyze the author's purpose and impact of literary techniques in a text (10.RI.2.C)</w:t>
-      </w:r>
-      <w:r>
-        <w:t xml:space="preserve"> — jumped from 60% to 72%, a gain of 13 points.</w:t>
-      </w:r>
-    </w:p>
-    <w:p>
-      <w:pPr>
-        <w:spacing w:after="200"/>
-      </w:pPr>
-      <w:r>
-        <w:rPr>
-          <w:b/>
-          <w:bCs/>
-        </w:rPr>
-        <w:t xml:space="preserve">Analyze the development of a theme in a literary text (9.RL.1.A)</w:t>
-      </w:r>
-      <w:r>
-        <w:t xml:space="preserve"> — moved from 52% to 64%, a gain of 12 points.</w:t>
+        <w:t xml:space="preserve">Author's purpose and technique, grade 10 (10.RI.2.C)</w:t>
+      </w:r>
+      <w:r>
+        <w:t xml:space="preserve">: up 13 points.</w:t>
       </w:r>
     </w:p>
     <w:p>
@@ -94,7 +79,14 @@
         <w:spacing w:after="400"/>
       </w:pPr>
       <w:r>
-        <w:t xml:space="preserve">These gains show that our reading instruction is having an effect. Students are getting better at analytical thinking on the texts we're teaching. That's important context.</w:t>
+        <w:rPr>
+          <w:b/>
+          <w:bCs/>
+        </w:rPr>
+        <w:t xml:space="preserve">Theme (9.RL.1.A)</w:t>
+      </w:r>
+      <w:r>
+        <w:t xml:space="preserve">: up 12 points.</w:t>
       </w:r>
     </w:p>
     <w:p>
@@ -111,7 +103,7 @@
         <w:spacing w:after="400"/>
       </w:pPr>
       <w:r>
-        <w:t xml:space="preserve">Now. Alongside those gains, we have three areas where our students are still struggling significantly—below our instructional target for all students and for students with disabilities. The district-provided SDBQ for SY2526 reflects only five MLL students who took the assessment at MHS, so MLL figures are shown as counts rather than as trends. These are the priority focus for the first marking period.</w:t>
+        <w:t xml:space="preserve">We also have three standards below target for all students and students with disabilities. The district SDBQ shows only five MLL students tested at MHS, so we report their results as counts, not trends. These three are our focus for the first marking period.</w:t>
       </w:r>
     </w:p>
     <w:p>
@@ -125,14 +117,6 @@
     </w:p>
     <w:p>
       <w:pPr>
-        <w:spacing w:after="200"/>
-      </w:pPr>
-      <w:r>
-        <w:t xml:space="preserve">Three skills need immediate attention. Here's where all students, SWD, and MLL are performing:</w:t>
-      </w:r>
-    </w:p>
-    <w:p>
-      <w:pPr>
         <w:spacing w:after="100"/>
       </w:pPr>
       <w:r>
@@ -140,15 +124,15 @@
           <w:b/>
           <w:bCs/>
         </w:rPr>
-        <w:t xml:space="preserve">One: Evaluate details in a text, determining which could confirm or disprove an argument or position (10.RI.1.C)</w:t>
-      </w:r>
-    </w:p>
-    <w:p>
-      <w:pPr>
-        <w:spacing w:after="200"/>
-      </w:pPr>
-      <w:r>
-        <w:t xml:space="preserve">All students 52%, SWD 41%, MLL 32% (8 of 25 responses). This is our lowest-performing high-volume standard. Students can recognize details, but they struggle to distinguish which ones actually support an argument versus contradict it.</w:t>
+        <w:t xml:space="preserve">One: Using details to support or refute an argument (10.RI.1.C).</w:t>
+      </w:r>
+    </w:p>
+    <w:p>
+      <w:pPr>
+        <w:spacing w:after="200"/>
+      </w:pPr>
+      <w:r>
+        <w:t xml:space="preserve">All students 52%, SWD 41%, MLL 8 of 25 correct. This is our lowest-scoring high-volume standard. Students can find details but struggle to tell which ones support an argument and which contradict it.</w:t>
       </w:r>
     </w:p>
     <w:p>
@@ -160,15 +144,15 @@
           <w:b/>
           <w:bCs/>
         </w:rPr>
-        <w:t xml:space="preserve">Two: Analyze the author's purpose and impact of literary techniques in a text (11.RI.2.C)</w:t>
-      </w:r>
-    </w:p>
-    <w:p>
-      <w:pPr>
-        <w:spacing w:after="200"/>
-      </w:pPr>
-      <w:r>
-        <w:t xml:space="preserve">All students 36%, SWD 20%, MLL 5 of 5 on a single low-difficulty item. This standard experienced the steepest decline from last year. All students and SWD are significantly underperforming. Students struggle to connect authorial choices to their impact on meaning.</w:t>
+        <w:t xml:space="preserve">Two: Author's purpose and technique, grade 11 (11.RI.2.C).</w:t>
+      </w:r>
+    </w:p>
+    <w:p>
+      <w:pPr>
+        <w:spacing w:after="200"/>
+      </w:pPr>
+      <w:r>
+        <w:t xml:space="preserve">All students 36%, SWD 20%, MLL 5 of 5 on one low-difficulty item. This is our steepest drop from last year. Students can name a technique but don’t connect it to its effect.</w:t>
       </w:r>
     </w:p>
     <w:p>
@@ -180,7 +164,7 @@
           <w:b/>
           <w:bCs/>
         </w:rPr>
-        <w:t xml:space="preserve">Three: Evaluate how word choice, syntax, tone or voice conveys an author's intent and viewpoint (11.RL.2.B)</w:t>
+        <w:t xml:space="preserve">Three: Word choice and tone (11.RL.2.B).</w:t>
       </w:r>
     </w:p>
     <w:p>
@@ -188,7 +172,7 @@
         <w:spacing w:after="400"/>
       </w:pPr>
       <w:r>
-        <w:t xml:space="preserve">All students 58%, SWD 41%, MLL 20% (2 of 10 responses). Below target for all students and SWD. Students need systematic practice analyzing the craft choices writers make.</w:t>
+        <w:t xml:space="preserve">All students 58%, SWD 41%, MLL 2 of 10 correct. Students need practice explaining how a writer's choices show viewpoint.</w:t>
       </w:r>
     </w:p>
     <w:p>
@@ -205,37 +189,29 @@
         <w:spacing w:after="200"/>
       </w:pPr>
       <w:r>
-        <w:t xml:space="preserve">Our Tier 1 response is built directly on the framework.</w:t>
-      </w:r>
-    </w:p>
-    <w:p>
-      <w:pPr>
-        <w:spacing w:after="200"/>
-      </w:pPr>
-      <w:r>
-        <w:rPr>
-          <w:b/>
-          <w:bCs/>
-        </w:rPr>
-        <w:t xml:space="preserve">PLAN — Plan with purpose.</w:t>
-      </w:r>
-      <w:r>
-        <w:t xml:space="preserve"> When we plan, we include aligned, standards-driven content and rigor: each routine targets one of these three SOLs directly, at the analytical level the test demands. We design differentiated learning experiences to support students—graphic organizers, sentence starters, and pre-taught vocabulary for SWD and MLL—without lowering the cognitive demand. We develop strategies in anticipation of misconceptions: the data tells us students confuse details that merely relate to a claim with details that support it, and they can name a technique without connecting it to its effect. The routines are built around exactly those misconceptions. And we incorporate insights from formative data analysis—this SDBQ is the starting point, and every three-week check feeds back into the next round of planning.</w:t>
-      </w:r>
-    </w:p>
-    <w:p>
-      <w:pPr>
-        <w:spacing w:after="200"/>
-      </w:pPr>
-      <w:r>
-        <w:rPr>
-          <w:b/>
-          <w:bCs/>
-        </w:rPr>
-        <w:t xml:space="preserve">TEACH — Teach with intention.</w:t>
-      </w:r>
-      <w:r>
-        <w:t xml:space="preserve"> When we teach, we facilitate student engagement and critical thinking through three routines:</w:t>
+        <w:rPr>
+          <w:b/>
+          <w:bCs/>
+        </w:rPr>
+        <w:t xml:space="preserve">Plan.</w:t>
+      </w:r>
+      <w:r>
+        <w:t xml:space="preserve"> Each routine targets one of the three standards. Planning builds in supports for SWD and MLL—organizers, sentence starters, pre-taught vocabulary—and addresses the misconceptions the data shows. Data from each three-week check feeds the next round of planning.</w:t>
+      </w:r>
+    </w:p>
+    <w:p>
+      <w:pPr>
+        <w:spacing w:after="200"/>
+      </w:pPr>
+      <w:r>
+        <w:rPr>
+          <w:b/>
+          <w:bCs/>
+        </w:rPr>
+        <w:t xml:space="preserve">Teach.</w:t>
+      </w:r>
+      <w:r>
+        <w:t xml:space="preserve"> Three routines:</w:t>
       </w:r>
     </w:p>
     <w:p>
@@ -250,7 +226,7 @@
         <w:t xml:space="preserve">Claim Check (10.RI.1.C).</w:t>
       </w:r>
       <w:r>
-        <w:t xml:space="preserve"> Weekly. Students get two short texts on the same topic. Their job: identify which specific details support the main claim and which contradict it. They explain using PEE—Point, Evidence, Explanation. We model it first with a think-aloud so they see the decision-making.</w:t>
+        <w:t xml:space="preserve"> Weekly. Students read two short texts on one topic, sort the details that support the claim from those that contradict it, and explain their thinking. The teacher models it first.</w:t>
       </w:r>
     </w:p>
     <w:p>
@@ -262,25 +238,10 @@
           <w:b/>
           <w:bCs/>
         </w:rPr>
-        <w:t xml:space="preserve">Purpose and Technique Analysis (11.RI.2.C).</w:t>
-      </w:r>
-      <w:r>
-        <w:t xml:space="preserve"> Students mark one literary technique and complete: 'The author uses [technique] to [effect]; this reveals [purpose].' Organizer and sentence starters for SWD and MLL.</w:t>
-      </w:r>
-    </w:p>
-    <w:p>
-      <w:pPr>
-        <w:spacing w:after="200"/>
-      </w:pPr>
-      <w:r>
-        <w:rPr>
-          <w:b/>
-          <w:bCs/>
-        </w:rPr>
-        <w:t xml:space="preserve">Word Choice and Tone Routine (11.RL.2.B).</w:t>
-      </w:r>
-      <w:r>
-        <w:t xml:space="preserve"> Daily, five minutes. Students annotate one word, syntax, or tone choice and explain how it conveys the author's viewpoint. Key words are pre-taught for MLL.</w:t>
+        <w:t xml:space="preserve">Purpose and Technique (11.RI.2.C).</w:t>
+      </w:r>
+      <w:r>
+        <w:t xml:space="preserve"> Students mark one technique and complete: 'The author uses ___ to ___; this shows ___.' Organizers and sentence starters for SWD and MLL.</w:t>
       </w:r>
     </w:p>
     <w:p>
@@ -288,7 +249,14 @@
         <w:spacing w:after="400"/>
       </w:pPr>
       <w:r>
-        <w:t xml:space="preserve">We integrate quality content and instructional strategies—the teacher think-aloud models the reasoning before students try it on their own. And we design a safe and inclusive environment: the scaffolds let every student attempt the real analytical work, not a simplified version of it. These routines are embedded daily in our reading instruction, not isolated lessons.</w:t>
+        <w:rPr>
+          <w:b/>
+          <w:bCs/>
+        </w:rPr>
+        <w:t xml:space="preserve">Word Choice and Tone (11.RL.2.B).</w:t>
+      </w:r>
+      <w:r>
+        <w:t xml:space="preserve"> Daily, five minutes. Students annotate one word or tone choice and explain what it shows about the author's viewpoint.</w:t>
       </w:r>
     </w:p>
     <w:p>
@@ -302,25 +270,17 @@
     </w:p>
     <w:p>
       <w:pPr>
-        <w:spacing w:after="200"/>
-      </w:pPr>
-      <w:r>
-        <w:rPr>
-          <w:b/>
-          <w:bCs/>
-        </w:rPr>
-        <w:t xml:space="preserve">ASSESS — Assess for learning.</w:t>
-      </w:r>
-      <w:r>
-        <w:t xml:space="preserve"> When we assess, we collect evidence of student learning throughout the lesson—annotated passages, an exit ticket on the routine of the day, and a five-item CFU on each skill every three weeks, disaggregated for all students, SWD, and MLL. We provide timely and descriptive feedback about the work: students get feedback on their claim checks and craft analyses within the week, focused on the reasoning, not just the answer. And we monitor and adjust instruction during the lesson and for future planning—walkthroughs look for the routines happening consistently, the PLC reviews student work samples monthly, and the MP1 benchmark on all three SOLs tells us whether to stay the course or intensify.</w:t>
-      </w:r>
-    </w:p>
-    <w:p>
-      <w:pPr>
         <w:spacing w:after="400"/>
       </w:pPr>
       <w:r>
-        <w:t xml:space="preserve">We're watching the data in real time. If one skill moves faster than others, we adjust. If one population needs more support, we intensify.</w:t>
+        <w:rPr>
+          <w:b/>
+          <w:bCs/>
+        </w:rPr>
+        <w:t xml:space="preserve">Assess.</w:t>
+      </w:r>
+      <w:r>
+        <w:t xml:space="preserve"> A five-item check on each skill every three weeks, broken out for all students, SWD, and MLL. Feedback to students focuses on their reasoning, not just the answer. Walkthroughs check that the routines are happening, the PLC reviews student work monthly, and the MP1 benchmark covers all three standards. If a skill or a group isn’t moving, we adjust.</w:t>
       </w:r>
     </w:p>
     <w:p>
@@ -337,7 +297,7 @@
         <w:spacing w:after="200"/>
       </w:pPr>
       <w:r>
-        <w:t xml:space="preserve">Then we reflect, and the cycle starts again. The pattern is clear: students have foundational knowledge but struggle with reasoning and analyzing author's craft. Plan with purpose, teach with intention, assess for learning—these routines build that analytical muscle, and the data will tell us whether they're working. Questions?</w:t>
+        <w:t xml:space="preserve">Students have the foundational knowledge; the gap is reasoning and analyzing an author's choices. These routines target that directly, and the three-week checks will tell us whether they're working. Questions?</w:t>
       </w:r>
     </w:p>
     <w:p>
@@ -345,7 +305,7 @@
         <w:spacing w:before="200"/>
       </w:pPr>
       <w:r>
-        <w:t xml:space="preserve">TIMING: 6–7 minutes</w:t>
+        <w:t xml:space="preserve">TIMING: about 4 minutes</w:t>
       </w:r>
     </w:p>
     <w:sectPr>

--- a/Slide1_Presenter_Script.docx
+++ b/Slide1_Presenter_Script.docx
@@ -297,7 +297,43 @@
         <w:spacing w:after="200"/>
       </w:pPr>
       <w:r>
-        <w:t xml:space="preserve">Students have the foundational knowledge; the gap is reasoning and analyzing an author's choices. These routines target that directly, and the three-week checks will tell us whether they're working. Questions?</w:t>
+        <w:t xml:space="preserve">Our framework is built on a simple belief: we use data to inform all instructional decisions. That is what this plan is. The data showed us three standards where students know the content but struggle with the reasoning. We planned routines aimed at exactly that, we teach them every week, and every three weeks we assess, reflect, and adjust.</w:t>
+      </w:r>
+    </w:p>
+    <w:p>
+      <w:pPr>
+        <w:spacing w:after="200"/>
+      </w:pPr>
+      <w:r>
+        <w:t xml:space="preserve">We are not lowering the bar for students with disabilities or our multilingual learners. We are giving them what they need to reach it. High expectations, with access for every student.</w:t>
+      </w:r>
+    </w:p>
+    <w:p>
+      <w:pPr>
+        <w:spacing w:after="200"/>
+      </w:pPr>
+      <w:r>
+        <w:t xml:space="preserve">Our gains show what focused instruction can do. This year, we do it again on these three standards.</w:t>
+      </w:r>
+    </w:p>
+    <w:p>
+      <w:pPr>
+        <w:spacing w:after="100"/>
+      </w:pPr>
+      <w:r>
+        <w:rPr>
+          <w:b/>
+          <w:bCs/>
+        </w:rPr>
+        <w:t xml:space="preserve">The data told us where to aim. The MP1 benchmark will tell us if we hit it.</w:t>
+      </w:r>
+    </w:p>
+    <w:p>
+      <w:pPr>
+        <w:spacing w:after="200"/>
+      </w:pPr>
+      <w:r>
+        <w:t xml:space="preserve">Questions?</w:t>
       </w:r>
     </w:p>
     <w:p>

--- a/Slide1_Presenter_Script.docx
+++ b/Slide1_Presenter_Script.docx
@@ -33,15 +33,15 @@
         <w:spacing w:after="200"/>
       </w:pPr>
       <w:r>
-        <w:t xml:space="preserve">Good morning. Our response follows the district's Plan, Teach, Assess framework, and it starts with the data.</w:t>
-      </w:r>
-    </w:p>
-    <w:p>
-      <w:pPr>
-        <w:spacing w:after="200"/>
-      </w:pPr>
-      <w:r>
-        <w:t xml:space="preserve">First, the gains. Year over year, we improved on three standards:</w:t>
+        <w:t xml:space="preserve">Good morning. We went through all 17,000-plus answers our students gave on last spring's Reading EOC, standard by standard, and compared them to the year before, for all students, students with disabilities, and multilingual learners. That told us two things: where our instruction is working, and where it isn't yet. I'll start with what's working.</w:t>
+      </w:r>
+    </w:p>
+    <w:p>
+      <w:pPr>
+        <w:spacing w:after="200"/>
+      </w:pPr>
+      <w:r>
+        <w:t xml:space="preserve">Year over year, we improved on three standards:</w:t>
       </w:r>
     </w:p>
     <w:p>

--- a/Slide1_Presenter_Script.docx
+++ b/Slide1_Presenter_Script.docx
@@ -33,7 +33,7 @@
         <w:spacing w:after="200"/>
       </w:pPr>
       <w:r>
-        <w:t xml:space="preserve">Good morning. We went through all 17,000-plus answers our students gave on last spring's Reading EOC, standard by standard, and compared them to the year before, for all students, students with disabilities, and multilingual learners. That told us two things: where our instruction is working, and where it isn't yet. I'll start with what's working.</w:t>
+        <w:t xml:space="preserve">Good morning. Using the SDBQs provided by the district, we went through all 17,000-plus answers our students gave on last spring's Reading EOC, standard by standard, and compared them to the year before, for all students, students with disabilities, and multilingual learners. That told us two things: where our instruction is working, and where it isn't yet. I'll start with what's working.</w:t>
       </w:r>
     </w:p>
     <w:p>

--- a/Slide1_Presenter_Script.docx
+++ b/Slide1_Presenter_Script.docx
@@ -33,7 +33,15 @@
         <w:spacing w:after="200"/>
       </w:pPr>
       <w:r>
-        <w:t xml:space="preserve">Good morning. Using the SDBQs provided by the district, we went through all 17,000-plus answers our students gave on last spring's Reading EOC, standard by standard, and compared them to the year before, for all students, students with disabilities, and multilingual learners. That told us two things: where our instruction is working, and where it isn't yet. I'll start with what's working.</w:t>
+        <w:t xml:space="preserve">Good morning. Up 16 points on analyzing an author's data and conclusions. Down 36 points on explaining why an author makes the choices they do. That's our reading data in one sentence.</w:t>
+      </w:r>
+    </w:p>
+    <w:p>
+      <w:pPr>
+        <w:spacing w:after="200"/>
+      </w:pPr>
+      <w:r>
+        <w:t xml:space="preserve">Overall, based on the SDBQs provided by the district, we held steady, down less than 2 points, but inside that, some standards jumped and some fell hard. Good news first.</w:t>
       </w:r>
     </w:p>
     <w:p>

--- a/Slide1_Presenter_Script.docx
+++ b/Slide1_Presenter_Script.docx
@@ -125,6 +125,14 @@
     </w:p>
     <w:p>
       <w:pPr>
+        <w:spacing w:after="200"/>
+      </w:pPr>
+      <w:r>
+        <w:t xml:space="preserve">All three gaps sit at the top of Bloom’s taxonomy. The sharpest is evaluation: across the whole test, evaluate questions were 53% correct, down 11 points from last year, while analyze questions held steady at 65%.</w:t>
+      </w:r>
+    </w:p>
+    <w:p>
+      <w:pPr>
         <w:spacing w:after="100"/>
       </w:pPr>
       <w:r>
@@ -177,10 +185,30 @@
     </w:p>
     <w:p>
       <w:pPr>
+        <w:spacing w:after="200"/>
+      </w:pPr>
+      <w:r>
+        <w:t xml:space="preserve">All students 58%, SWD 41%, MLL 2 of 10 correct. Students need practice explaining how a writer's choices show viewpoint.</w:t>
+      </w:r>
+    </w:p>
+    <w:p>
+      <w:pPr>
+        <w:spacing w:after="100"/>
+      </w:pPr>
+      <w:r>
+        <w:rPr>
+          <w:b/>
+          <w:bCs/>
+        </w:rPr>
+        <w:t xml:space="preserve">One to watch: Comparing types of texts (9.RI.2.A).</w:t>
+      </w:r>
+    </w:p>
+    <w:p>
+      <w:pPr>
         <w:spacing w:after="400"/>
       </w:pPr>
       <w:r>
-        <w:t xml:space="preserve">All students 58%, SWD 41%, MLL 2 of 10 correct. Students need practice explaining how a writer's choices show viewpoint.</w:t>
+        <w:t xml:space="preserve">This is one of our most-tested standards, and it dropped 10 points, to 61%. It is still above target, so it is not a priority yet, but we will track it.</w:t>
       </w:r>
     </w:p>
     <w:p>
@@ -349,7 +377,7 @@
         <w:spacing w:before="200"/>
       </w:pPr>
       <w:r>
-        <w:t xml:space="preserve">TIMING: about 4 minutes</w:t>
+        <w:t xml:space="preserve">TIMING: about 5 minutes</w:t>
       </w:r>
     </w:p>
     <w:sectPr>

--- a/Slide1_Presenter_Script.docx
+++ b/Slide1_Presenter_Script.docx
@@ -185,30 +185,10 @@
     </w:p>
     <w:p>
       <w:pPr>
-        <w:spacing w:after="200"/>
+        <w:spacing w:after="400"/>
       </w:pPr>
       <w:r>
         <w:t xml:space="preserve">All students 58%, SWD 41%, MLL 2 of 10 correct. Students need practice explaining how a writer's choices show viewpoint.</w:t>
-      </w:r>
-    </w:p>
-    <w:p>
-      <w:pPr>
-        <w:spacing w:after="100"/>
-      </w:pPr>
-      <w:r>
-        <w:rPr>
-          <w:b/>
-          <w:bCs/>
-        </w:rPr>
-        <w:t xml:space="preserve">One to watch: Comparing types of texts (9.RI.2.A).</w:t>
-      </w:r>
-    </w:p>
-    <w:p>
-      <w:pPr>
-        <w:spacing w:after="400"/>
-      </w:pPr>
-      <w:r>
-        <w:t xml:space="preserve">This is one of our most-tested standards, and it dropped 10 points, to 61%. It is still above target, so it is not a priority yet, but we will track it.</w:t>
       </w:r>
     </w:p>
     <w:p>

--- a/Slide1_Presenter_Script.docx
+++ b/Slide1_Presenter_Script.docx
@@ -41,94 +41,127 @@
         <w:spacing w:after="200"/>
       </w:pPr>
       <w:r>
-        <w:t xml:space="preserve">Overall, based on the SDBQs provided by the district, we held steady, down less than 2 points, but inside that, some standards jumped and some fell hard. Good news first.</w:t>
-      </w:r>
-    </w:p>
-    <w:p>
-      <w:pPr>
-        <w:spacing w:after="200"/>
-      </w:pPr>
-      <w:r>
-        <w:t xml:space="preserve">Year over year, we improved on three standards:</w:t>
-      </w:r>
-    </w:p>
-    <w:p>
-      <w:pPr>
-        <w:spacing w:after="100"/>
+        <w:t xml:space="preserve">Overall, based on the SDBQs provided by the district, we held steady, down less than 2 points. But that average hides real movement, so let me start with the good news.</w:t>
+      </w:r>
+    </w:p>
+    <w:p>
+      <w:pPr>
+        <w:spacing w:after="400"/>
+      </w:pPr>
+      <w:r>
+        <w:t xml:space="preserve">Our biggest gain is the one I opened with: analyzing an author's data and conclusions (11.RI.1.B), up 16 points. Right behind it, the grade 10 author's purpose and technique standard (10.RI.2.C) rose 13 points, and theme (9.RL.1.A) rose 12. All three are analysis standards, and that fits the bigger picture. Across the whole test, analysis is holding steady.</w:t>
+      </w:r>
+    </w:p>
+    <w:p>
+      <w:pPr>
+        <w:pStyle w:val="Heading3"/>
+        <w:spacing w:after="200"/>
+      </w:pPr>
+      <w:r>
+        <w:t xml:space="preserve">TRANSITION</w:t>
+      </w:r>
+    </w:p>
+    <w:p>
+      <w:pPr>
+        <w:spacing w:after="400"/>
+      </w:pPr>
+      <w:r>
+        <w:t xml:space="preserve">Not everything held steady. We have three standards below target for all students and for students with disabilities, and those three are our focus for the first marking period. One note before the numbers: the district SDBQ shows only five MLL students tested at MHS, so I will give their results as counts, not trends.</w:t>
+      </w:r>
+    </w:p>
+    <w:p>
+      <w:pPr>
+        <w:pStyle w:val="Heading3"/>
+        <w:spacing w:after="200"/>
+      </w:pPr>
+      <w:r>
+        <w:t xml:space="preserve">SIGNIFICANT GAPS</w:t>
+      </w:r>
+    </w:p>
+    <w:p>
+      <w:pPr>
+        <w:spacing w:after="200"/>
+      </w:pPr>
+      <w:r>
+        <w:t xml:space="preserve">All three gaps sit at the top of Bloom’s taxonomy, and the pattern shows up when you group the questions by skill. Evaluate questions were 53% correct across the whole test, down 11 points from last year, while analyze questions held steady at 65%. Our students can take a text apart. What they struggle with is judging it.</w:t>
+      </w:r>
+    </w:p>
+    <w:p>
+      <w:pPr>
+        <w:spacing w:after="200"/>
+      </w:pPr>
+      <w:r>
+        <w:t xml:space="preserve">The first gap is using details to support or refute an argument (10.RI.1.C). It is our lowest-scoring high-volume standard: 52% for all students and 41% for students with disabilities, and our MLL students got 8 of 25 right. Students can find the details. What they cannot yet do reliably is tell which ones support an argument and which ones undercut it.</w:t>
+      </w:r>
+    </w:p>
+    <w:p>
+      <w:pPr>
+        <w:spacing w:after="200"/>
+      </w:pPr>
+      <w:r>
+        <w:t xml:space="preserve">The second is the grade 11 author's purpose and technique standard (11.RI.2.C), and it is the drop I opened with. All students fell 36 points, to 36%, and students with disabilities are at 20%. Our five MLL students each saw one low-difficulty question on it, and all five got it right. Students can name a technique, but they do not connect it to its effect.</w:t>
+      </w:r>
+    </w:p>
+    <w:p>
+      <w:pPr>
+        <w:spacing w:after="400"/>
+      </w:pPr>
+      <w:r>
+        <w:t xml:space="preserve">The third is word choice and tone (11.RL.2.B). All students are at 58%, students with disabilities at 41%, and our MLL students got 2 of 10 right. Students need practice explaining how a writer's choices reveal viewpoint.</w:t>
+      </w:r>
+    </w:p>
+    <w:p>
+      <w:pPr>
+        <w:pStyle w:val="Heading3"/>
+        <w:spacing w:after="200"/>
+      </w:pPr>
+      <w:r>
+        <w:t xml:space="preserve">TIER 1 RESPONSE</w:t>
+      </w:r>
+    </w:p>
+    <w:p>
+      <w:pPr>
+        <w:spacing w:after="200"/>
       </w:pPr>
       <w:r>
         <w:rPr>
           <w:b/>
           <w:bCs/>
         </w:rPr>
-        <w:t xml:space="preserve">Analyzing data and conclusions (11.RI.1.B)</w:t>
-      </w:r>
-      <w:r>
-        <w:t xml:space="preserve">: up 16 points.</w:t>
-      </w:r>
-    </w:p>
-    <w:p>
-      <w:pPr>
-        <w:spacing w:after="100"/>
+        <w:t xml:space="preserve">Plan.</w:t>
+      </w:r>
+      <w:r>
+        <w:t xml:space="preserve"> Each routine targets one of the three standards. Planning builds in supports for SWD and MLL—organizers, sentence starters, pre-taught vocabulary—and addresses the misconceptions the data shows. Data from each three-week check feeds the next round of planning.</w:t>
+      </w:r>
+    </w:p>
+    <w:p>
+      <w:pPr>
+        <w:spacing w:after="200"/>
       </w:pPr>
       <w:r>
         <w:rPr>
           <w:b/>
           <w:bCs/>
         </w:rPr>
-        <w:t xml:space="preserve">Author's purpose and technique, grade 10 (10.RI.2.C)</w:t>
-      </w:r>
-      <w:r>
-        <w:t xml:space="preserve">: up 13 points.</w:t>
-      </w:r>
-    </w:p>
-    <w:p>
-      <w:pPr>
-        <w:spacing w:after="400"/>
+        <w:t xml:space="preserve">Teach.</w:t>
+      </w:r>
+      <w:r>
+        <w:t xml:space="preserve"> Three routines:</w:t>
+      </w:r>
+    </w:p>
+    <w:p>
+      <w:pPr>
+        <w:spacing w:after="100"/>
       </w:pPr>
       <w:r>
         <w:rPr>
           <w:b/>
           <w:bCs/>
         </w:rPr>
-        <w:t xml:space="preserve">Theme (9.RL.1.A)</w:t>
-      </w:r>
-      <w:r>
-        <w:t xml:space="preserve">: up 12 points.</w:t>
-      </w:r>
-    </w:p>
-    <w:p>
-      <w:pPr>
-        <w:pStyle w:val="Heading3"/>
-        <w:spacing w:after="200"/>
-      </w:pPr>
-      <w:r>
-        <w:t xml:space="preserve">TRANSITION</w:t>
-      </w:r>
-    </w:p>
-    <w:p>
-      <w:pPr>
-        <w:spacing w:after="400"/>
-      </w:pPr>
-      <w:r>
-        <w:t xml:space="preserve">We also have three standards below target for all students and students with disabilities. The district SDBQ shows only five MLL students tested at MHS, so we report their results as counts, not trends. These three are our focus for the first marking period.</w:t>
-      </w:r>
-    </w:p>
-    <w:p>
-      <w:pPr>
-        <w:pStyle w:val="Heading3"/>
-        <w:spacing w:after="200"/>
-      </w:pPr>
-      <w:r>
-        <w:t xml:space="preserve">SIGNIFICANT GAPS</w:t>
-      </w:r>
-    </w:p>
-    <w:p>
-      <w:pPr>
-        <w:spacing w:after="200"/>
-      </w:pPr>
-      <w:r>
-        <w:t xml:space="preserve">All three gaps sit at the top of Bloom’s taxonomy. The sharpest is evaluation: across the whole test, evaluate questions were 53% correct, down 11 points from last year, while analyze questions held steady at 65%.</w:t>
+        <w:t xml:space="preserve">Claim Check (10.RI.1.C).</w:t>
+      </w:r>
+      <w:r>
+        <w:t xml:space="preserve"> Weekly. Students read two short texts on one topic, sort the details that support the claim from those that contradict it, and explain their thinking. The teacher models it first.</w:t>
       </w:r>
     </w:p>
     <w:p>
@@ -140,55 +173,49 @@
           <w:b/>
           <w:bCs/>
         </w:rPr>
-        <w:t xml:space="preserve">One: Using details to support or refute an argument (10.RI.1.C).</w:t>
-      </w:r>
-    </w:p>
-    <w:p>
-      <w:pPr>
-        <w:spacing w:after="200"/>
-      </w:pPr>
-      <w:r>
-        <w:t xml:space="preserve">All students 52%, SWD 41%, MLL 8 of 25 correct. This is our lowest-scoring high-volume standard. Students can find details but struggle to tell which ones support an argument and which contradict it.</w:t>
-      </w:r>
-    </w:p>
-    <w:p>
-      <w:pPr>
-        <w:spacing w:after="100"/>
+        <w:t xml:space="preserve">Purpose and Technique (11.RI.2.C).</w:t>
+      </w:r>
+      <w:r>
+        <w:t xml:space="preserve"> Students mark one technique and complete: 'The author uses ___ to ___; this shows ___.' Organizers and sentence starters for SWD and MLL.</w:t>
+      </w:r>
+    </w:p>
+    <w:p>
+      <w:pPr>
+        <w:spacing w:after="400"/>
       </w:pPr>
       <w:r>
         <w:rPr>
           <w:b/>
           <w:bCs/>
         </w:rPr>
-        <w:t xml:space="preserve">Two: Author's purpose and technique, grade 11 (11.RI.2.C).</w:t>
-      </w:r>
-    </w:p>
-    <w:p>
-      <w:pPr>
-        <w:spacing w:after="200"/>
-      </w:pPr>
-      <w:r>
-        <w:t xml:space="preserve">All students 36%, SWD 20%, MLL 5 of 5 on one low-difficulty item. This is our steepest drop from last year. Students can name a technique but don’t connect it to its effect.</w:t>
-      </w:r>
-    </w:p>
-    <w:p>
-      <w:pPr>
-        <w:spacing w:after="100"/>
+        <w:t xml:space="preserve">Word Choice and Tone (11.RL.2.B).</w:t>
+      </w:r>
+      <w:r>
+        <w:t xml:space="preserve"> Daily, five minutes. Students annotate one word or tone choice and explain what it shows about the author's viewpoint.</w:t>
+      </w:r>
+    </w:p>
+    <w:p>
+      <w:pPr>
+        <w:pStyle w:val="Heading3"/>
+        <w:spacing w:after="200"/>
+      </w:pPr>
+      <w:r>
+        <w:t xml:space="preserve">MONITORING</w:t>
+      </w:r>
+    </w:p>
+    <w:p>
+      <w:pPr>
+        <w:spacing w:after="400"/>
       </w:pPr>
       <w:r>
         <w:rPr>
           <w:b/>
           <w:bCs/>
         </w:rPr>
-        <w:t xml:space="preserve">Three: Word choice and tone (11.RL.2.B).</w:t>
-      </w:r>
-    </w:p>
-    <w:p>
-      <w:pPr>
-        <w:spacing w:after="400"/>
-      </w:pPr>
-      <w:r>
-        <w:t xml:space="preserve">All students 58%, SWD 41%, MLL 2 of 10 correct. Students need practice explaining how a writer's choices show viewpoint.</w:t>
+        <w:t xml:space="preserve">Assess.</w:t>
+      </w:r>
+      <w:r>
+        <w:t xml:space="preserve"> A five-item check on each skill every three weeks, broken out for all students, SWD, and MLL. Feedback to students focuses on their reasoning, not just the answer. Walkthroughs check that the routines are happening, the PLC reviews student work monthly, and the MP1 benchmark covers all three standards. If a skill or a group isn’t moving, we adjust.</w:t>
       </w:r>
     </w:p>
     <w:p>
@@ -197,150 +224,42 @@
         <w:spacing w:after="200"/>
       </w:pPr>
       <w:r>
-        <w:t xml:space="preserve">TIER 1 RESPONSE</w:t>
-      </w:r>
-    </w:p>
-    <w:p>
-      <w:pPr>
-        <w:spacing w:after="200"/>
+        <w:t xml:space="preserve">CLOSE</w:t>
+      </w:r>
+    </w:p>
+    <w:p>
+      <w:pPr>
+        <w:spacing w:after="200"/>
+      </w:pPr>
+      <w:r>
+        <w:t xml:space="preserve">Our framework is built on a simple belief: we use data to inform all instructional decisions. That is what this plan is. The data showed us three standards where students know the content but struggle with the reasoning. We planned routines aimed at exactly that, we teach them every week, and every three weeks we assess, reflect, and adjust.</w:t>
+      </w:r>
+    </w:p>
+    <w:p>
+      <w:pPr>
+        <w:spacing w:after="200"/>
+      </w:pPr>
+      <w:r>
+        <w:t xml:space="preserve">We are not lowering the bar for students with disabilities or our multilingual learners. We are giving them what they need to reach it. High expectations, with access for every student.</w:t>
+      </w:r>
+    </w:p>
+    <w:p>
+      <w:pPr>
+        <w:spacing w:after="200"/>
+      </w:pPr>
+      <w:r>
+        <w:t xml:space="preserve">Our gains show what focused instruction can do. This year, we do it again on these three standards.</w:t>
+      </w:r>
+    </w:p>
+    <w:p>
+      <w:pPr>
+        <w:spacing w:after="100"/>
       </w:pPr>
       <w:r>
         <w:rPr>
           <w:b/>
           <w:bCs/>
         </w:rPr>
-        <w:t xml:space="preserve">Plan.</w:t>
-      </w:r>
-      <w:r>
-        <w:t xml:space="preserve"> Each routine targets one of the three standards. Planning builds in supports for SWD and MLL—organizers, sentence starters, pre-taught vocabulary—and addresses the misconceptions the data shows. Data from each three-week check feeds the next round of planning.</w:t>
-      </w:r>
-    </w:p>
-    <w:p>
-      <w:pPr>
-        <w:spacing w:after="200"/>
-      </w:pPr>
-      <w:r>
-        <w:rPr>
-          <w:b/>
-          <w:bCs/>
-        </w:rPr>
-        <w:t xml:space="preserve">Teach.</w:t>
-      </w:r>
-      <w:r>
-        <w:t xml:space="preserve"> Three routines:</w:t>
-      </w:r>
-    </w:p>
-    <w:p>
-      <w:pPr>
-        <w:spacing w:after="100"/>
-      </w:pPr>
-      <w:r>
-        <w:rPr>
-          <w:b/>
-          <w:bCs/>
-        </w:rPr>
-        <w:t xml:space="preserve">Claim Check (10.RI.1.C).</w:t>
-      </w:r>
-      <w:r>
-        <w:t xml:space="preserve"> Weekly. Students read two short texts on one topic, sort the details that support the claim from those that contradict it, and explain their thinking. The teacher models it first.</w:t>
-      </w:r>
-    </w:p>
-    <w:p>
-      <w:pPr>
-        <w:spacing w:after="100"/>
-      </w:pPr>
-      <w:r>
-        <w:rPr>
-          <w:b/>
-          <w:bCs/>
-        </w:rPr>
-        <w:t xml:space="preserve">Purpose and Technique (11.RI.2.C).</w:t>
-      </w:r>
-      <w:r>
-        <w:t xml:space="preserve"> Students mark one technique and complete: 'The author uses ___ to ___; this shows ___.' Organizers and sentence starters for SWD and MLL.</w:t>
-      </w:r>
-    </w:p>
-    <w:p>
-      <w:pPr>
-        <w:spacing w:after="400"/>
-      </w:pPr>
-      <w:r>
-        <w:rPr>
-          <w:b/>
-          <w:bCs/>
-        </w:rPr>
-        <w:t xml:space="preserve">Word Choice and Tone (11.RL.2.B).</w:t>
-      </w:r>
-      <w:r>
-        <w:t xml:space="preserve"> Daily, five minutes. Students annotate one word or tone choice and explain what it shows about the author's viewpoint.</w:t>
-      </w:r>
-    </w:p>
-    <w:p>
-      <w:pPr>
-        <w:pStyle w:val="Heading3"/>
-        <w:spacing w:after="200"/>
-      </w:pPr>
-      <w:r>
-        <w:t xml:space="preserve">MONITORING</w:t>
-      </w:r>
-    </w:p>
-    <w:p>
-      <w:pPr>
-        <w:spacing w:after="400"/>
-      </w:pPr>
-      <w:r>
-        <w:rPr>
-          <w:b/>
-          <w:bCs/>
-        </w:rPr>
-        <w:t xml:space="preserve">Assess.</w:t>
-      </w:r>
-      <w:r>
-        <w:t xml:space="preserve"> A five-item check on each skill every three weeks, broken out for all students, SWD, and MLL. Feedback to students focuses on their reasoning, not just the answer. Walkthroughs check that the routines are happening, the PLC reviews student work monthly, and the MP1 benchmark covers all three standards. If a skill or a group isn’t moving, we adjust.</w:t>
-      </w:r>
-    </w:p>
-    <w:p>
-      <w:pPr>
-        <w:pStyle w:val="Heading3"/>
-        <w:spacing w:after="200"/>
-      </w:pPr>
-      <w:r>
-        <w:t xml:space="preserve">CLOSE</w:t>
-      </w:r>
-    </w:p>
-    <w:p>
-      <w:pPr>
-        <w:spacing w:after="200"/>
-      </w:pPr>
-      <w:r>
-        <w:t xml:space="preserve">Our framework is built on a simple belief: we use data to inform all instructional decisions. That is what this plan is. The data showed us three standards where students know the content but struggle with the reasoning. We planned routines aimed at exactly that, we teach them every week, and every three weeks we assess, reflect, and adjust.</w:t>
-      </w:r>
-    </w:p>
-    <w:p>
-      <w:pPr>
-        <w:spacing w:after="200"/>
-      </w:pPr>
-      <w:r>
-        <w:t xml:space="preserve">We are not lowering the bar for students with disabilities or our multilingual learners. We are giving them what they need to reach it. High expectations, with access for every student.</w:t>
-      </w:r>
-    </w:p>
-    <w:p>
-      <w:pPr>
-        <w:spacing w:after="200"/>
-      </w:pPr>
-      <w:r>
-        <w:t xml:space="preserve">Our gains show what focused instruction can do. This year, we do it again on these three standards.</w:t>
-      </w:r>
-    </w:p>
-    <w:p>
-      <w:pPr>
-        <w:spacing w:after="100"/>
-      </w:pPr>
-      <w:r>
-        <w:rPr>
-          <w:b/>
-          <w:bCs/>
-        </w:rPr>
         <w:t xml:space="preserve">The data told us where to aim. The MP1 benchmark will tell us if we hit it.</w:t>
       </w:r>
     </w:p>
@@ -357,7 +276,7 @@
         <w:spacing w:before="200"/>
       </w:pPr>
       <w:r>
-        <w:t xml:space="preserve">TIMING: about 5 minutes</w:t>
+        <w:t xml:space="preserve">TIMING: about 5 to 6 minutes</w:t>
       </w:r>
     </w:p>
     <w:sectPr>

--- a/Slide1_Presenter_Script.docx
+++ b/Slide1_Presenter_Script.docx
@@ -41,7 +41,7 @@
         <w:spacing w:after="200"/>
       </w:pPr>
       <w:r>
-        <w:t xml:space="preserve">Overall, based on the SDBQs provided by the district, we held steady, down less than 2 points. But that average hides real movement, so let me start with the good news.</w:t>
+        <w:t xml:space="preserve">Overall, based on the district SDBQs, we held steady, down less than 2 points. But that average hides some big moves. Good news first.</w:t>
       </w:r>
     </w:p>
     <w:p>
@@ -49,7 +49,7 @@
         <w:spacing w:after="400"/>
       </w:pPr>
       <w:r>
-        <w:t xml:space="preserve">Our biggest gain is the one I opened with: analyzing an author's data and conclusions (11.RI.1.B), up 16 points. Right behind it, the grade 10 author's purpose and technique standard (10.RI.2.C) rose 13 points, and theme (9.RL.1.A) rose 12. All three are analysis standards, and that fits the bigger picture. Across the whole test, analysis is holding steady.</w:t>
+        <w:t xml:space="preserve">Our biggest gain is the one I opened with: analyzing an author's data and conclusions (11.RI.1.B), up 16 points. Analyzing an author's purpose and technique at grade 10 (10.RI.2.C) rose 13, and analyzing how a theme develops (9.RL.1.A) rose 12. All three are analysis skills, and analysis held steady across the test.</w:t>
       </w:r>
     </w:p>
     <w:p>
@@ -66,7 +66,7 @@
         <w:spacing w:after="400"/>
       </w:pPr>
       <w:r>
-        <w:t xml:space="preserve">Not everything held steady. We have three standards below target for all students and for students with disabilities, and those three are our focus for the first marking period. One note before the numbers: the district SDBQ shows only five MLL students tested at MHS, so I will give their results as counts, not trends.</w:t>
+        <w:t xml:space="preserve">Not everything held steady. Three standards are below target for all students and SWD, and they are our focus for the first marking period. The district SDBQ shows only five MLL students tested at MHS, so I will give their results as counts, not trends.</w:t>
       </w:r>
     </w:p>
     <w:p>
@@ -83,23 +83,23 @@
         <w:spacing w:after="200"/>
       </w:pPr>
       <w:r>
-        <w:t xml:space="preserve">All three gaps sit at the top of Bloom’s taxonomy, and the pattern shows up when you group the questions by skill. Evaluate questions were 53% correct across the whole test, down 11 points from last year, while analyze questions held steady at 65%. Our students can take a text apart. What they struggle with is judging it.</w:t>
-      </w:r>
-    </w:p>
-    <w:p>
-      <w:pPr>
-        <w:spacing w:after="200"/>
-      </w:pPr>
-      <w:r>
-        <w:t xml:space="preserve">The first gap is using details to support or refute an argument (10.RI.1.C). It is our lowest-scoring high-volume standard: 52% for all students and 41% for students with disabilities, and our MLL students got 8 of 25 right. Students can find the details. What they cannot yet do reliably is tell which ones support an argument and which ones undercut it.</w:t>
-      </w:r>
-    </w:p>
-    <w:p>
-      <w:pPr>
-        <w:spacing w:after="200"/>
-      </w:pPr>
-      <w:r>
-        <w:t xml:space="preserve">The second is the grade 11 author's purpose and technique standard (11.RI.2.C), and it is the drop I opened with. All students fell 36 points, to 36%, and students with disabilities are at 20%. Our five MLL students each saw one low-difficulty question on it, and all five got it right. Students can name a technique, but they do not connect it to its effect.</w:t>
+        <w:t xml:space="preserve">All three sit at the top of Bloom’s. Evaluate questions were 53% correct, down 11 points, while analyze questions held at 65%. Students can take a text apart. They struggle to judge it.</w:t>
+      </w:r>
+    </w:p>
+    <w:p>
+      <w:pPr>
+        <w:spacing w:after="200"/>
+      </w:pPr>
+      <w:r>
+        <w:t xml:space="preserve">First, evaluating details that support or refute an argument (10.RI.1.C), our lowest-scoring high-volume standard. All students 52%, SWD 41%, MLL 8 of 25. Students find the details but can’t tell which ones support the argument and which undercut it.</w:t>
+      </w:r>
+    </w:p>
+    <w:p>
+      <w:pPr>
+        <w:spacing w:after="200"/>
+      </w:pPr>
+      <w:r>
+        <w:t xml:space="preserve">Second, analyzing an author's purpose and technique at grade 11 (11.RI.2.C), the drop I opened with. All students fell 36 points, to 36%. SWD are at 20%. All five MLL students got their one low-difficulty question right. Students name the technique but don’t connect it to its effect.</w:t>
       </w:r>
     </w:p>
     <w:p>
@@ -107,7 +107,7 @@
         <w:spacing w:after="400"/>
       </w:pPr>
       <w:r>
-        <w:t xml:space="preserve">The third is word choice and tone (11.RL.2.B). All students are at 58%, students with disabilities at 41%, and our MLL students got 2 of 10 right. Students need practice explaining how a writer's choices reveal viewpoint.</w:t>
+        <w:t xml:space="preserve">Third, evaluating how word choice and tone reveal an author's viewpoint (11.RL.2.B). All students 58%, SWD 41%, MLL 2 of 10. Students need practice explaining why those choices matter.</w:t>
       </w:r>
     </w:p>
     <w:p>
@@ -276,7 +276,7 @@
         <w:spacing w:before="200"/>
       </w:pPr>
       <w:r>
-        <w:t xml:space="preserve">TIMING: about 5 to 6 minutes</w:t>
+        <w:t xml:space="preserve">TIMING: about 5 minutes</w:t>
       </w:r>
     </w:p>
     <w:sectPr>

--- a/Slide1_Presenter_Script.docx
+++ b/Slide1_Presenter_Script.docx
@@ -66,7 +66,7 @@
         <w:spacing w:after="400"/>
       </w:pPr>
       <w:r>
-        <w:t xml:space="preserve">Not everything held steady. Three standards are below target for all students and SWD, and they are our focus for the first marking period. The district SDBQ shows only five MLL students tested at MHS, so I will give their results as counts, not trends.</w:t>
+        <w:t xml:space="preserve">Not everything held steady. Three standards are below target for all students and SWD, and they are our focus for the first marking period. The district SDBQ shows only five MLL students tested at MHS, so their percentages reflect a very small group, not a trend.</w:t>
       </w:r>
     </w:p>
     <w:p>
@@ -91,15 +91,15 @@
         <w:spacing w:after="200"/>
       </w:pPr>
       <w:r>
-        <w:t xml:space="preserve">First, evaluating details that support or refute an argument (10.RI.1.C), our lowest-scoring high-volume standard. All students 52%, SWD 41%, MLL 8 of 25. Students find the details but can’t tell which ones support the argument and which undercut it.</w:t>
-      </w:r>
-    </w:p>
-    <w:p>
-      <w:pPr>
-        <w:spacing w:after="200"/>
-      </w:pPr>
-      <w:r>
-        <w:t xml:space="preserve">Second, analyzing an author's purpose and technique at grade 11 (11.RI.2.C), the drop I opened with. All students fell 36 points, to 36%. SWD are at 20%. All five MLL students got their one low-difficulty question right. Students name the technique but don’t connect it to its effect.</w:t>
+        <w:t xml:space="preserve">First, evaluating details that support or refute an argument (10.RI.1.C), our lowest-scoring high-volume standard. All students 52%, SWD 41%, MLL 32%. Students find the details but can’t tell which ones support the argument and which undercut it.</w:t>
+      </w:r>
+    </w:p>
+    <w:p>
+      <w:pPr>
+        <w:spacing w:after="200"/>
+      </w:pPr>
+      <w:r>
+        <w:t xml:space="preserve">Second, analyzing an author's purpose and technique at grade 11 (11.RI.2.C), the drop I opened with. All students 36%, SWD 20%, MLL 100%. That is a 36-point drop for all students, and the MLL figure is five students on one low-difficulty question. Students name the technique but don’t connect it to its effect.</w:t>
       </w:r>
     </w:p>
     <w:p>
@@ -107,7 +107,7 @@
         <w:spacing w:after="400"/>
       </w:pPr>
       <w:r>
-        <w:t xml:space="preserve">Third, evaluating how word choice and tone reveal an author's viewpoint (11.RL.2.B). All students 58%, SWD 41%, MLL 2 of 10. Students need practice explaining why those choices matter.</w:t>
+        <w:t xml:space="preserve">Third, evaluating how word choice and tone reveal an author's viewpoint (11.RL.2.B). All students 58%, SWD 41%, MLL 20%. Students need practice explaining why those choices matter.</w:t>
       </w:r>
     </w:p>
     <w:p>

--- a/Slide1_Presenter_Script.docx
+++ b/Slide1_Presenter_Script.docx
@@ -83,7 +83,7 @@
         <w:spacing w:after="200"/>
       </w:pPr>
       <w:r>
-        <w:t xml:space="preserve">All three sit at the top of Bloom’s. Evaluate questions were 53% correct, down 11 points, while analyze questions held at 65%. Students can take a text apart. They struggle to judge it.</w:t>
+        <w:t xml:space="preserve">All three sit at the top of Bloom’s. Evaluate questions were 55% correct, down 9 points, while analyze questions held about steady at 62%. Students can take a text apart. They struggle to judge it.</w:t>
       </w:r>
     </w:p>
     <w:p>

--- a/Slide1_Presenter_Script.docx
+++ b/Slide1_Presenter_Script.docx
@@ -33,15 +33,7 @@
         <w:spacing w:after="200"/>
       </w:pPr>
       <w:r>
-        <w:t xml:space="preserve">Good morning. Up 16 points on analyzing an author's data and conclusions. Down 36 points on explaining why an author makes the choices they do. That's our reading data in one sentence.</w:t>
-      </w:r>
-    </w:p>
-    <w:p>
-      <w:pPr>
-        <w:spacing w:after="200"/>
-      </w:pPr>
-      <w:r>
-        <w:t xml:space="preserve">Overall, based on the district SDBQs, we held steady, down less than 2 points. But that average hides some big moves. Good news first.</w:t>
+        <w:t xml:space="preserve">Good morning. Our students can take a text apart. What they are still learning to do is judge it. That is the story of our reading data this year, and it shapes everything we are doing about it.</w:t>
       </w:r>
     </w:p>
     <w:p>
@@ -49,7 +41,7 @@
         <w:spacing w:after="400"/>
       </w:pPr>
       <w:r>
-        <w:t xml:space="preserve">Our biggest gain is the one I opened with: analyzing an author's data and conclusions (11.RI.1.B), up 16 points. Analyzing an author's purpose and technique at grade 10 (10.RI.2.C) rose 13, and analyzing how a theme develops (9.RL.1.A) rose 12. All three are analysis skills, and analysis held steady across the test.</w:t>
+        <w:t xml:space="preserve">Based on the district SDBQs, our overall results held steady, down less than 2 points. But that average hides some big moves, so let me start with the good news. Our biggest gain came in analyzing an author's data and conclusions (11.RI.1.B), up 16 points. Analyzing an author's purpose and technique at grade 10 (10.RI.2.C) rose 13 points, and analyzing how a theme develops (9.RL.1.A) rose 12. All three are analysis skills, and across the whole test, analysis held about steady.</w:t>
       </w:r>
     </w:p>
     <w:p>
@@ -83,23 +75,23 @@
         <w:spacing w:after="200"/>
       </w:pPr>
       <w:r>
-        <w:t xml:space="preserve">All three sit at the top of Bloom’s. Evaluate questions were 55% correct, down 9 points, while analyze questions held about steady at 62%. Students can take a text apart. They struggle to judge it.</w:t>
-      </w:r>
-    </w:p>
-    <w:p>
-      <w:pPr>
-        <w:spacing w:after="200"/>
-      </w:pPr>
-      <w:r>
-        <w:t xml:space="preserve">First, evaluating details that support or refute an argument (10.RI.1.C), our lowest-scoring high-volume standard. All students 52%, SWD 41%, MLL 32%. Students find the details but can’t tell which ones support the argument and which undercut it.</w:t>
-      </w:r>
-    </w:p>
-    <w:p>
-      <w:pPr>
-        <w:spacing w:after="200"/>
-      </w:pPr>
-      <w:r>
-        <w:t xml:space="preserve">Second, analyzing an author's purpose and technique at grade 11 (11.RI.2.C), the drop I opened with. All students 36%, SWD 20%, MLL 100%. That is a 36-point drop for all students, and the MLL figure is five students on one low-difficulty question. Students name the technique but don’t connect it to its effect.</w:t>
+        <w:t xml:space="preserve">All three sit at the top of Bloom’s, and this is where judging comes in. Evaluate questions were 55% correct, down 9 points, while analyze questions held about steady at 62%.</w:t>
+      </w:r>
+    </w:p>
+    <w:p>
+      <w:pPr>
+        <w:spacing w:after="200"/>
+      </w:pPr>
+      <w:r>
+        <w:t xml:space="preserve">The first gap is evaluating details that support or refute an argument (10.RI.1.C), our lowest-scoring high-volume standard. All students scored 52%, SWD 41%, and MLL 32%. Students find the details, but they can’t tell which ones support the argument and which ones undercut it.</w:t>
+      </w:r>
+    </w:p>
+    <w:p>
+      <w:pPr>
+        <w:spacing w:after="200"/>
+      </w:pPr>
+      <w:r>
+        <w:t xml:space="preserve">The second is analyzing an author's purpose and technique at grade 11 (11.RI.2.C), our steepest drop. All students scored 36%, SWD 20%, and MLL 100%. That is a 36-point drop for all students, and the MLL figure is five students on one low-difficulty question. Students can name the technique, but they don’t connect it to its effect.</w:t>
       </w:r>
     </w:p>
     <w:p>
@@ -107,7 +99,7 @@
         <w:spacing w:after="400"/>
       </w:pPr>
       <w:r>
-        <w:t xml:space="preserve">Third, evaluating how word choice and tone reveal an author's viewpoint (11.RL.2.B). All students 58%, SWD 41%, MLL 20%. Students need practice explaining why those choices matter.</w:t>
+        <w:t xml:space="preserve">The third is evaluating how word choice and tone reveal an author's viewpoint (11.RL.2.B). All students scored 58%, SWD 41%, and MLL 20%. Students need practice explaining why those choices matter.</w:t>
       </w:r>
     </w:p>
     <w:p>
@@ -124,59 +116,7 @@
         <w:spacing w:after="200"/>
       </w:pPr>
       <w:r>
-        <w:rPr>
-          <w:b/>
-          <w:bCs/>
-        </w:rPr>
-        <w:t xml:space="preserve">Plan.</w:t>
-      </w:r>
-      <w:r>
-        <w:t xml:space="preserve"> Each routine targets one of the three standards. Planning builds in supports for SWD and MLL—organizers, sentence starters, pre-taught vocabulary—and addresses the misconceptions the data shows. Data from each three-week check feeds the next round of planning.</w:t>
-      </w:r>
-    </w:p>
-    <w:p>
-      <w:pPr>
-        <w:spacing w:after="200"/>
-      </w:pPr>
-      <w:r>
-        <w:rPr>
-          <w:b/>
-          <w:bCs/>
-        </w:rPr>
-        <w:t xml:space="preserve">Teach.</w:t>
-      </w:r>
-      <w:r>
-        <w:t xml:space="preserve"> Three routines:</w:t>
-      </w:r>
-    </w:p>
-    <w:p>
-      <w:pPr>
-        <w:spacing w:after="100"/>
-      </w:pPr>
-      <w:r>
-        <w:rPr>
-          <w:b/>
-          <w:bCs/>
-        </w:rPr>
-        <w:t xml:space="preserve">Claim Check (10.RI.1.C).</w:t>
-      </w:r>
-      <w:r>
-        <w:t xml:space="preserve"> Weekly. Students read two short texts on one topic, sort the details that support the claim from those that contradict it, and explain their thinking. The teacher models it first.</w:t>
-      </w:r>
-    </w:p>
-    <w:p>
-      <w:pPr>
-        <w:spacing w:after="100"/>
-      </w:pPr>
-      <w:r>
-        <w:rPr>
-          <w:b/>
-          <w:bCs/>
-        </w:rPr>
-        <w:t xml:space="preserve">Purpose and Technique (11.RI.2.C).</w:t>
-      </w:r>
-      <w:r>
-        <w:t xml:space="preserve"> Students mark one technique and complete: 'The author uses ___ to ___; this shows ___.' Organizers and sentence starters for SWD and MLL.</w:t>
+        <w:t xml:space="preserve">Our Tier 1 response follows the district's Plan, Teach, Assess framework. When we plan, each routine targets one of these three standards. Supports for SWD and MLL are built in from the start, including organizers, sentence starters, and pre-taught vocabulary, and each routine is aimed at the misconceptions the data shows.</w:t>
       </w:r>
     </w:p>
     <w:p>
@@ -184,14 +124,7 @@
         <w:spacing w:after="400"/>
       </w:pPr>
       <w:r>
-        <w:rPr>
-          <w:b/>
-          <w:bCs/>
-        </w:rPr>
-        <w:t xml:space="preserve">Word Choice and Tone (11.RL.2.B).</w:t>
-      </w:r>
-      <w:r>
-        <w:t xml:space="preserve"> Daily, five minutes. Students annotate one word or tone choice and explain what it shows about the author's viewpoint.</w:t>
+        <w:t xml:space="preserve">When we teach, that plan becomes three routines. Once a week, students do a claim check. They read two short texts on the same topic, sort the details that support the claim from the ones that contradict it, and explain their thinking, after the teacher models it first. For author's purpose, students mark one technique and complete a frame: the author uses this technique to create this effect, and it shows this purpose. And every day, for five minutes, students annotate one word or tone choice and explain what it shows about the author's viewpoint.</w:t>
       </w:r>
     </w:p>
     <w:p>
@@ -208,14 +141,7 @@
         <w:spacing w:after="400"/>
       </w:pPr>
       <w:r>
-        <w:rPr>
-          <w:b/>
-          <w:bCs/>
-        </w:rPr>
-        <w:t xml:space="preserve">Assess.</w:t>
-      </w:r>
-      <w:r>
-        <w:t xml:space="preserve"> A five-item check on each skill every three weeks, broken out for all students, SWD, and MLL. Feedback to students focuses on their reasoning, not just the answer. Walkthroughs check that the routines are happening, the PLC reviews student work monthly, and the MP1 benchmark covers all three standards. If a skill or a group isn’t moving, we adjust.</w:t>
+        <w:t xml:space="preserve">When we assess, we give a five-item check on each skill every three weeks, broken out for all students, SWD, and MLL, and those results shape the next round of planning. Feedback to students focuses on their reasoning, not just the answer. Walkthroughs confirm the routines are happening, the PLC reviews student work monthly, and the MP1 benchmark covers all three standards. If a skill or a group isn’t moving, we adjust.</w:t>
       </w:r>
     </w:p>
     <w:p>
@@ -248,7 +174,7 @@
         <w:spacing w:after="200"/>
       </w:pPr>
       <w:r>
-        <w:t xml:space="preserve">Our gains show what focused instruction can do. This year, we do it again on these three standards.</w:t>
+        <w:t xml:space="preserve">Our students can already take a text apart. This year, we teach them to judge it.</w:t>
       </w:r>
     </w:p>
     <w:p>

--- a/Slide1_Presenter_Script.docx
+++ b/Slide1_Presenter_Script.docx
@@ -13,10 +13,26 @@
     </w:p>
     <w:p>
       <w:pPr>
+        <w:spacing w:after="100"/>
+      </w:pPr>
+      <w:r>
+        <w:rPr>
+          <w:b w:val="false"/>
+          <w:bCs w:val="false"/>
+        </w:rPr>
+        <w:t xml:space="preserve">Instructional Response to SOL Data | Menchville High School | EOC Reading Spring 2026</w:t>
+      </w:r>
+    </w:p>
+    <w:p>
+      <w:pPr>
         <w:spacing w:after="400"/>
       </w:pPr>
       <w:r>
-        <w:t xml:space="preserve">Instructional Response to SOL Data | Menchville High School | EOC Reading Spring 2026</w:t>
+        <w:rPr>
+          <w:b w:val="false"/>
+          <w:bCs w:val="false"/>
+        </w:rPr>
+        <w:t xml:space="preserve">Italics mark wording taken directly from the NNPS Teaching &amp; Learning Framework.</w:t>
       </w:r>
     </w:p>
     <w:p>
@@ -33,6 +49,10 @@
         <w:spacing w:after="200"/>
       </w:pPr>
       <w:r>
+        <w:rPr>
+          <w:b w:val="false"/>
+          <w:bCs w:val="false"/>
+        </w:rPr>
         <w:t xml:space="preserve">Good morning. Our students can take a text apart. What they are still learning to do is judge it. That is the story of our reading data this year, and it shapes everything we are doing about it.</w:t>
       </w:r>
     </w:p>
@@ -41,7 +61,20 @@
         <w:spacing w:after="400"/>
       </w:pPr>
       <w:r>
-        <w:t xml:space="preserve">Based on the district SDBQs, our overall results held steady, down less than 2 points. But that average hides some big moves, so let me start with the good news. Our biggest gain came in analyzing an author's data and conclusions (11.RI.1.B), up 16 points. Analyzing an author's purpose and technique at grade 10 (10.RI.2.C) rose 13 points, and analyzing how a theme develops (9.RL.1.A) rose 12. All three are analysis skills, and across the whole test, analysis held about steady.</w:t>
+        <w:rPr>
+          <w:b w:val="false"/>
+          <w:bCs w:val="false"/>
+          <w:i/>
+          <w:iCs/>
+        </w:rPr>
+        <w:t xml:space="preserve">We use data to inform all instructional decisions</w:t>
+      </w:r>
+      <w:r>
+        <w:rPr>
+          <w:b w:val="false"/>
+          <w:bCs w:val="false"/>
+        </w:rPr>
+        <w:t xml:space="preserve">, so here is what the district SDBQs show. Overall, our results held steady, down less than 2 points. But that average hides some big moves, so let me start with the good news. Our biggest gain came in analyzing an author's data and conclusions (11.RI.1.B), up 16 points. Analyzing an author's purpose and technique at grade 10 (10.RI.2.C) rose 13 points, and analyzing how a theme develops (9.RL.1.A) rose 12. All three are analysis skills, and across the whole test, analysis held about steady.</w:t>
       </w:r>
     </w:p>
     <w:p>
@@ -58,6 +91,10 @@
         <w:spacing w:after="400"/>
       </w:pPr>
       <w:r>
+        <w:rPr>
+          <w:b w:val="false"/>
+          <w:bCs w:val="false"/>
+        </w:rPr>
         <w:t xml:space="preserve">Not everything held steady. Three standards are below target for all students and SWD, and they are our focus for the first marking period. The district SDBQ shows only five MLL students tested at MHS, so their percentages reflect a very small group, not a trend.</w:t>
       </w:r>
     </w:p>
@@ -75,6 +112,10 @@
         <w:spacing w:after="200"/>
       </w:pPr>
       <w:r>
+        <w:rPr>
+          <w:b w:val="false"/>
+          <w:bCs w:val="false"/>
+        </w:rPr>
         <w:t xml:space="preserve">All three sit at the top of Bloom’s, and this is where judging comes in. Evaluate questions were 55% correct, down 9 points, while analyze questions held about steady at 62%.</w:t>
       </w:r>
     </w:p>
@@ -83,6 +124,10 @@
         <w:spacing w:after="200"/>
       </w:pPr>
       <w:r>
+        <w:rPr>
+          <w:b w:val="false"/>
+          <w:bCs w:val="false"/>
+        </w:rPr>
         <w:t xml:space="preserve">The first gap is evaluating details that support or refute an argument (10.RI.1.C), our lowest-scoring high-volume standard. All students scored 52%, SWD 41%, and MLL 32%. Students find the details, but they can’t tell which ones support the argument and which ones undercut it.</w:t>
       </w:r>
     </w:p>
@@ -91,6 +136,10 @@
         <w:spacing w:after="200"/>
       </w:pPr>
       <w:r>
+        <w:rPr>
+          <w:b w:val="false"/>
+          <w:bCs w:val="false"/>
+        </w:rPr>
         <w:t xml:space="preserve">The second is analyzing an author's purpose and technique at grade 11 (11.RI.2.C), our steepest drop. All students scored 36%, SWD 20%, and MLL 100%. That is a 36-point drop for all students, and the MLL figure is five students on one low-difficulty question. Students can name the technique, but they don’t connect it to its effect.</w:t>
       </w:r>
     </w:p>
@@ -99,6 +148,10 @@
         <w:spacing w:after="400"/>
       </w:pPr>
       <w:r>
+        <w:rPr>
+          <w:b w:val="false"/>
+          <w:bCs w:val="false"/>
+        </w:rPr>
         <w:t xml:space="preserve">The third is evaluating how word choice and tone reveal an author's viewpoint (11.RL.2.B). All students scored 58%, SWD 41%, and MLL 20%. Students need practice explaining why those choices matter.</w:t>
       </w:r>
     </w:p>
@@ -116,7 +169,135 @@
         <w:spacing w:after="200"/>
       </w:pPr>
       <w:r>
-        <w:t xml:space="preserve">Our Tier 1 response follows the district's Plan, Teach, Assess framework. When we plan, each routine targets one of these three standards. Supports for SWD and MLL are built in from the start, including organizers, sentence starters, and pre-taught vocabulary, and each routine is aimed at the misconceptions the data shows.</w:t>
+        <w:rPr>
+          <w:b w:val="false"/>
+          <w:bCs w:val="false"/>
+        </w:rPr>
+        <w:t xml:space="preserve">Our Tier 1 response follows the NNPS Teaching and Learning Framework: </w:t>
+      </w:r>
+      <w:r>
+        <w:rPr>
+          <w:b w:val="false"/>
+          <w:bCs w:val="false"/>
+          <w:i/>
+          <w:iCs/>
+        </w:rPr>
+        <w:t xml:space="preserve">Plan, Teach, and Assess</w:t>
+      </w:r>
+      <w:r>
+        <w:rPr>
+          <w:b w:val="false"/>
+          <w:bCs w:val="false"/>
+        </w:rPr>
+        <w:t xml:space="preserve">, with </w:t>
+      </w:r>
+      <w:r>
+        <w:rPr>
+          <w:b w:val="false"/>
+          <w:bCs w:val="false"/>
+          <w:i/>
+          <w:iCs/>
+        </w:rPr>
+        <w:t xml:space="preserve">reflection</w:t>
+      </w:r>
+      <w:r>
+        <w:rPr>
+          <w:b w:val="false"/>
+          <w:bCs w:val="false"/>
+        </w:rPr>
+        <w:t xml:space="preserve"> throughout.</w:t>
+      </w:r>
+    </w:p>
+    <w:p>
+      <w:pPr>
+        <w:spacing w:after="200"/>
+      </w:pPr>
+      <w:r>
+        <w:rPr>
+          <w:b w:val="false"/>
+          <w:bCs w:val="false"/>
+        </w:rPr>
+        <w:t xml:space="preserve">First, we </w:t>
+      </w:r>
+      <w:r>
+        <w:rPr>
+          <w:b w:val="false"/>
+          <w:bCs w:val="false"/>
+          <w:i/>
+          <w:iCs/>
+        </w:rPr>
+        <w:t xml:space="preserve">plan with purpose</w:t>
+      </w:r>
+      <w:r>
+        <w:rPr>
+          <w:b w:val="false"/>
+          <w:bCs w:val="false"/>
+        </w:rPr>
+        <w:t xml:space="preserve">. We </w:t>
+      </w:r>
+      <w:r>
+        <w:rPr>
+          <w:b w:val="false"/>
+          <w:bCs w:val="false"/>
+          <w:i/>
+          <w:iCs/>
+        </w:rPr>
+        <w:t xml:space="preserve">include aligned standards-driven content and rigor</w:t>
+      </w:r>
+      <w:r>
+        <w:rPr>
+          <w:b w:val="false"/>
+          <w:bCs w:val="false"/>
+        </w:rPr>
+        <w:t xml:space="preserve">: each routine targets one of these three standards at the level the test demands. We </w:t>
+      </w:r>
+      <w:r>
+        <w:rPr>
+          <w:b w:val="false"/>
+          <w:bCs w:val="false"/>
+          <w:i/>
+          <w:iCs/>
+        </w:rPr>
+        <w:t xml:space="preserve">design differentiated learning experiences to support students</w:t>
+      </w:r>
+      <w:r>
+        <w:rPr>
+          <w:b w:val="false"/>
+          <w:bCs w:val="false"/>
+        </w:rPr>
+        <w:t xml:space="preserve">, with organizers, sentence starters, and pre-taught vocabulary for SWD and MLL. We </w:t>
+      </w:r>
+      <w:r>
+        <w:rPr>
+          <w:b w:val="false"/>
+          <w:bCs w:val="false"/>
+          <w:i/>
+          <w:iCs/>
+        </w:rPr>
+        <w:t xml:space="preserve">develop strategies in anticipation of misconceptions</w:t>
+      </w:r>
+      <w:r>
+        <w:rPr>
+          <w:b w:val="false"/>
+          <w:bCs w:val="false"/>
+        </w:rPr>
+        <w:t xml:space="preserve">, like treating any related detail as support for a claim, or naming a technique without connecting it to its effect. And we </w:t>
+      </w:r>
+      <w:r>
+        <w:rPr>
+          <w:b w:val="false"/>
+          <w:bCs w:val="false"/>
+          <w:i/>
+          <w:iCs/>
+        </w:rPr>
+        <w:t xml:space="preserve">incorporate insights from formative data analysis</w:t>
+      </w:r>
+      <w:r>
+        <w:rPr>
+          <w:b w:val="false"/>
+          <w:bCs w:val="false"/>
+        </w:rPr>
+        <w:t xml:space="preserve">, starting with this SDBQ.</w:t>
       </w:r>
     </w:p>
     <w:p>
@@ -124,7 +305,75 @@
         <w:spacing w:after="400"/>
       </w:pPr>
       <w:r>
-        <w:t xml:space="preserve">When we teach, that plan becomes three routines. Once a week, students do a claim check. They read two short texts on the same topic, sort the details that support the claim from the ones that contradict it, and explain their thinking, after the teacher models it first. For author's purpose, students mark one technique and complete a frame: the author uses this technique to create this effect, and it shows this purpose. And every day, for five minutes, students annotate one word or tone choice and explain what it shows about the author's viewpoint.</w:t>
+        <w:rPr>
+          <w:b w:val="false"/>
+          <w:bCs w:val="false"/>
+        </w:rPr>
+        <w:t xml:space="preserve">Then we </w:t>
+      </w:r>
+      <w:r>
+        <w:rPr>
+          <w:b w:val="false"/>
+          <w:bCs w:val="false"/>
+          <w:i/>
+          <w:iCs/>
+        </w:rPr>
+        <w:t xml:space="preserve">teach with intention</w:t>
+      </w:r>
+      <w:r>
+        <w:rPr>
+          <w:b w:val="false"/>
+          <w:bCs w:val="false"/>
+        </w:rPr>
+        <w:t xml:space="preserve">, and we </w:t>
+      </w:r>
+      <w:r>
+        <w:rPr>
+          <w:b w:val="false"/>
+          <w:bCs w:val="false"/>
+          <w:i/>
+          <w:iCs/>
+        </w:rPr>
+        <w:t xml:space="preserve">integrate quality content and instructional strategies</w:t>
+      </w:r>
+      <w:r>
+        <w:rPr>
+          <w:b w:val="false"/>
+          <w:bCs w:val="false"/>
+        </w:rPr>
+        <w:t xml:space="preserve"> through three routines. Once a week, students do a claim check. They read two short texts on the same topic, sort the details that support the claim from the ones that contradict it, and explain their thinking, after the teacher models it first. For author's purpose, students mark one technique and complete a frame: the author uses this technique to create this effect, and it shows this purpose. And every day, for five minutes, students annotate one word or tone choice and explain what it shows about the author's viewpoint. In each routine, the students do the evaluating, which is how we </w:t>
+      </w:r>
+      <w:r>
+        <w:rPr>
+          <w:b w:val="false"/>
+          <w:bCs w:val="false"/>
+          <w:i/>
+          <w:iCs/>
+        </w:rPr>
+        <w:t xml:space="preserve">facilitate student engagement and critical thinking</w:t>
+      </w:r>
+      <w:r>
+        <w:rPr>
+          <w:b w:val="false"/>
+          <w:bCs w:val="false"/>
+        </w:rPr>
+        <w:t xml:space="preserve">. The supports let every student attempt the same rigorous task, which is how we </w:t>
+      </w:r>
+      <w:r>
+        <w:rPr>
+          <w:b w:val="false"/>
+          <w:bCs w:val="false"/>
+          <w:i/>
+          <w:iCs/>
+        </w:rPr>
+        <w:t xml:space="preserve">design a safe and inclusive environment</w:t>
+      </w:r>
+      <w:r>
+        <w:rPr>
+          <w:b w:val="false"/>
+          <w:bCs w:val="false"/>
+        </w:rPr>
+        <w:t xml:space="preserve">.</w:t>
       </w:r>
     </w:p>
     <w:p>
@@ -141,7 +390,75 @@
         <w:spacing w:after="400"/>
       </w:pPr>
       <w:r>
-        <w:t xml:space="preserve">When we assess, we give a five-item check on each skill every three weeks, broken out for all students, SWD, and MLL, and those results shape the next round of planning. Feedback to students focuses on their reasoning, not just the answer. Walkthroughs confirm the routines are happening, the PLC reviews student work monthly, and the MP1 benchmark covers all three standards. If a skill or a group isn’t moving, we adjust.</w:t>
+        <w:rPr>
+          <w:b w:val="false"/>
+          <w:bCs w:val="false"/>
+        </w:rPr>
+        <w:t xml:space="preserve">Finally, we </w:t>
+      </w:r>
+      <w:r>
+        <w:rPr>
+          <w:b w:val="false"/>
+          <w:bCs w:val="false"/>
+          <w:i/>
+          <w:iCs/>
+        </w:rPr>
+        <w:t xml:space="preserve">assess for learning</w:t>
+      </w:r>
+      <w:r>
+        <w:rPr>
+          <w:b w:val="false"/>
+          <w:bCs w:val="false"/>
+        </w:rPr>
+        <w:t xml:space="preserve">. We </w:t>
+      </w:r>
+      <w:r>
+        <w:rPr>
+          <w:b w:val="false"/>
+          <w:bCs w:val="false"/>
+          <w:i/>
+          <w:iCs/>
+        </w:rPr>
+        <w:t xml:space="preserve">collect evidence of student learning throughout the lesson</w:t>
+      </w:r>
+      <w:r>
+        <w:rPr>
+          <w:b w:val="false"/>
+          <w:bCs w:val="false"/>
+        </w:rPr>
+        <w:t xml:space="preserve">, from the routines themselves and from a five-item check on each skill every three weeks, broken out for all students, SWD, and MLL. We </w:t>
+      </w:r>
+      <w:r>
+        <w:rPr>
+          <w:b w:val="false"/>
+          <w:bCs w:val="false"/>
+          <w:i/>
+          <w:iCs/>
+        </w:rPr>
+        <w:t xml:space="preserve">provide timely and descriptive feedback about the work</w:t>
+      </w:r>
+      <w:r>
+        <w:rPr>
+          <w:b w:val="false"/>
+          <w:bCs w:val="false"/>
+        </w:rPr>
+        <w:t xml:space="preserve">, focused on students’ reasoning, not just the answer. And we </w:t>
+      </w:r>
+      <w:r>
+        <w:rPr>
+          <w:b w:val="false"/>
+          <w:bCs w:val="false"/>
+          <w:i/>
+          <w:iCs/>
+        </w:rPr>
+        <w:t xml:space="preserve">monitor and adjust instruction during the lesson and for future planning</w:t>
+      </w:r>
+      <w:r>
+        <w:rPr>
+          <w:b w:val="false"/>
+          <w:bCs w:val="false"/>
+        </w:rPr>
+        <w:t xml:space="preserve">: walkthroughs confirm the routines are happening, the PLC reviews student work monthly, and the MP1 benchmark covers all three standards. If a skill or a group isn’t moving, we adjust.</w:t>
       </w:r>
     </w:p>
     <w:p>
@@ -158,22 +475,68 @@
         <w:spacing w:after="200"/>
       </w:pPr>
       <w:r>
-        <w:t xml:space="preserve">Our framework is built on a simple belief: we use data to inform all instructional decisions. That is what this plan is. The data showed us three standards where students know the content but struggle with the reasoning. We planned routines aimed at exactly that, we teach them every week, and every three weeks we assess, reflect, and adjust.</w:t>
-      </w:r>
-    </w:p>
-    <w:p>
-      <w:pPr>
-        <w:spacing w:after="200"/>
-      </w:pPr>
-      <w:r>
-        <w:t xml:space="preserve">We are not lowering the bar for students with disabilities or our multilingual learners. We are giving them what they need to reach it. High expectations, with access for every student.</w:t>
-      </w:r>
-    </w:p>
-    <w:p>
-      <w:pPr>
-        <w:spacing w:after="200"/>
-      </w:pPr>
-      <w:r>
+        <w:rPr>
+          <w:b w:val="false"/>
+          <w:bCs w:val="false"/>
+          <w:i/>
+          <w:iCs/>
+        </w:rPr>
+        <w:t xml:space="preserve">Reflection</w:t>
+      </w:r>
+      <w:r>
+        <w:rPr>
+          <w:b w:val="false"/>
+          <w:bCs w:val="false"/>
+        </w:rPr>
+        <w:t xml:space="preserve"> runs through all of it. The data showed us three standards where students know the content but struggle with the reasoning, and every three weeks we will reflect on whether our routines are closing that gap.</w:t>
+      </w:r>
+    </w:p>
+    <w:p>
+      <w:pPr>
+        <w:spacing w:after="200"/>
+      </w:pPr>
+      <w:r>
+        <w:rPr>
+          <w:b w:val="false"/>
+          <w:bCs w:val="false"/>
+          <w:i/>
+          <w:iCs/>
+        </w:rPr>
+        <w:t xml:space="preserve">We develop minds through high expectations and teacher skillfulness</w:t>
+      </w:r>
+      <w:r>
+        <w:rPr>
+          <w:b w:val="false"/>
+          <w:bCs w:val="false"/>
+        </w:rPr>
+        <w:t xml:space="preserve">, and </w:t>
+      </w:r>
+      <w:r>
+        <w:rPr>
+          <w:b w:val="false"/>
+          <w:bCs w:val="false"/>
+          <w:i/>
+          <w:iCs/>
+        </w:rPr>
+        <w:t xml:space="preserve">we design for equity and access for all students</w:t>
+      </w:r>
+      <w:r>
+        <w:rPr>
+          <w:b w:val="false"/>
+          <w:bCs w:val="false"/>
+        </w:rPr>
+        <w:t xml:space="preserve">. That means we are not lowering the bar for students with disabilities or our multilingual learners. We are giving them what they need to reach it.</w:t>
+      </w:r>
+    </w:p>
+    <w:p>
+      <w:pPr>
+        <w:spacing w:after="200"/>
+      </w:pPr>
+      <w:r>
+        <w:rPr>
+          <w:b w:val="false"/>
+          <w:bCs w:val="false"/>
+        </w:rPr>
         <w:t xml:space="preserve">Our students can already take a text apart. This year, we teach them to judge it.</w:t>
       </w:r>
     </w:p>
@@ -194,6 +557,10 @@
         <w:spacing w:after="200"/>
       </w:pPr>
       <w:r>
+        <w:rPr>
+          <w:b w:val="false"/>
+          <w:bCs w:val="false"/>
+        </w:rPr>
         <w:t xml:space="preserve">Questions?</w:t>
       </w:r>
     </w:p>
@@ -202,7 +569,7 @@
         <w:spacing w:before="200"/>
       </w:pPr>
       <w:r>
-        <w:t xml:space="preserve">TIMING: about 5 minutes</w:t>
+        <w:t xml:space="preserve">TIMING: about 6 minutes</w:t>
       </w:r>
     </w:p>
     <w:sectPr>

--- a/Slide1_Presenter_Script.docx
+++ b/Slide1_Presenter_Script.docx
@@ -216,8 +216,17 @@
         <w:rPr>
           <w:b w:val="false"/>
           <w:bCs w:val="false"/>
-        </w:rPr>
-        <w:t xml:space="preserve">First, we </w:t>
+          <w:i/>
+          <w:iCs/>
+        </w:rPr>
+        <w:t xml:space="preserve">When we plan</w:t>
+      </w:r>
+      <w:r>
+        <w:rPr>
+          <w:b w:val="false"/>
+          <w:bCs w:val="false"/>
+        </w:rPr>
+        <w:t xml:space="preserve">, we </w:t>
       </w:r>
       <w:r>
         <w:rPr>
@@ -233,6 +242,265 @@
           <w:b w:val="false"/>
           <w:bCs w:val="false"/>
         </w:rPr>
+        <w:t xml:space="preserve">, because </w:t>
+      </w:r>
+      <w:r>
+        <w:rPr>
+          <w:b w:val="false"/>
+          <w:bCs w:val="false"/>
+          <w:i/>
+          <w:iCs/>
+        </w:rPr>
+        <w:t xml:space="preserve">effective instruction begins with intentional planning grounded in standards, student needs, and evidence of learning</w:t>
+      </w:r>
+      <w:r>
+        <w:rPr>
+          <w:b w:val="false"/>
+          <w:bCs w:val="false"/>
+        </w:rPr>
+        <w:t xml:space="preserve">. Here, our evidence is the SDBQ. We </w:t>
+      </w:r>
+      <w:r>
+        <w:rPr>
+          <w:b w:val="false"/>
+          <w:bCs w:val="false"/>
+          <w:i/>
+          <w:iCs/>
+        </w:rPr>
+        <w:t xml:space="preserve">include aligned standards-driven content and rigor</w:t>
+      </w:r>
+      <w:r>
+        <w:rPr>
+          <w:b w:val="false"/>
+          <w:bCs w:val="false"/>
+        </w:rPr>
+        <w:t xml:space="preserve">: each routine targets one of these three standards at the level the test demands. We </w:t>
+      </w:r>
+      <w:r>
+        <w:rPr>
+          <w:b w:val="false"/>
+          <w:bCs w:val="false"/>
+          <w:i/>
+          <w:iCs/>
+        </w:rPr>
+        <w:t xml:space="preserve">design differentiated learning experiences to support students</w:t>
+      </w:r>
+      <w:r>
+        <w:rPr>
+          <w:b w:val="false"/>
+          <w:bCs w:val="false"/>
+        </w:rPr>
+        <w:t xml:space="preserve">, with organizers, sentence starters, and pre-taught vocabulary for SWD and MLL. We </w:t>
+      </w:r>
+      <w:r>
+        <w:rPr>
+          <w:b w:val="false"/>
+          <w:bCs w:val="false"/>
+          <w:i/>
+          <w:iCs/>
+        </w:rPr>
+        <w:t xml:space="preserve">develop strategies in anticipation of misconceptions</w:t>
+      </w:r>
+      <w:r>
+        <w:rPr>
+          <w:b w:val="false"/>
+          <w:bCs w:val="false"/>
+        </w:rPr>
+        <w:t xml:space="preserve">, like treating any related detail as support for a claim, or naming a technique without connecting it to its effect. And we </w:t>
+      </w:r>
+      <w:r>
+        <w:rPr>
+          <w:b w:val="false"/>
+          <w:bCs w:val="false"/>
+          <w:i/>
+          <w:iCs/>
+        </w:rPr>
+        <w:t xml:space="preserve">incorporate insights from formative data analysis</w:t>
+      </w:r>
+      <w:r>
+        <w:rPr>
+          <w:b w:val="false"/>
+          <w:bCs w:val="false"/>
+        </w:rPr>
+        <w:t xml:space="preserve">, starting with this SDBQ and continuing with every three-week check.</w:t>
+      </w:r>
+    </w:p>
+    <w:p>
+      <w:pPr>
+        <w:spacing w:after="400"/>
+      </w:pPr>
+      <w:r>
+        <w:rPr>
+          <w:b w:val="false"/>
+          <w:bCs w:val="false"/>
+          <w:i/>
+          <w:iCs/>
+        </w:rPr>
+        <w:t xml:space="preserve">When we teach</w:t>
+      </w:r>
+      <w:r>
+        <w:rPr>
+          <w:b w:val="false"/>
+          <w:bCs w:val="false"/>
+        </w:rPr>
+        <w:t xml:space="preserve">, we </w:t>
+      </w:r>
+      <w:r>
+        <w:rPr>
+          <w:b w:val="false"/>
+          <w:bCs w:val="false"/>
+          <w:i/>
+          <w:iCs/>
+        </w:rPr>
+        <w:t xml:space="preserve">teach with intention</w:t>
+      </w:r>
+      <w:r>
+        <w:rPr>
+          <w:b w:val="false"/>
+          <w:bCs w:val="false"/>
+        </w:rPr>
+        <w:t xml:space="preserve">. </w:t>
+      </w:r>
+      <w:r>
+        <w:rPr>
+          <w:b w:val="false"/>
+          <w:bCs w:val="false"/>
+          <w:i/>
+          <w:iCs/>
+        </w:rPr>
+        <w:t xml:space="preserve">Effective instruction engages students through meaningful learning experiences that promote thinking</w:t>
+      </w:r>
+      <w:r>
+        <w:rPr>
+          <w:b w:val="false"/>
+          <w:bCs w:val="false"/>
+        </w:rPr>
+        <w:t xml:space="preserve"> and </w:t>
+      </w:r>
+      <w:r>
+        <w:rPr>
+          <w:b w:val="false"/>
+          <w:bCs w:val="false"/>
+          <w:i/>
+          <w:iCs/>
+        </w:rPr>
+        <w:t xml:space="preserve">deep understanding</w:t>
+      </w:r>
+      <w:r>
+        <w:rPr>
+          <w:b w:val="false"/>
+          <w:bCs w:val="false"/>
+        </w:rPr>
+        <w:t xml:space="preserve">, so we </w:t>
+      </w:r>
+      <w:r>
+        <w:rPr>
+          <w:b w:val="false"/>
+          <w:bCs w:val="false"/>
+          <w:i/>
+          <w:iCs/>
+        </w:rPr>
+        <w:t xml:space="preserve">integrate quality content and instructional strategies</w:t>
+      </w:r>
+      <w:r>
+        <w:rPr>
+          <w:b w:val="false"/>
+          <w:bCs w:val="false"/>
+        </w:rPr>
+        <w:t xml:space="preserve"> through three routines. Once a week, students do a claim check. They read two short texts on the same topic, sort the details that support the claim from the ones that contradict it, and explain their thinking, after the teacher models it first. For author's purpose, students mark one technique and complete a frame: the author uses this technique to create this effect, and it shows this purpose. And every day, for five minutes, students annotate one word or tone choice and explain what it shows about the author's viewpoint. In each routine, the students do the evaluating, which is how we </w:t>
+      </w:r>
+      <w:r>
+        <w:rPr>
+          <w:b w:val="false"/>
+          <w:bCs w:val="false"/>
+          <w:i/>
+          <w:iCs/>
+        </w:rPr>
+        <w:t xml:space="preserve">facilitate student engagement and critical thinking</w:t>
+      </w:r>
+      <w:r>
+        <w:rPr>
+          <w:b w:val="false"/>
+          <w:bCs w:val="false"/>
+        </w:rPr>
+        <w:t xml:space="preserve">. The supports let every student attempt the same rigorous task, which is how we </w:t>
+      </w:r>
+      <w:r>
+        <w:rPr>
+          <w:b w:val="false"/>
+          <w:bCs w:val="false"/>
+          <w:i/>
+          <w:iCs/>
+        </w:rPr>
+        <w:t xml:space="preserve">design a safe and inclusive environment</w:t>
+      </w:r>
+      <w:r>
+        <w:rPr>
+          <w:b w:val="false"/>
+          <w:bCs w:val="false"/>
+        </w:rPr>
+        <w:t xml:space="preserve">.</w:t>
+      </w:r>
+    </w:p>
+    <w:p>
+      <w:pPr>
+        <w:pStyle w:val="Heading3"/>
+        <w:spacing w:after="200"/>
+      </w:pPr>
+      <w:r>
+        <w:t xml:space="preserve">MONITORING</w:t>
+      </w:r>
+    </w:p>
+    <w:p>
+      <w:pPr>
+        <w:spacing w:after="400"/>
+      </w:pPr>
+      <w:r>
+        <w:rPr>
+          <w:b w:val="false"/>
+          <w:bCs w:val="false"/>
+          <w:i/>
+          <w:iCs/>
+        </w:rPr>
+        <w:t xml:space="preserve">When we assess</w:t>
+      </w:r>
+      <w:r>
+        <w:rPr>
+          <w:b w:val="false"/>
+          <w:bCs w:val="false"/>
+        </w:rPr>
+        <w:t xml:space="preserve">, we </w:t>
+      </w:r>
+      <w:r>
+        <w:rPr>
+          <w:b w:val="false"/>
+          <w:bCs w:val="false"/>
+          <w:i/>
+          <w:iCs/>
+        </w:rPr>
+        <w:t xml:space="preserve">assess for learning</w:t>
+      </w:r>
+      <w:r>
+        <w:rPr>
+          <w:b w:val="false"/>
+          <w:bCs w:val="false"/>
+        </w:rPr>
+        <w:t xml:space="preserve">, because </w:t>
+      </w:r>
+      <w:r>
+        <w:rPr>
+          <w:b w:val="false"/>
+          <w:bCs w:val="false"/>
+          <w:i/>
+          <w:iCs/>
+        </w:rPr>
+        <w:t xml:space="preserve">effective instruction is strengthened through ongoing assessment and reflection</w:t>
+      </w:r>
+      <w:r>
+        <w:rPr>
+          <w:b w:val="false"/>
+          <w:bCs w:val="false"/>
+        </w:rPr>
         <w:t xml:space="preserve">. We </w:t>
       </w:r>
       <w:r>
@@ -242,138 +510,46 @@
           <w:i/>
           <w:iCs/>
         </w:rPr>
-        <w:t xml:space="preserve">include aligned standards-driven content and rigor</w:t>
-      </w:r>
-      <w:r>
-        <w:rPr>
-          <w:b w:val="false"/>
-          <w:bCs w:val="false"/>
-        </w:rPr>
-        <w:t xml:space="preserve">: each routine targets one of these three standards at the level the test demands. We </w:t>
-      </w:r>
-      <w:r>
-        <w:rPr>
-          <w:b w:val="false"/>
-          <w:bCs w:val="false"/>
-          <w:i/>
-          <w:iCs/>
-        </w:rPr>
-        <w:t xml:space="preserve">design differentiated learning experiences to support students</w:t>
-      </w:r>
-      <w:r>
-        <w:rPr>
-          <w:b w:val="false"/>
-          <w:bCs w:val="false"/>
-        </w:rPr>
-        <w:t xml:space="preserve">, with organizers, sentence starters, and pre-taught vocabulary for SWD and MLL. We </w:t>
-      </w:r>
-      <w:r>
-        <w:rPr>
-          <w:b w:val="false"/>
-          <w:bCs w:val="false"/>
-          <w:i/>
-          <w:iCs/>
-        </w:rPr>
-        <w:t xml:space="preserve">develop strategies in anticipation of misconceptions</w:t>
-      </w:r>
-      <w:r>
-        <w:rPr>
-          <w:b w:val="false"/>
-          <w:bCs w:val="false"/>
-        </w:rPr>
-        <w:t xml:space="preserve">, like treating any related detail as support for a claim, or naming a technique without connecting it to its effect. And we </w:t>
-      </w:r>
-      <w:r>
-        <w:rPr>
-          <w:b w:val="false"/>
-          <w:bCs w:val="false"/>
-          <w:i/>
-          <w:iCs/>
-        </w:rPr>
-        <w:t xml:space="preserve">incorporate insights from formative data analysis</w:t>
-      </w:r>
-      <w:r>
-        <w:rPr>
-          <w:b w:val="false"/>
-          <w:bCs w:val="false"/>
-        </w:rPr>
-        <w:t xml:space="preserve">, starting with this SDBQ.</w:t>
-      </w:r>
-    </w:p>
-    <w:p>
-      <w:pPr>
-        <w:spacing w:after="400"/>
-      </w:pPr>
-      <w:r>
-        <w:rPr>
-          <w:b w:val="false"/>
-          <w:bCs w:val="false"/>
-        </w:rPr>
-        <w:t xml:space="preserve">Then we </w:t>
-      </w:r>
-      <w:r>
-        <w:rPr>
-          <w:b w:val="false"/>
-          <w:bCs w:val="false"/>
-          <w:i/>
-          <w:iCs/>
-        </w:rPr>
-        <w:t xml:space="preserve">teach with intention</w:t>
-      </w:r>
-      <w:r>
-        <w:rPr>
-          <w:b w:val="false"/>
-          <w:bCs w:val="false"/>
-        </w:rPr>
-        <w:t xml:space="preserve">, and we </w:t>
-      </w:r>
-      <w:r>
-        <w:rPr>
-          <w:b w:val="false"/>
-          <w:bCs w:val="false"/>
-          <w:i/>
-          <w:iCs/>
-        </w:rPr>
-        <w:t xml:space="preserve">integrate quality content and instructional strategies</w:t>
-      </w:r>
-      <w:r>
-        <w:rPr>
-          <w:b w:val="false"/>
-          <w:bCs w:val="false"/>
-        </w:rPr>
-        <w:t xml:space="preserve"> through three routines. Once a week, students do a claim check. They read two short texts on the same topic, sort the details that support the claim from the ones that contradict it, and explain their thinking, after the teacher models it first. For author's purpose, students mark one technique and complete a frame: the author uses this technique to create this effect, and it shows this purpose. And every day, for five minutes, students annotate one word or tone choice and explain what it shows about the author's viewpoint. In each routine, the students do the evaluating, which is how we </w:t>
-      </w:r>
-      <w:r>
-        <w:rPr>
-          <w:b w:val="false"/>
-          <w:bCs w:val="false"/>
-          <w:i/>
-          <w:iCs/>
-        </w:rPr>
-        <w:t xml:space="preserve">facilitate student engagement and critical thinking</w:t>
-      </w:r>
-      <w:r>
-        <w:rPr>
-          <w:b w:val="false"/>
-          <w:bCs w:val="false"/>
-        </w:rPr>
-        <w:t xml:space="preserve">. The supports let every student attempt the same rigorous task, which is how we </w:t>
-      </w:r>
-      <w:r>
-        <w:rPr>
-          <w:b w:val="false"/>
-          <w:bCs w:val="false"/>
-          <w:i/>
-          <w:iCs/>
-        </w:rPr>
-        <w:t xml:space="preserve">design a safe and inclusive environment</w:t>
-      </w:r>
-      <w:r>
-        <w:rPr>
-          <w:b w:val="false"/>
-          <w:bCs w:val="false"/>
-        </w:rPr>
-        <w:t xml:space="preserve">.</w:t>
+        <w:t xml:space="preserve">collect evidence of student learning throughout the lesson</w:t>
+      </w:r>
+      <w:r>
+        <w:rPr>
+          <w:b w:val="false"/>
+          <w:bCs w:val="false"/>
+        </w:rPr>
+        <w:t xml:space="preserve">, from the routines themselves and from a five-item check on each skill every three weeks, broken out for all students, SWD, and MLL. We </w:t>
+      </w:r>
+      <w:r>
+        <w:rPr>
+          <w:b w:val="false"/>
+          <w:bCs w:val="false"/>
+          <w:i/>
+          <w:iCs/>
+        </w:rPr>
+        <w:t xml:space="preserve">provide timely and descriptive feedback about the work</w:t>
+      </w:r>
+      <w:r>
+        <w:rPr>
+          <w:b w:val="false"/>
+          <w:bCs w:val="false"/>
+        </w:rPr>
+        <w:t xml:space="preserve">, focused on students’ reasoning, not just the answer. And we </w:t>
+      </w:r>
+      <w:r>
+        <w:rPr>
+          <w:b w:val="false"/>
+          <w:bCs w:val="false"/>
+          <w:i/>
+          <w:iCs/>
+        </w:rPr>
+        <w:t xml:space="preserve">monitor and adjust instruction during the lesson and for future planning</w:t>
+      </w:r>
+      <w:r>
+        <w:rPr>
+          <w:b w:val="false"/>
+          <w:bCs w:val="false"/>
+        </w:rPr>
+        <w:t xml:space="preserve">: walkthroughs confirm the routines are happening, the PLC reviews student work monthly, and the MP1 benchmark covers all three standards. If a skill or a group isn’t moving, we adjust.</w:t>
       </w:r>
     </w:p>
     <w:p>
@@ -382,91 +558,6 @@
         <w:spacing w:after="200"/>
       </w:pPr>
       <w:r>
-        <w:t xml:space="preserve">MONITORING</w:t>
-      </w:r>
-    </w:p>
-    <w:p>
-      <w:pPr>
-        <w:spacing w:after="400"/>
-      </w:pPr>
-      <w:r>
-        <w:rPr>
-          <w:b w:val="false"/>
-          <w:bCs w:val="false"/>
-        </w:rPr>
-        <w:t xml:space="preserve">Finally, we </w:t>
-      </w:r>
-      <w:r>
-        <w:rPr>
-          <w:b w:val="false"/>
-          <w:bCs w:val="false"/>
-          <w:i/>
-          <w:iCs/>
-        </w:rPr>
-        <w:t xml:space="preserve">assess for learning</w:t>
-      </w:r>
-      <w:r>
-        <w:rPr>
-          <w:b w:val="false"/>
-          <w:bCs w:val="false"/>
-        </w:rPr>
-        <w:t xml:space="preserve">. We </w:t>
-      </w:r>
-      <w:r>
-        <w:rPr>
-          <w:b w:val="false"/>
-          <w:bCs w:val="false"/>
-          <w:i/>
-          <w:iCs/>
-        </w:rPr>
-        <w:t xml:space="preserve">collect evidence of student learning throughout the lesson</w:t>
-      </w:r>
-      <w:r>
-        <w:rPr>
-          <w:b w:val="false"/>
-          <w:bCs w:val="false"/>
-        </w:rPr>
-        <w:t xml:space="preserve">, from the routines themselves and from a five-item check on each skill every three weeks, broken out for all students, SWD, and MLL. We </w:t>
-      </w:r>
-      <w:r>
-        <w:rPr>
-          <w:b w:val="false"/>
-          <w:bCs w:val="false"/>
-          <w:i/>
-          <w:iCs/>
-        </w:rPr>
-        <w:t xml:space="preserve">provide timely and descriptive feedback about the work</w:t>
-      </w:r>
-      <w:r>
-        <w:rPr>
-          <w:b w:val="false"/>
-          <w:bCs w:val="false"/>
-        </w:rPr>
-        <w:t xml:space="preserve">, focused on students’ reasoning, not just the answer. And we </w:t>
-      </w:r>
-      <w:r>
-        <w:rPr>
-          <w:b w:val="false"/>
-          <w:bCs w:val="false"/>
-          <w:i/>
-          <w:iCs/>
-        </w:rPr>
-        <w:t xml:space="preserve">monitor and adjust instruction during the lesson and for future planning</w:t>
-      </w:r>
-      <w:r>
-        <w:rPr>
-          <w:b w:val="false"/>
-          <w:bCs w:val="false"/>
-        </w:rPr>
-        <w:t xml:space="preserve">: walkthroughs confirm the routines are happening, the PLC reviews student work monthly, and the MP1 benchmark covers all three standards. If a skill or a group isn’t moving, we adjust.</w:t>
-      </w:r>
-    </w:p>
-    <w:p>
-      <w:pPr>
-        <w:pStyle w:val="Heading3"/>
-        <w:spacing w:after="200"/>
-      </w:pPr>
-      <w:r>
         <w:t xml:space="preserve">CLOSE</w:t>
       </w:r>
     </w:p>
@@ -509,6 +600,22 @@
           <w:b w:val="false"/>
           <w:bCs w:val="false"/>
         </w:rPr>
+        <w:t xml:space="preserve">, </w:t>
+      </w:r>
+      <w:r>
+        <w:rPr>
+          <w:b w:val="false"/>
+          <w:bCs w:val="false"/>
+          <w:i/>
+          <w:iCs/>
+        </w:rPr>
+        <w:t xml:space="preserve">we design for equity and access for all students</w:t>
+      </w:r>
+      <w:r>
+        <w:rPr>
+          <w:b w:val="false"/>
+          <w:bCs w:val="false"/>
+        </w:rPr>
         <w:t xml:space="preserve">, and </w:t>
       </w:r>
       <w:r>
@@ -518,7 +625,7 @@
           <w:i/>
           <w:iCs/>
         </w:rPr>
-        <w:t xml:space="preserve">we design for equity and access for all students</w:t>
+        <w:t xml:space="preserve">we create and nurture a psychologically safe and inclusive classroom culture</w:t>
       </w:r>
       <w:r>
         <w:rPr>
@@ -569,7 +676,7 @@
         <w:spacing w:before="200"/>
       </w:pPr>
       <w:r>
-        <w:t xml:space="preserve">TIMING: about 6 minutes</w:t>
+        <w:t xml:space="preserve">TIMING: about 6 to 7 minutes</w:t>
       </w:r>
     </w:p>
     <w:sectPr>

--- a/Slide1_Presenter_Script.docx
+++ b/Slide1_Presenter_Script.docx
@@ -572,20 +572,84 @@
           <w:i/>
           <w:iCs/>
         </w:rPr>
-        <w:t xml:space="preserve">Reflection</w:t>
-      </w:r>
-      <w:r>
-        <w:rPr>
-          <w:b w:val="false"/>
-          <w:bCs w:val="false"/>
-        </w:rPr>
-        <w:t xml:space="preserve"> runs through all of it. The data showed us three standards where students know the content but struggle with the reasoning, and every three weeks we will reflect on whether our routines are closing that gap.</w:t>
-      </w:r>
-    </w:p>
-    <w:p>
-      <w:pPr>
-        <w:spacing w:after="200"/>
-      </w:pPr>
+        <w:t xml:space="preserve">Plan, Teach, and Assess</w:t>
+      </w:r>
+      <w:r>
+        <w:rPr>
+          <w:b w:val="false"/>
+          <w:bCs w:val="false"/>
+        </w:rPr>
+        <w:t xml:space="preserve"> is </w:t>
+      </w:r>
+      <w:r>
+        <w:rPr>
+          <w:b w:val="false"/>
+          <w:bCs w:val="false"/>
+          <w:i/>
+          <w:iCs/>
+        </w:rPr>
+        <w:t xml:space="preserve">the ongoing cycle of effective teaching and learning that occurs in every classroom, every day</w:t>
+      </w:r>
+      <w:r>
+        <w:rPr>
+          <w:b w:val="false"/>
+          <w:bCs w:val="false"/>
+        </w:rPr>
+        <w:t xml:space="preserve">, and </w:t>
+      </w:r>
+      <w:r>
+        <w:rPr>
+          <w:b w:val="false"/>
+          <w:bCs w:val="false"/>
+          <w:i/>
+          <w:iCs/>
+        </w:rPr>
+        <w:t xml:space="preserve">reflection occurs throughout</w:t>
+      </w:r>
+      <w:r>
+        <w:rPr>
+          <w:b w:val="false"/>
+          <w:bCs w:val="false"/>
+        </w:rPr>
+        <w:t xml:space="preserve">. Every reading classroom runs the same three routines, so we stay </w:t>
+      </w:r>
+      <w:r>
+        <w:rPr>
+          <w:b w:val="false"/>
+          <w:bCs w:val="false"/>
+          <w:i/>
+          <w:iCs/>
+        </w:rPr>
+        <w:t xml:space="preserve">consistent in what students experience</w:t>
+      </w:r>
+      <w:r>
+        <w:rPr>
+          <w:b w:val="false"/>
+          <w:bCs w:val="false"/>
+        </w:rPr>
+        <w:t xml:space="preserve">, and every three weeks we reflect on whether those routines are closing the gap.</w:t>
+      </w:r>
+    </w:p>
+    <w:p>
+      <w:pPr>
+        <w:spacing w:after="200"/>
+      </w:pPr>
+      <w:r>
+        <w:rPr>
+          <w:b w:val="false"/>
+          <w:bCs w:val="false"/>
+          <w:i/>
+          <w:iCs/>
+        </w:rPr>
+        <w:t xml:space="preserve">All students deserve rigorous, engaging, inclusive, and responsive learning experiences</w:t>
+      </w:r>
+      <w:r>
+        <w:rPr>
+          <w:b w:val="false"/>
+          <w:bCs w:val="false"/>
+        </w:rPr>
+        <w:t xml:space="preserve">, including our students with disabilities and our multilingual learners. We are not lowering the bar for them. We are giving them what they need to reach it. </w:t>
+      </w:r>
       <w:r>
         <w:rPr>
           <w:b w:val="false"/>
@@ -632,7 +696,23 @@
           <w:b w:val="false"/>
           <w:bCs w:val="false"/>
         </w:rPr>
-        <w:t xml:space="preserve">. That means we are not lowering the bar for students with disabilities or our multilingual learners. We are giving them what they need to reach it.</w:t>
+        <w:t xml:space="preserve">. Those beliefs </w:t>
+      </w:r>
+      <w:r>
+        <w:rPr>
+          <w:b w:val="false"/>
+          <w:bCs w:val="false"/>
+          <w:i/>
+          <w:iCs/>
+        </w:rPr>
+        <w:t xml:space="preserve">reflect our collective commitment to empowering every learner</w:t>
+      </w:r>
+      <w:r>
+        <w:rPr>
+          <w:b w:val="false"/>
+          <w:bCs w:val="false"/>
+        </w:rPr>
+        <w:t xml:space="preserve">.</w:t>
       </w:r>
     </w:p>
     <w:p>
@@ -657,6 +737,20 @@
           <w:bCs/>
         </w:rPr>
         <w:t xml:space="preserve">The data told us where to aim. The MP1 benchmark will tell us if we hit it.</w:t>
+      </w:r>
+    </w:p>
+    <w:p>
+      <w:pPr>
+        <w:spacing w:after="100"/>
+      </w:pPr>
+      <w:r>
+        <w:rPr>
+          <w:b/>
+          <w:bCs/>
+          <w:i/>
+          <w:iCs/>
+        </w:rPr>
+        <w:t xml:space="preserve">Elevate. Empower. One NNPS.</w:t>
       </w:r>
     </w:p>
     <w:p>

--- a/Slide1_Presenter_Script.docx
+++ b/Slide1_Presenter_Script.docx
@@ -53,7 +53,7 @@
           <w:b w:val="false"/>
           <w:bCs w:val="false"/>
         </w:rPr>
-        <w:t xml:space="preserve">Good morning. Our students can take a text apart. What they are still learning to do is judge it. That is the story of our reading data this year, and it shapes everything we are doing about it.</w:t>
+        <w:t xml:space="preserve">Good morning. Our students can take a text apart. They are still learning to judge it. That is our reading story this year.</w:t>
       </w:r>
     </w:p>
     <w:p>
@@ -74,7 +74,7 @@
           <w:b w:val="false"/>
           <w:bCs w:val="false"/>
         </w:rPr>
-        <w:t xml:space="preserve">, so here is what the district SDBQs show. Overall, our results held steady, down less than 2 points. But that average hides some big moves, so let me start with the good news. Our biggest gain came in analyzing an author's data and conclusions (11.RI.1.B), up 16 points. Analyzing an author's purpose and technique at grade 10 (10.RI.2.C) rose 13 points, and analyzing how a theme develops (9.RL.1.A) rose 12. All three are analysis skills, and across the whole test, analysis held about steady.</w:t>
+        <w:t xml:space="preserve">, so here is what the district SDBQs show. Overall, we held steady, down less than 2 points, but that average hides big moves. Our biggest gain was analyzing an author's data and conclusions (11.RI.1.B), up 16 points. Analyzing an author's purpose and technique at grade 10 (10.RI.2.C) rose 13, and analyzing how a theme develops (9.RL.1.A) rose 12. All three are analysis skills, and analysis held steady across the test.</w:t>
       </w:r>
     </w:p>
     <w:p>
@@ -95,7 +95,7 @@
           <w:b w:val="false"/>
           <w:bCs w:val="false"/>
         </w:rPr>
-        <w:t xml:space="preserve">Not everything held steady. Three standards are below target for all students and SWD, and they are our focus for the first marking period. The district SDBQ shows only five MLL students tested at MHS, so their percentages reflect a very small group, not a trend.</w:t>
+        <w:t xml:space="preserve">Three standards fell below target for all students and SWD, and they are our first marking period focus. The district SDBQ shows only five MLL students tested at MHS, so their percentages reflect a small group, not a trend.</w:t>
       </w:r>
     </w:p>
     <w:p>
@@ -116,31 +116,31 @@
           <w:b w:val="false"/>
           <w:bCs w:val="false"/>
         </w:rPr>
-        <w:t xml:space="preserve">All three sit at the top of Bloom’s, and this is where judging comes in. Evaluate questions were 55% correct, down 9 points, while analyze questions held about steady at 62%.</w:t>
-      </w:r>
-    </w:p>
-    <w:p>
-      <w:pPr>
-        <w:spacing w:after="200"/>
-      </w:pPr>
-      <w:r>
-        <w:rPr>
-          <w:b w:val="false"/>
-          <w:bCs w:val="false"/>
-        </w:rPr>
-        <w:t xml:space="preserve">The first gap is evaluating details that support or refute an argument (10.RI.1.C), our lowest-scoring high-volume standard. All students scored 52%, SWD 41%, and MLL 32%. Students find the details, but they can’t tell which ones support the argument and which ones undercut it.</w:t>
-      </w:r>
-    </w:p>
-    <w:p>
-      <w:pPr>
-        <w:spacing w:after="200"/>
-      </w:pPr>
-      <w:r>
-        <w:rPr>
-          <w:b w:val="false"/>
-          <w:bCs w:val="false"/>
-        </w:rPr>
-        <w:t xml:space="preserve">The second is analyzing an author's purpose and technique at grade 11 (11.RI.2.C), our steepest drop. All students scored 36%, SWD 20%, and MLL 100%. That is a 36-point drop for all students, and the MLL figure is five students on one low-difficulty question. Students can name the technique, but they don’t connect it to its effect.</w:t>
+        <w:t xml:space="preserve">All three sit at the top of Bloom’s. Evaluate questions fell 9 points to 55%, while analyze questions held at 62%.</w:t>
+      </w:r>
+    </w:p>
+    <w:p>
+      <w:pPr>
+        <w:spacing w:after="200"/>
+      </w:pPr>
+      <w:r>
+        <w:rPr>
+          <w:b w:val="false"/>
+          <w:bCs w:val="false"/>
+        </w:rPr>
+        <w:t xml:space="preserve">First, evaluating details that support or refute an argument (10.RI.1.C): all students 52%, SWD 41%, MLL 32%. Students find details but can’t tell which support the argument and which undercut it.</w:t>
+      </w:r>
+    </w:p>
+    <w:p>
+      <w:pPr>
+        <w:spacing w:after="200"/>
+      </w:pPr>
+      <w:r>
+        <w:rPr>
+          <w:b w:val="false"/>
+          <w:bCs w:val="false"/>
+        </w:rPr>
+        <w:t xml:space="preserve">Second, analyzing an author's purpose and technique at grade 11 (11.RI.2.C): all students 36%, SWD 20%, MLL 100%. That is our steepest drop, 36 points, and the MLL figure is five students on one low-difficulty question. Students name techniques but don’t connect them to their effect.</w:t>
       </w:r>
     </w:p>
     <w:p>
@@ -152,7 +152,7 @@
           <w:b w:val="false"/>
           <w:bCs w:val="false"/>
         </w:rPr>
-        <w:t xml:space="preserve">The third is evaluating how word choice and tone reveal an author's viewpoint (11.RL.2.B). All students scored 58%, SWD 41%, and MLL 20%. Students need practice explaining why those choices matter.</w:t>
+        <w:t xml:space="preserve">Third, evaluating how word choice and tone reveal an author's viewpoint (11.RL.2.B): all students 58%, SWD 41%, MLL 20%. Students need practice explaining why those choices matter.</w:t>
       </w:r>
     </w:p>
     <w:p>
@@ -173,7 +173,7 @@
           <w:b w:val="false"/>
           <w:bCs w:val="false"/>
         </w:rPr>
-        <w:t xml:space="preserve">Our Tier 1 response follows the NNPS Teaching and Learning Framework: </w:t>
+        <w:t xml:space="preserve">Our response follows the NNPS framework: </w:t>
       </w:r>
       <w:r>
         <w:rPr>
@@ -242,23 +242,7 @@
           <w:b w:val="false"/>
           <w:bCs w:val="false"/>
         </w:rPr>
-        <w:t xml:space="preserve">, because </w:t>
-      </w:r>
-      <w:r>
-        <w:rPr>
-          <w:b w:val="false"/>
-          <w:bCs w:val="false"/>
-          <w:i/>
-          <w:iCs/>
-        </w:rPr>
-        <w:t xml:space="preserve">effective instruction begins with intentional planning grounded in standards, student needs, and evidence of learning</w:t>
-      </w:r>
-      <w:r>
-        <w:rPr>
-          <w:b w:val="false"/>
-          <w:bCs w:val="false"/>
-        </w:rPr>
-        <w:t xml:space="preserve">. Here, our evidence is the SDBQ. We </w:t>
+        <w:t xml:space="preserve">. We </w:t>
       </w:r>
       <w:r>
         <w:rPr>
@@ -274,7 +258,7 @@
           <w:b w:val="false"/>
           <w:bCs w:val="false"/>
         </w:rPr>
-        <w:t xml:space="preserve">: each routine targets one of these three standards at the level the test demands. We </w:t>
+        <w:t xml:space="preserve">, </w:t>
       </w:r>
       <w:r>
         <w:rPr>
@@ -290,7 +274,7 @@
           <w:b w:val="false"/>
           <w:bCs w:val="false"/>
         </w:rPr>
-        <w:t xml:space="preserve">, with organizers, sentence starters, and pre-taught vocabulary for SWD and MLL. We </w:t>
+        <w:t xml:space="preserve"> with organizers, sentence starters, and pre-taught vocabulary for SWD and MLL, and </w:t>
       </w:r>
       <w:r>
         <w:rPr>
@@ -306,7 +290,7 @@
           <w:b w:val="false"/>
           <w:bCs w:val="false"/>
         </w:rPr>
-        <w:t xml:space="preserve">, like treating any related detail as support for a claim, or naming a technique without connecting it to its effect. And we </w:t>
+        <w:t xml:space="preserve">, like naming a technique without explaining its effect. We </w:t>
       </w:r>
       <w:r>
         <w:rPr>
@@ -322,7 +306,7 @@
           <w:b w:val="false"/>
           <w:bCs w:val="false"/>
         </w:rPr>
-        <w:t xml:space="preserve">, starting with this SDBQ and continuing with every three-week check.</w:t>
+        <w:t xml:space="preserve">, starting with this SDBQ.</w:t>
       </w:r>
     </w:p>
     <w:p>
@@ -359,6 +343,185 @@
           <w:b w:val="false"/>
           <w:bCs w:val="false"/>
         </w:rPr>
+        <w:t xml:space="preserve"> and </w:t>
+      </w:r>
+      <w:r>
+        <w:rPr>
+          <w:b w:val="false"/>
+          <w:bCs w:val="false"/>
+          <w:i/>
+          <w:iCs/>
+        </w:rPr>
+        <w:t xml:space="preserve">integrate quality content and instructional strategies</w:t>
+      </w:r>
+      <w:r>
+        <w:rPr>
+          <w:b w:val="false"/>
+          <w:bCs w:val="false"/>
+        </w:rPr>
+        <w:t xml:space="preserve"> through three routines. Weekly claim checks: after teacher modeling, students sort the details in two short texts that support or contradict a claim. Author's purpose frames: students name a technique, its effect, and the purpose it shows. Daily five-minute annotations: students mark one word or tone choice and the viewpoint it reveals. Students do the thinking, which is how we </w:t>
+      </w:r>
+      <w:r>
+        <w:rPr>
+          <w:b w:val="false"/>
+          <w:bCs w:val="false"/>
+          <w:i/>
+          <w:iCs/>
+        </w:rPr>
+        <w:t xml:space="preserve">facilitate student engagement and critical thinking</w:t>
+      </w:r>
+      <w:r>
+        <w:rPr>
+          <w:b w:val="false"/>
+          <w:bCs w:val="false"/>
+        </w:rPr>
+        <w:t xml:space="preserve">, and built-in supports help us </w:t>
+      </w:r>
+      <w:r>
+        <w:rPr>
+          <w:b w:val="false"/>
+          <w:bCs w:val="false"/>
+          <w:i/>
+          <w:iCs/>
+        </w:rPr>
+        <w:t xml:space="preserve">design a safe and inclusive environment</w:t>
+      </w:r>
+      <w:r>
+        <w:rPr>
+          <w:b w:val="false"/>
+          <w:bCs w:val="false"/>
+        </w:rPr>
+        <w:t xml:space="preserve">.</w:t>
+      </w:r>
+    </w:p>
+    <w:p>
+      <w:pPr>
+        <w:pStyle w:val="Heading3"/>
+        <w:spacing w:after="200"/>
+      </w:pPr>
+      <w:r>
+        <w:t xml:space="preserve">MONITORING</w:t>
+      </w:r>
+    </w:p>
+    <w:p>
+      <w:pPr>
+        <w:spacing w:after="400"/>
+      </w:pPr>
+      <w:r>
+        <w:rPr>
+          <w:b w:val="false"/>
+          <w:bCs w:val="false"/>
+          <w:i/>
+          <w:iCs/>
+        </w:rPr>
+        <w:t xml:space="preserve">When we assess</w:t>
+      </w:r>
+      <w:r>
+        <w:rPr>
+          <w:b w:val="false"/>
+          <w:bCs w:val="false"/>
+        </w:rPr>
+        <w:t xml:space="preserve">, we </w:t>
+      </w:r>
+      <w:r>
+        <w:rPr>
+          <w:b w:val="false"/>
+          <w:bCs w:val="false"/>
+          <w:i/>
+          <w:iCs/>
+        </w:rPr>
+        <w:t xml:space="preserve">assess for learning</w:t>
+      </w:r>
+      <w:r>
+        <w:rPr>
+          <w:b w:val="false"/>
+          <w:bCs w:val="false"/>
+        </w:rPr>
+        <w:t xml:space="preserve">. We </w:t>
+      </w:r>
+      <w:r>
+        <w:rPr>
+          <w:b w:val="false"/>
+          <w:bCs w:val="false"/>
+          <w:i/>
+          <w:iCs/>
+        </w:rPr>
+        <w:t xml:space="preserve">collect evidence of student learning throughout the lesson</w:t>
+      </w:r>
+      <w:r>
+        <w:rPr>
+          <w:b w:val="false"/>
+          <w:bCs w:val="false"/>
+        </w:rPr>
+        <w:t xml:space="preserve"> and give a five-item check on each skill every three weeks, broken out for all students, SWD, and MLL. We </w:t>
+      </w:r>
+      <w:r>
+        <w:rPr>
+          <w:b w:val="false"/>
+          <w:bCs w:val="false"/>
+          <w:i/>
+          <w:iCs/>
+        </w:rPr>
+        <w:t xml:space="preserve">provide timely and descriptive feedback about the work</w:t>
+      </w:r>
+      <w:r>
+        <w:rPr>
+          <w:b w:val="false"/>
+          <w:bCs w:val="false"/>
+        </w:rPr>
+        <w:t xml:space="preserve">, focused on reasoning. And we </w:t>
+      </w:r>
+      <w:r>
+        <w:rPr>
+          <w:b w:val="false"/>
+          <w:bCs w:val="false"/>
+          <w:i/>
+          <w:iCs/>
+        </w:rPr>
+        <w:t xml:space="preserve">monitor and adjust instruction during the lesson and for future planning</w:t>
+      </w:r>
+      <w:r>
+        <w:rPr>
+          <w:b w:val="false"/>
+          <w:bCs w:val="false"/>
+        </w:rPr>
+        <w:t xml:space="preserve"> through walkthroughs, monthly PLC review of student work, and the MP1 benchmark.</w:t>
+      </w:r>
+    </w:p>
+    <w:p>
+      <w:pPr>
+        <w:pStyle w:val="Heading3"/>
+        <w:spacing w:after="200"/>
+      </w:pPr>
+      <w:r>
+        <w:t xml:space="preserve">CLOSE</w:t>
+      </w:r>
+    </w:p>
+    <w:p>
+      <w:pPr>
+        <w:spacing w:after="200"/>
+      </w:pPr>
+      <w:r>
+        <w:rPr>
+          <w:b w:val="false"/>
+          <w:bCs w:val="false"/>
+        </w:rPr>
+        <w:t xml:space="preserve">Plan, Teach, and Assess is </w:t>
+      </w:r>
+      <w:r>
+        <w:rPr>
+          <w:b w:val="false"/>
+          <w:bCs w:val="false"/>
+          <w:i/>
+          <w:iCs/>
+        </w:rPr>
+        <w:t xml:space="preserve">the ongoing cycle of effective teaching and learning that occurs in every classroom, every day</w:t>
+      </w:r>
+      <w:r>
+        <w:rPr>
+          <w:b w:val="false"/>
+          <w:bCs w:val="false"/>
+        </w:rPr>
         <w:t xml:space="preserve">. </w:t>
       </w:r>
       <w:r>
@@ -368,7 +531,23 @@
           <w:i/>
           <w:iCs/>
         </w:rPr>
-        <w:t xml:space="preserve">Effective instruction engages students through meaningful learning experiences that promote thinking</w:t>
+        <w:t xml:space="preserve">All students deserve rigorous, engaging, inclusive, and responsive learning experiences</w:t>
+      </w:r>
+      <w:r>
+        <w:rPr>
+          <w:b w:val="false"/>
+          <w:bCs w:val="false"/>
+        </w:rPr>
+        <w:t xml:space="preserve">, including our students with disabilities and multilingual learners. We will not lower the bar. We will give them what they need to reach it. That is how we </w:t>
+      </w:r>
+      <w:r>
+        <w:rPr>
+          <w:b w:val="false"/>
+          <w:bCs w:val="false"/>
+          <w:i/>
+          <w:iCs/>
+        </w:rPr>
+        <w:t xml:space="preserve">develop minds through high expectations</w:t>
       </w:r>
       <w:r>
         <w:rPr>
@@ -384,328 +563,7 @@
           <w:i/>
           <w:iCs/>
         </w:rPr>
-        <w:t xml:space="preserve">deep understanding</w:t>
-      </w:r>
-      <w:r>
-        <w:rPr>
-          <w:b w:val="false"/>
-          <w:bCs w:val="false"/>
-        </w:rPr>
-        <w:t xml:space="preserve">, so we </w:t>
-      </w:r>
-      <w:r>
-        <w:rPr>
-          <w:b w:val="false"/>
-          <w:bCs w:val="false"/>
-          <w:i/>
-          <w:iCs/>
-        </w:rPr>
-        <w:t xml:space="preserve">integrate quality content and instructional strategies</w:t>
-      </w:r>
-      <w:r>
-        <w:rPr>
-          <w:b w:val="false"/>
-          <w:bCs w:val="false"/>
-        </w:rPr>
-        <w:t xml:space="preserve"> through three routines. Once a week, students do a claim check. They read two short texts on the same topic, sort the details that support the claim from the ones that contradict it, and explain their thinking, after the teacher models it first. For author's purpose, students mark one technique and complete a frame: the author uses this technique to create this effect, and it shows this purpose. And every day, for five minutes, students annotate one word or tone choice and explain what it shows about the author's viewpoint. In each routine, the students do the evaluating, which is how we </w:t>
-      </w:r>
-      <w:r>
-        <w:rPr>
-          <w:b w:val="false"/>
-          <w:bCs w:val="false"/>
-          <w:i/>
-          <w:iCs/>
-        </w:rPr>
-        <w:t xml:space="preserve">facilitate student engagement and critical thinking</w:t>
-      </w:r>
-      <w:r>
-        <w:rPr>
-          <w:b w:val="false"/>
-          <w:bCs w:val="false"/>
-        </w:rPr>
-        <w:t xml:space="preserve">. The supports let every student attempt the same rigorous task, which is how we </w:t>
-      </w:r>
-      <w:r>
-        <w:rPr>
-          <w:b w:val="false"/>
-          <w:bCs w:val="false"/>
-          <w:i/>
-          <w:iCs/>
-        </w:rPr>
-        <w:t xml:space="preserve">design a safe and inclusive environment</w:t>
-      </w:r>
-      <w:r>
-        <w:rPr>
-          <w:b w:val="false"/>
-          <w:bCs w:val="false"/>
-        </w:rPr>
-        <w:t xml:space="preserve">.</w:t>
-      </w:r>
-    </w:p>
-    <w:p>
-      <w:pPr>
-        <w:pStyle w:val="Heading3"/>
-        <w:spacing w:after="200"/>
-      </w:pPr>
-      <w:r>
-        <w:t xml:space="preserve">MONITORING</w:t>
-      </w:r>
-    </w:p>
-    <w:p>
-      <w:pPr>
-        <w:spacing w:after="400"/>
-      </w:pPr>
-      <w:r>
-        <w:rPr>
-          <w:b w:val="false"/>
-          <w:bCs w:val="false"/>
-          <w:i/>
-          <w:iCs/>
-        </w:rPr>
-        <w:t xml:space="preserve">When we assess</w:t>
-      </w:r>
-      <w:r>
-        <w:rPr>
-          <w:b w:val="false"/>
-          <w:bCs w:val="false"/>
-        </w:rPr>
-        <w:t xml:space="preserve">, we </w:t>
-      </w:r>
-      <w:r>
-        <w:rPr>
-          <w:b w:val="false"/>
-          <w:bCs w:val="false"/>
-          <w:i/>
-          <w:iCs/>
-        </w:rPr>
-        <w:t xml:space="preserve">assess for learning</w:t>
-      </w:r>
-      <w:r>
-        <w:rPr>
-          <w:b w:val="false"/>
-          <w:bCs w:val="false"/>
-        </w:rPr>
-        <w:t xml:space="preserve">, because </w:t>
-      </w:r>
-      <w:r>
-        <w:rPr>
-          <w:b w:val="false"/>
-          <w:bCs w:val="false"/>
-          <w:i/>
-          <w:iCs/>
-        </w:rPr>
-        <w:t xml:space="preserve">effective instruction is strengthened through ongoing assessment and reflection</w:t>
-      </w:r>
-      <w:r>
-        <w:rPr>
-          <w:b w:val="false"/>
-          <w:bCs w:val="false"/>
-        </w:rPr>
-        <w:t xml:space="preserve">. We </w:t>
-      </w:r>
-      <w:r>
-        <w:rPr>
-          <w:b w:val="false"/>
-          <w:bCs w:val="false"/>
-          <w:i/>
-          <w:iCs/>
-        </w:rPr>
-        <w:t xml:space="preserve">collect evidence of student learning throughout the lesson</w:t>
-      </w:r>
-      <w:r>
-        <w:rPr>
-          <w:b w:val="false"/>
-          <w:bCs w:val="false"/>
-        </w:rPr>
-        <w:t xml:space="preserve">, from the routines themselves and from a five-item check on each skill every three weeks, broken out for all students, SWD, and MLL. We </w:t>
-      </w:r>
-      <w:r>
-        <w:rPr>
-          <w:b w:val="false"/>
-          <w:bCs w:val="false"/>
-          <w:i/>
-          <w:iCs/>
-        </w:rPr>
-        <w:t xml:space="preserve">provide timely and descriptive feedback about the work</w:t>
-      </w:r>
-      <w:r>
-        <w:rPr>
-          <w:b w:val="false"/>
-          <w:bCs w:val="false"/>
-        </w:rPr>
-        <w:t xml:space="preserve">, focused on students’ reasoning, not just the answer. And we </w:t>
-      </w:r>
-      <w:r>
-        <w:rPr>
-          <w:b w:val="false"/>
-          <w:bCs w:val="false"/>
-          <w:i/>
-          <w:iCs/>
-        </w:rPr>
-        <w:t xml:space="preserve">monitor and adjust instruction during the lesson and for future planning</w:t>
-      </w:r>
-      <w:r>
-        <w:rPr>
-          <w:b w:val="false"/>
-          <w:bCs w:val="false"/>
-        </w:rPr>
-        <w:t xml:space="preserve">: walkthroughs confirm the routines are happening, the PLC reviews student work monthly, and the MP1 benchmark covers all three standards. If a skill or a group isn’t moving, we adjust.</w:t>
-      </w:r>
-    </w:p>
-    <w:p>
-      <w:pPr>
-        <w:pStyle w:val="Heading3"/>
-        <w:spacing w:after="200"/>
-      </w:pPr>
-      <w:r>
-        <w:t xml:space="preserve">CLOSE</w:t>
-      </w:r>
-    </w:p>
-    <w:p>
-      <w:pPr>
-        <w:spacing w:after="200"/>
-      </w:pPr>
-      <w:r>
-        <w:rPr>
-          <w:b w:val="false"/>
-          <w:bCs w:val="false"/>
-          <w:i/>
-          <w:iCs/>
-        </w:rPr>
-        <w:t xml:space="preserve">Plan, Teach, and Assess</w:t>
-      </w:r>
-      <w:r>
-        <w:rPr>
-          <w:b w:val="false"/>
-          <w:bCs w:val="false"/>
-        </w:rPr>
-        <w:t xml:space="preserve"> is </w:t>
-      </w:r>
-      <w:r>
-        <w:rPr>
-          <w:b w:val="false"/>
-          <w:bCs w:val="false"/>
-          <w:i/>
-          <w:iCs/>
-        </w:rPr>
-        <w:t xml:space="preserve">the ongoing cycle of effective teaching and learning that occurs in every classroom, every day</w:t>
-      </w:r>
-      <w:r>
-        <w:rPr>
-          <w:b w:val="false"/>
-          <w:bCs w:val="false"/>
-        </w:rPr>
-        <w:t xml:space="preserve">, and </w:t>
-      </w:r>
-      <w:r>
-        <w:rPr>
-          <w:b w:val="false"/>
-          <w:bCs w:val="false"/>
-          <w:i/>
-          <w:iCs/>
-        </w:rPr>
-        <w:t xml:space="preserve">reflection occurs throughout</w:t>
-      </w:r>
-      <w:r>
-        <w:rPr>
-          <w:b w:val="false"/>
-          <w:bCs w:val="false"/>
-        </w:rPr>
-        <w:t xml:space="preserve">. Every reading classroom runs the same three routines, so we stay </w:t>
-      </w:r>
-      <w:r>
-        <w:rPr>
-          <w:b w:val="false"/>
-          <w:bCs w:val="false"/>
-          <w:i/>
-          <w:iCs/>
-        </w:rPr>
-        <w:t xml:space="preserve">consistent in what students experience</w:t>
-      </w:r>
-      <w:r>
-        <w:rPr>
-          <w:b w:val="false"/>
-          <w:bCs w:val="false"/>
-        </w:rPr>
-        <w:t xml:space="preserve">, and every three weeks we reflect on whether those routines are closing the gap.</w:t>
-      </w:r>
-    </w:p>
-    <w:p>
-      <w:pPr>
-        <w:spacing w:after="200"/>
-      </w:pPr>
-      <w:r>
-        <w:rPr>
-          <w:b w:val="false"/>
-          <w:bCs w:val="false"/>
-          <w:i/>
-          <w:iCs/>
-        </w:rPr>
-        <w:t xml:space="preserve">All students deserve rigorous, engaging, inclusive, and responsive learning experiences</w:t>
-      </w:r>
-      <w:r>
-        <w:rPr>
-          <w:b w:val="false"/>
-          <w:bCs w:val="false"/>
-        </w:rPr>
-        <w:t xml:space="preserve">, including our students with disabilities and our multilingual learners. We are not lowering the bar for them. We are giving them what they need to reach it. </w:t>
-      </w:r>
-      <w:r>
-        <w:rPr>
-          <w:b w:val="false"/>
-          <w:bCs w:val="false"/>
-          <w:i/>
-          <w:iCs/>
-        </w:rPr>
-        <w:t xml:space="preserve">We develop minds through high expectations and teacher skillfulness</w:t>
-      </w:r>
-      <w:r>
-        <w:rPr>
-          <w:b w:val="false"/>
-          <w:bCs w:val="false"/>
-        </w:rPr>
-        <w:t xml:space="preserve">, </w:t>
-      </w:r>
-      <w:r>
-        <w:rPr>
-          <w:b w:val="false"/>
-          <w:bCs w:val="false"/>
-          <w:i/>
-          <w:iCs/>
-        </w:rPr>
-        <w:t xml:space="preserve">we design for equity and access for all students</w:t>
-      </w:r>
-      <w:r>
-        <w:rPr>
-          <w:b w:val="false"/>
-          <w:bCs w:val="false"/>
-        </w:rPr>
-        <w:t xml:space="preserve">, and </w:t>
-      </w:r>
-      <w:r>
-        <w:rPr>
-          <w:b w:val="false"/>
-          <w:bCs w:val="false"/>
-          <w:i/>
-          <w:iCs/>
-        </w:rPr>
-        <w:t xml:space="preserve">we create and nurture a psychologically safe and inclusive classroom culture</w:t>
-      </w:r>
-      <w:r>
-        <w:rPr>
-          <w:b w:val="false"/>
-          <w:bCs w:val="false"/>
-        </w:rPr>
-        <w:t xml:space="preserve">. Those beliefs </w:t>
-      </w:r>
-      <w:r>
-        <w:rPr>
-          <w:b w:val="false"/>
-          <w:bCs w:val="false"/>
-          <w:i/>
-          <w:iCs/>
-        </w:rPr>
-        <w:t xml:space="preserve">reflect our collective commitment to empowering every learner</w:t>
+        <w:t xml:space="preserve">design for equity and access for all students</w:t>
       </w:r>
       <w:r>
         <w:rPr>
@@ -770,7 +628,7 @@
         <w:spacing w:before="200"/>
       </w:pPr>
       <w:r>
-        <w:t xml:space="preserve">TIMING: about 6 to 7 minutes</w:t>
+        <w:t xml:space="preserve">TIMING: about 4 to 5 minutes</w:t>
       </w:r>
     </w:p>
     <w:sectPr>

--- a/Slide1_Presenter_Script.docx
+++ b/Slide1_Presenter_Script.docx
@@ -53,7 +53,7 @@
           <w:b w:val="false"/>
           <w:bCs w:val="false"/>
         </w:rPr>
-        <w:t xml:space="preserve">Good morning. Our students can take a text apart. They are still learning to judge it. That is our reading story this year.</w:t>
+        <w:t xml:space="preserve">Good morning. Our students can analyze what they read. Where they struggle is evaluating it. That is our reading story this year.</w:t>
       </w:r>
     </w:p>
     <w:p>
@@ -582,7 +582,7 @@
           <w:b w:val="false"/>
           <w:bCs w:val="false"/>
         </w:rPr>
-        <w:t xml:space="preserve">Our students can already take a text apart. This year, we teach them to judge it.</w:t>
+        <w:t xml:space="preserve">Our students can analyze a text. This year, we teach them to evaluate it.</w:t>
       </w:r>
     </w:p>
     <w:p>

--- a/Slide1_Presenter_Script.docx
+++ b/Slide1_Presenter_Script.docx
@@ -53,7 +53,7 @@
           <w:b w:val="false"/>
           <w:bCs w:val="false"/>
         </w:rPr>
-        <w:t xml:space="preserve">We use data to inform all instructional decisions, so here is what the district SDBQs show. Overall, we held steady, down less than 2 points, but that average hides big moves. Our biggest gain was analyzing an author's data and conclusions (11.RI.1.B), up 16 points. Analyzing an author's purpose and technique at grade 10 (10.RI.2.C) rose 13, and analyzing how a theme develops (9.RL.1.A) rose 12. All three are analysis skills, and analysis held steady across the test.</w:t>
+        <w:t xml:space="preserve">We use data to inform our instructional decisions, so here is what the district SDBQs show. Overall, we held steady, down less than 2 points, but that average hides some big moves. Our biggest gain was in analyzing an author's data and conclusions (11.RI.1.B), up 16 points. Analyzing an author's purpose and technique at grade 10 (10.RI.2.C) rose 13, and analyzing how a theme develops (9.RL.1.A) rose 12. All three are analysis skills, and analysis held steady across the test.</w:t>
       </w:r>
     </w:p>
     <w:p>
@@ -74,7 +74,7 @@
           <w:b w:val="false"/>
           <w:bCs w:val="false"/>
         </w:rPr>
-        <w:t xml:space="preserve">Three standards fell below target for all students and SWD, and they are our first marking period focus. The district SDBQ shows only five MLL students tested at MHS, so their percentages reflect a small group, not a trend.</w:t>
+        <w:t xml:space="preserve">Three standards fell below target for all students and SWD, and they are our focus for the first marking period. The district SDBQ shows only five MLL students tested at MHS, so their percentages reflect a small group, not a trend.</w:t>
       </w:r>
     </w:p>
     <w:p>
@@ -107,19 +107,19 @@
           <w:b w:val="false"/>
           <w:bCs w:val="false"/>
         </w:rPr>
-        <w:t xml:space="preserve">First, evaluating details that support or refute an argument (10.RI.1.C): all students 52%, SWD 41%, MLL 32%. Students find details but can’t tell which support the argument and which undercut it.</w:t>
-      </w:r>
-    </w:p>
-    <w:p>
-      <w:pPr>
-        <w:spacing w:after="200"/>
-      </w:pPr>
-      <w:r>
-        <w:rPr>
-          <w:b w:val="false"/>
-          <w:bCs w:val="false"/>
-        </w:rPr>
-        <w:t xml:space="preserve">Second, analyzing an author's purpose and technique at grade 11 (11.RI.2.C): all students 36%, SWD 20%, MLL 100%. That is our steepest drop, 36 points, and the MLL figure is five students on one low-difficulty question. Students name techniques but don’t connect them to their effect.</w:t>
+        <w:t xml:space="preserve">The first is evaluating details that support or refute an argument (10.RI.1.C): all students 52%, SWD 41%, MLL 32%. Students find the details but can’t tell which ones support the argument and which undercut it.</w:t>
+      </w:r>
+    </w:p>
+    <w:p>
+      <w:pPr>
+        <w:spacing w:after="200"/>
+      </w:pPr>
+      <w:r>
+        <w:rPr>
+          <w:b w:val="false"/>
+          <w:bCs w:val="false"/>
+        </w:rPr>
+        <w:t xml:space="preserve">The second is analyzing an author's purpose and technique at grade 11 (11.RI.2.C): all students 36%, SWD 20%, MLL 100%. That is our steepest drop, 36 points, and the MLL figure is five students on one low-difficulty question. Students name techniques but don’t connect them to their effect.</w:t>
       </w:r>
     </w:p>
     <w:p>
@@ -131,7 +131,7 @@
           <w:b w:val="false"/>
           <w:bCs w:val="false"/>
         </w:rPr>
-        <w:t xml:space="preserve">Third, evaluating how word choice and tone reveal an author's viewpoint (11.RL.2.B): all students 58%, SWD 41%, MLL 20%. Students need practice explaining why those choices matter.</w:t>
+        <w:t xml:space="preserve">The third is evaluating how word choice and tone reveal an author's viewpoint (11.RL.2.B): all students 58%, SWD 41%, MLL 20%. Students need practice explaining why those choices matter.</w:t>
       </w:r>
     </w:p>
     <w:p>
@@ -164,19 +164,85 @@
           <w:b w:val="false"/>
           <w:bCs w:val="false"/>
         </w:rPr>
-        <w:t xml:space="preserve">When we plan, we start with the standards. Every lesson is built on standards-driven content and rigor aimed at one of these three skills. We plan differentiated supports up front: organizers, sentence starters, and pre-taught vocabulary for SWD and MLL. Each routine is designed in anticipation of the misconceptions the data showed us: treating any related detail as support for a claim, and naming a technique without explaining its effect. Insights from our three-week checks feed the next round of planning.</w:t>
-      </w:r>
-    </w:p>
-    <w:p>
-      <w:pPr>
-        <w:spacing w:after="200"/>
-      </w:pPr>
-      <w:r>
-        <w:rPr>
-          <w:b w:val="false"/>
-          <w:bCs w:val="false"/>
-        </w:rPr>
-        <w:t xml:space="preserve">When we teach, three routines pair quality content with a consistent instructional strategy:</w:t>
+        <w:t xml:space="preserve">When we plan, we start with the standards. Every lesson is built on standards-driven content and rigor aimed at one of these three skills, with differentiated supports planned up front: organizers, sentence starters, and pre-taught vocabulary for SWD and MLL. Each routine is designed in anticipation of the misconceptions the data showed us: treating any related detail as support for a claim, and naming a technique without explaining its effect.</w:t>
+      </w:r>
+    </w:p>
+    <w:p>
+      <w:pPr>
+        <w:spacing w:after="400"/>
+      </w:pPr>
+      <w:r>
+        <w:rPr>
+          <w:b w:val="false"/>
+          <w:bCs w:val="false"/>
+        </w:rPr>
+        <w:t xml:space="preserve">When we teach, three routines pair quality content with a consistent instructional strategy. Once a week, students do a Claim Check for 10.RI.1.C. They read two short texts on the same topic, sort the details that support the claim from those that contradict it, and explain their reasoning after the teacher models it with a think-aloud. For 11.RI.2.C, students mark one technique and complete a simple frame: the author uses this technique to create this effect, and it shows this purpose. For 11.RL.2.B, students spend five minutes a day annotating one word or tone choice and explaining the viewpoint it reveals. In all three, students do the critical thinking, and the supports create a safe and inclusive environment where every student works on the same rigorous task.</w:t>
+      </w:r>
+    </w:p>
+    <w:p>
+      <w:pPr>
+        <w:pStyle w:val="Heading3"/>
+        <w:spacing w:after="200"/>
+      </w:pPr>
+      <w:r>
+        <w:t xml:space="preserve">MONITORING</w:t>
+      </w:r>
+    </w:p>
+    <w:p>
+      <w:pPr>
+        <w:spacing w:after="400"/>
+      </w:pPr>
+      <w:r>
+        <w:rPr>
+          <w:b w:val="false"/>
+          <w:bCs w:val="false"/>
+        </w:rPr>
+        <w:t xml:space="preserve">When we assess, we are checking learning as it happens. Every three weeks, students take a five-item check on each skill, and we break the results out for all students, SWD, and MLL. Teachers give timely feedback on students’ reasoning, not just the answer, and use what they see to adjust the next lesson and the next round of planning. Walkthroughs confirm the routines are happening, the PLC reviews student work monthly, and the MP1 benchmark covers all three standards. If a skill or a group isn’t moving, we adjust.</w:t>
+      </w:r>
+    </w:p>
+    <w:p>
+      <w:pPr>
+        <w:pStyle w:val="Heading3"/>
+        <w:spacing w:after="200"/>
+      </w:pPr>
+      <w:r>
+        <w:t xml:space="preserve">CLOSE</w:t>
+      </w:r>
+    </w:p>
+    <w:p>
+      <w:pPr>
+        <w:spacing w:after="200"/>
+      </w:pPr>
+      <w:r>
+        <w:rPr>
+          <w:b w:val="false"/>
+          <w:bCs w:val="false"/>
+        </w:rPr>
+        <w:t xml:space="preserve">Plan, Teach, Assess is a cycle, and reflection runs through all of it. Every three weeks, we will look at the evidence and ask whether these routines are closing the gap.</w:t>
+      </w:r>
+    </w:p>
+    <w:p>
+      <w:pPr>
+        <w:spacing w:after="200"/>
+      </w:pPr>
+      <w:r>
+        <w:rPr>
+          <w:b w:val="false"/>
+          <w:bCs w:val="false"/>
+        </w:rPr>
+        <w:t xml:space="preserve">All students deserve rigorous, engaging, and inclusive learning experiences, and that includes our students with disabilities and our multilingual learners. We are not lowering the bar for them. We are giving them what they need to reach it.</w:t>
+      </w:r>
+    </w:p>
+    <w:p>
+      <w:pPr>
+        <w:spacing w:after="200"/>
+      </w:pPr>
+      <w:r>
+        <w:rPr>
+          <w:b w:val="false"/>
+          <w:bCs w:val="false"/>
+        </w:rPr>
+        <w:t xml:space="preserve">Our students can analyze a text. This year, we teach them to evaluate it.</w:t>
       </w:r>
     </w:p>
     <w:p>
@@ -188,10 +254,7 @@
           <w:b/>
           <w:bCs/>
         </w:rPr>
-        <w:t xml:space="preserve">Claim Check (10.RI.1.C).</w:t>
-      </w:r>
-      <w:r>
-        <w:t xml:space="preserve"> Weekly. Students read two short texts on the same topic, sort the details that support the claim from those that contradict it, and explain their reasoning. The teacher models it first with a think-aloud.</w:t>
+        <w:t xml:space="preserve">The data told us where to aim. The MP1 benchmark will tell us if we hit it.</w:t>
       </w:r>
     </w:p>
     <w:p>
@@ -203,114 +266,6 @@
           <w:b/>
           <w:bCs/>
         </w:rPr>
-        <w:t xml:space="preserve">Purpose and Technique (11.RI.2.C).</w:t>
-      </w:r>
-      <w:r>
-        <w:t xml:space="preserve"> Students mark one technique and complete the frame: “The author uses ___ to ___; this shows ___.”</w:t>
-      </w:r>
-    </w:p>
-    <w:p>
-      <w:pPr>
-        <w:spacing w:after="200"/>
-      </w:pPr>
-      <w:r>
-        <w:rPr>
-          <w:b/>
-          <w:bCs/>
-        </w:rPr>
-        <w:t xml:space="preserve">Word Choice and Tone (11.RL.2.B).</w:t>
-      </w:r>
-      <w:r>
-        <w:t xml:space="preserve"> Daily, five minutes. Students annotate one word or tone choice and explain the viewpoint it reveals.</w:t>
-      </w:r>
-    </w:p>
-    <w:p>
-      <w:pPr>
-        <w:spacing w:after="400"/>
-      </w:pPr>
-      <w:r>
-        <w:rPr>
-          <w:b w:val="false"/>
-          <w:bCs w:val="false"/>
-        </w:rPr>
-        <w:t xml:space="preserve">In all three, students do the critical thinking, and the supports create a safe and inclusive environment where every student works on the same rigorous task.</w:t>
-      </w:r>
-    </w:p>
-    <w:p>
-      <w:pPr>
-        <w:pStyle w:val="Heading3"/>
-        <w:spacing w:after="200"/>
-      </w:pPr>
-      <w:r>
-        <w:t xml:space="preserve">MONITORING</w:t>
-      </w:r>
-    </w:p>
-    <w:p>
-      <w:pPr>
-        <w:spacing w:after="400"/>
-      </w:pPr>
-      <w:r>
-        <w:rPr>
-          <w:b w:val="false"/>
-          <w:bCs w:val="false"/>
-        </w:rPr>
-        <w:t xml:space="preserve">When we assess, we are checking learning as it happens. Every three weeks, students take a five-item check on each skill, and we break the results out for all students, SWD, and MLL. Teachers give feedback on students’ reasoning, not just the answer, and use what they see to adjust the next lesson. Walkthroughs confirm the routines are happening, the PLC reviews student work monthly, and the MP1 benchmark covers all three standards. If a skill or a group isn’t moving, we adjust.</w:t>
-      </w:r>
-    </w:p>
-    <w:p>
-      <w:pPr>
-        <w:pStyle w:val="Heading3"/>
-        <w:spacing w:after="200"/>
-      </w:pPr>
-      <w:r>
-        <w:t xml:space="preserve">CLOSE</w:t>
-      </w:r>
-    </w:p>
-    <w:p>
-      <w:pPr>
-        <w:spacing w:after="200"/>
-      </w:pPr>
-      <w:r>
-        <w:rPr>
-          <w:b w:val="false"/>
-          <w:bCs w:val="false"/>
-        </w:rPr>
-        <w:t xml:space="preserve">Plan, Teach, and Assess is the ongoing cycle of effective teaching and learning that occurs in every classroom, every day. All students deserve rigorous, engaging, inclusive, and responsive learning experiences, including our students with disabilities and multilingual learners. We will not lower the bar. We will give them what they need to reach it. That is how we develop minds through high expectations and design for equity and access for all students.</w:t>
-      </w:r>
-    </w:p>
-    <w:p>
-      <w:pPr>
-        <w:spacing w:after="200"/>
-      </w:pPr>
-      <w:r>
-        <w:rPr>
-          <w:b w:val="false"/>
-          <w:bCs w:val="false"/>
-        </w:rPr>
-        <w:t xml:space="preserve">Our students can analyze a text. This year, we teach them to evaluate it.</w:t>
-      </w:r>
-    </w:p>
-    <w:p>
-      <w:pPr>
-        <w:spacing w:after="100"/>
-      </w:pPr>
-      <w:r>
-        <w:rPr>
-          <w:b/>
-          <w:bCs/>
-        </w:rPr>
-        <w:t xml:space="preserve">The data told us where to aim. The MP1 benchmark will tell us if we hit it.</w:t>
-      </w:r>
-    </w:p>
-    <w:p>
-      <w:pPr>
-        <w:spacing w:after="100"/>
-      </w:pPr>
-      <w:r>
-        <w:rPr>
-          <w:b/>
-          <w:bCs/>
-        </w:rPr>
         <w:t xml:space="preserve">Elevate. Empower. One NNPS.</w:t>
       </w:r>
     </w:p>
@@ -331,7 +286,7 @@
         <w:spacing w:before="200"/>
       </w:pPr>
       <w:r>
-        <w:t xml:space="preserve">TIMING: about 4 to 5 minutes</w:t>
+        <w:t xml:space="preserve">TIMING: about 5 minutes</w:t>
       </w:r>
     </w:p>
     <w:sectPr>

--- a/Slide1_Presenter_Script.docx
+++ b/Slide1_Presenter_Script.docx
@@ -95,7 +95,7 @@
           <w:b w:val="false"/>
           <w:bCs w:val="false"/>
         </w:rPr>
-        <w:t xml:space="preserve">All three sit at the top of Bloom’s. Evaluate questions fell 9 points to 55%, while analyze questions held at 62%.</w:t>
+        <w:t xml:space="preserve">All three are higher-order thinking skills. Questions asking students to evaluate fell 9 points to 55%, while analysis questions held at 62%.</w:t>
       </w:r>
     </w:p>
     <w:p>

--- a/Slide1_Presenter_Script.docx
+++ b/Slide1_Presenter_Script.docx
@@ -34,18 +34,6 @@
     </w:p>
     <w:p>
       <w:pPr>
-        <w:spacing w:after="200"/>
-      </w:pPr>
-      <w:r>
-        <w:rPr>
-          <w:b w:val="false"/>
-          <w:bCs w:val="false"/>
-        </w:rPr>
-        <w:t xml:space="preserve">Good morning. Our students can analyze what they read. Where they struggle is evaluating it. That is our reading story this year.</w:t>
-      </w:r>
-    </w:p>
-    <w:p>
-      <w:pPr>
         <w:spacing w:after="400"/>
       </w:pPr>
       <w:r>
@@ -53,7 +41,7 @@
           <w:b w:val="false"/>
           <w:bCs w:val="false"/>
         </w:rPr>
-        <w:t xml:space="preserve">We use data to inform our instructional decisions, so here is what the district SDBQs show. Overall, we held steady, down less than 2 points, but that average hides some big moves. Our biggest gain was in analyzing an author's data and conclusions (11.RI.1.B), up 16 points. Analyzing an author's purpose and technique at grade 10 (10.RI.2.C) rose 13, and analyzing how a theme develops (9.RL.1.A) rose 12. All three are analysis skills, and analysis held steady across the test.</w:t>
+        <w:t xml:space="preserve">Good morning. Overall, we held steady, down 1.8 points. We saw double-digit gains in three strands: analyzing data and conclusions in informational texts (11.RI.1.B), up 16.4 points; analyzing an author’s purpose and literary techniques (10.RI.2.C), up 12.8; and analyzing how a theme develops (9.RL.1.A), up 11.7. Our students can analyze what they read. Where they struggle is evaluating it.</w:t>
       </w:r>
     </w:p>
     <w:p>
@@ -62,7 +50,43 @@
         <w:spacing w:after="200"/>
       </w:pPr>
       <w:r>
-        <w:t xml:space="preserve">TRANSITION</w:t>
+        <w:t xml:space="preserve">SIGNIFICANT GAPS</w:t>
+      </w:r>
+    </w:p>
+    <w:p>
+      <w:pPr>
+        <w:spacing w:after="200"/>
+      </w:pPr>
+      <w:r>
+        <w:rPr>
+          <w:b w:val="false"/>
+          <w:bCs w:val="false"/>
+        </w:rPr>
+        <w:t xml:space="preserve">Our three priority gaps are all higher-order thinking skills.</w:t>
+      </w:r>
+    </w:p>
+    <w:p>
+      <w:pPr>
+        <w:spacing w:after="200"/>
+      </w:pPr>
+      <w:r>
+        <w:rPr>
+          <w:b w:val="false"/>
+          <w:bCs w:val="false"/>
+        </w:rPr>
+        <w:t xml:space="preserve">First, evaluating details that support or refute an argument (10.RI.1.C), down 10.8 points. Students can find the details but can’t tell which ones support the argument and which undercut it.</w:t>
+      </w:r>
+    </w:p>
+    <w:p>
+      <w:pPr>
+        <w:spacing w:after="200"/>
+      </w:pPr>
+      <w:r>
+        <w:rPr>
+          <w:b w:val="false"/>
+          <w:bCs w:val="false"/>
+        </w:rPr>
+        <w:t xml:space="preserve">Second, analyzing an author’s purpose for using literary techniques (11.RI.2.C), down 36.1 points. Students can name a technique but can’t connect it to the author’s purpose.</w:t>
       </w:r>
     </w:p>
     <w:p>
@@ -74,7 +98,7 @@
           <w:b w:val="false"/>
           <w:bCs w:val="false"/>
         </w:rPr>
-        <w:t xml:space="preserve">Three standards fell below target for all students and SWD, and they are our focus for the first marking period. The district SDBQ shows only five MLL students tested at MHS, so their percentages reflect a small group, not a trend.</w:t>
+        <w:t xml:space="preserve">Third, evaluating how word choice and tone reveal an author’s viewpoint (11.RL.2.B), down 10.6 points. Students need practice explaining what those choices reveal about the author’s view.</w:t>
       </w:r>
     </w:p>
     <w:p>
@@ -83,63 +107,6 @@
         <w:spacing w:after="200"/>
       </w:pPr>
       <w:r>
-        <w:t xml:space="preserve">SIGNIFICANT GAPS</w:t>
-      </w:r>
-    </w:p>
-    <w:p>
-      <w:pPr>
-        <w:spacing w:after="200"/>
-      </w:pPr>
-      <w:r>
-        <w:rPr>
-          <w:b w:val="false"/>
-          <w:bCs w:val="false"/>
-        </w:rPr>
-        <w:t xml:space="preserve">All three are higher-order thinking skills. Questions asking students to evaluate fell 9 points to 55%, while analysis questions held at 62%.</w:t>
-      </w:r>
-    </w:p>
-    <w:p>
-      <w:pPr>
-        <w:spacing w:after="200"/>
-      </w:pPr>
-      <w:r>
-        <w:rPr>
-          <w:b w:val="false"/>
-          <w:bCs w:val="false"/>
-        </w:rPr>
-        <w:t xml:space="preserve">The first is evaluating details that support or refute an argument (10.RI.1.C): all students 52%, SWD 41%, MLL 32%. Students find the details but can’t tell which ones support the argument and which undercut it.</w:t>
-      </w:r>
-    </w:p>
-    <w:p>
-      <w:pPr>
-        <w:spacing w:after="200"/>
-      </w:pPr>
-      <w:r>
-        <w:rPr>
-          <w:b w:val="false"/>
-          <w:bCs w:val="false"/>
-        </w:rPr>
-        <w:t xml:space="preserve">The second is analyzing an author's purpose and technique at grade 11 (11.RI.2.C): all students 36%, SWD 20%, MLL 100%. That is our steepest drop, 36 points, and the MLL figure is five students on one low-difficulty question. Students name techniques but don’t connect them to their effect.</w:t>
-      </w:r>
-    </w:p>
-    <w:p>
-      <w:pPr>
-        <w:spacing w:after="400"/>
-      </w:pPr>
-      <w:r>
-        <w:rPr>
-          <w:b w:val="false"/>
-          <w:bCs w:val="false"/>
-        </w:rPr>
-        <w:t xml:space="preserve">The third is evaluating how word choice and tone reveal an author's viewpoint (11.RL.2.B): all students 58%, SWD 41%, MLL 20%. Students need practice explaining why those choices matter.</w:t>
-      </w:r>
-    </w:p>
-    <w:p>
-      <w:pPr>
-        <w:pStyle w:val="Heading3"/>
-        <w:spacing w:after="200"/>
-      </w:pPr>
-      <w:r>
         <w:t xml:space="preserve">TIER 1 RESPONSE</w:t>
       </w:r>
     </w:p>
@@ -164,85 +131,7 @@
           <w:b w:val="false"/>
           <w:bCs w:val="false"/>
         </w:rPr>
-        <w:t xml:space="preserve">When we plan, we start with the standards. Every lesson is built on standards-driven content and rigor aimed at one of these three skills, with differentiated supports planned up front: organizers, sentence starters, and pre-taught vocabulary for SWD and MLL. Each routine is designed in anticipation of the misconceptions the data showed us: treating any related detail as support for a claim, and naming a technique without explaining its effect.</w:t>
-      </w:r>
-    </w:p>
-    <w:p>
-      <w:pPr>
-        <w:spacing w:after="400"/>
-      </w:pPr>
-      <w:r>
-        <w:rPr>
-          <w:b w:val="false"/>
-          <w:bCs w:val="false"/>
-        </w:rPr>
-        <w:t xml:space="preserve">When we teach, three routines pair quality content with a consistent instructional strategy. Once a week, students do a Claim Check for 10.RI.1.C. They read two short texts on the same topic, sort the details that support the claim from those that contradict it, and explain their reasoning after the teacher models it with a think-aloud. For 11.RI.2.C, students mark one technique and complete a simple frame: the author uses this technique to create this effect, and it shows this purpose. For 11.RL.2.B, students spend five minutes a day annotating one word or tone choice and explaining the viewpoint it reveals. In all three, students do the critical thinking, and the supports create a safe and inclusive environment where every student works on the same rigorous task.</w:t>
-      </w:r>
-    </w:p>
-    <w:p>
-      <w:pPr>
-        <w:pStyle w:val="Heading3"/>
-        <w:spacing w:after="200"/>
-      </w:pPr>
-      <w:r>
-        <w:t xml:space="preserve">MONITORING</w:t>
-      </w:r>
-    </w:p>
-    <w:p>
-      <w:pPr>
-        <w:spacing w:after="400"/>
-      </w:pPr>
-      <w:r>
-        <w:rPr>
-          <w:b w:val="false"/>
-          <w:bCs w:val="false"/>
-        </w:rPr>
-        <w:t xml:space="preserve">When we assess, we are checking learning as it happens. Every three weeks, students take a five-item check on each skill, and we break the results out for all students, SWD, and MLL. Teachers give timely feedback on students’ reasoning, not just the answer, and use what they see to adjust the next lesson and the next round of planning. Walkthroughs confirm the routines are happening, the PLC reviews student work monthly, and the MP1 benchmark covers all three standards. If a skill or a group isn’t moving, we adjust.</w:t>
-      </w:r>
-    </w:p>
-    <w:p>
-      <w:pPr>
-        <w:pStyle w:val="Heading3"/>
-        <w:spacing w:after="200"/>
-      </w:pPr>
-      <w:r>
-        <w:t xml:space="preserve">CLOSE</w:t>
-      </w:r>
-    </w:p>
-    <w:p>
-      <w:pPr>
-        <w:spacing w:after="200"/>
-      </w:pPr>
-      <w:r>
-        <w:rPr>
-          <w:b w:val="false"/>
-          <w:bCs w:val="false"/>
-        </w:rPr>
-        <w:t xml:space="preserve">Plan, Teach, Assess is a cycle, and reflection runs through all of it. Every three weeks, we will look at the evidence and ask whether these routines are closing the gap.</w:t>
-      </w:r>
-    </w:p>
-    <w:p>
-      <w:pPr>
-        <w:spacing w:after="200"/>
-      </w:pPr>
-      <w:r>
-        <w:rPr>
-          <w:b w:val="false"/>
-          <w:bCs w:val="false"/>
-        </w:rPr>
-        <w:t xml:space="preserve">All students deserve rigorous, engaging, and inclusive learning experiences, and that includes our students with disabilities and our multilingual learners. We are not lowering the bar for them. We are giving them what they need to reach it.</w:t>
-      </w:r>
-    </w:p>
-    <w:p>
-      <w:pPr>
-        <w:spacing w:after="200"/>
-      </w:pPr>
-      <w:r>
-        <w:rPr>
-          <w:b w:val="false"/>
-          <w:bCs w:val="false"/>
-        </w:rPr>
-        <w:t xml:space="preserve">Our students can analyze a text. This year, we teach them to evaluate it.</w:t>
+        <w:t xml:space="preserve">When we plan, we start with the standards: what should students be able to do by the end of this lesson? When a gap skill isn’t part of the lesson, we find a connection and add a short mini-lesson or practice. Each of these three routines targets a misconception the data revealed.</w:t>
       </w:r>
     </w:p>
     <w:p>
@@ -254,7 +143,10 @@
           <w:b/>
           <w:bCs/>
         </w:rPr>
-        <w:t xml:space="preserve">The data told us where to aim. The MP1 benchmark will tell us if we hit it.</w:t>
+        <w:t xml:space="preserve">Claim Check (10.RI.1.C).</w:t>
+      </w:r>
+      <w:r>
+        <w:t xml:space="preserve"> Once a week, students read two short texts with different viewpoints, sort the details that support the claim from those that contradict it, and explain why. About 60% of the SOL is informational text, but more than 60% of our curriculum is literary, so during literary units, teachers apply the same claim work to the literature students are reading.</w:t>
       </w:r>
     </w:p>
     <w:p>
@@ -266,19 +158,79 @@
           <w:b/>
           <w:bCs/>
         </w:rPr>
-        <w:t xml:space="preserve">Elevate. Empower. One NNPS.</w:t>
-      </w:r>
-    </w:p>
-    <w:p>
-      <w:pPr>
-        <w:spacing w:after="200"/>
-      </w:pPr>
-      <w:r>
-        <w:rPr>
-          <w:b w:val="false"/>
-          <w:bCs w:val="false"/>
-        </w:rPr>
-        <w:t xml:space="preserve">Questions?</w:t>
+        <w:t xml:space="preserve">Purpose Frame (11.RI.2.C).</w:t>
+      </w:r>
+      <w:r>
+        <w:t xml:space="preserve"> In every lesson, students mark one literary technique and complete a frame: “The author uses ___ to create ___ in order to ___.” This moves them past naming a technique to explaining its effect and purpose.</w:t>
+      </w:r>
+    </w:p>
+    <w:p>
+      <w:pPr>
+        <w:spacing w:after="200"/>
+      </w:pPr>
+      <w:r>
+        <w:rPr>
+          <w:b/>
+          <w:bCs/>
+        </w:rPr>
+        <w:t xml:space="preserve">Word Choice and Tone (11.RL.2.B).</w:t>
+      </w:r>
+      <w:r>
+        <w:t xml:space="preserve"> Five minutes a day, students annotate one word or tone choice, explain the viewpoint it reveals, and evaluate how that viewpoint serves the author’s purpose. As students gain independence, this moves into regular lessons.</w:t>
+      </w:r>
+    </w:p>
+    <w:p>
+      <w:pPr>
+        <w:spacing w:after="400"/>
+      </w:pPr>
+      <w:r>
+        <w:rPr>
+          <w:b w:val="false"/>
+          <w:bCs w:val="false"/>
+        </w:rPr>
+        <w:t xml:space="preserve">In all three, students do the critical thinking, and every student works on the same rigorous task with UDL supports.</w:t>
+      </w:r>
+    </w:p>
+    <w:p>
+      <w:pPr>
+        <w:pStyle w:val="Heading3"/>
+        <w:spacing w:after="200"/>
+      </w:pPr>
+      <w:r>
+        <w:t xml:space="preserve">MONITORING</w:t>
+      </w:r>
+    </w:p>
+    <w:p>
+      <w:pPr>
+        <w:spacing w:after="400"/>
+      </w:pPr>
+      <w:r>
+        <w:rPr>
+          <w:b w:val="false"/>
+          <w:bCs w:val="false"/>
+        </w:rPr>
+        <w:t xml:space="preserve">When we assess, we check learning as it happens. Every three weeks, students take a five-item check on each skill, and PLCs review the results by student group to plan next steps. PLCs are also aligning grading so proficiency means the same thing in every classroom, and walkthroughs confirm the routines are in place. If a skill or group isn’t moving, we adjust. Because the foundation for these skills is built in 9th and 10th grade, department meetings will include vertical alignment.</w:t>
+      </w:r>
+    </w:p>
+    <w:p>
+      <w:pPr>
+        <w:pStyle w:val="Heading3"/>
+        <w:spacing w:after="200"/>
+      </w:pPr>
+      <w:r>
+        <w:t xml:space="preserve">CLOSE</w:t>
+      </w:r>
+    </w:p>
+    <w:p>
+      <w:pPr>
+        <w:spacing w:after="400"/>
+      </w:pPr>
+      <w:r>
+        <w:rPr>
+          <w:b w:val="false"/>
+          <w:bCs w:val="false"/>
+        </w:rPr>
+        <w:t xml:space="preserve">Plan, Teach, Assess is a cycle, and reflection runs through every part of it. All students deserve rigorous, engaging, and inclusive learning, including our SWD and MLL students. We are not lowering the bar; we are giving every student what they need to reach it. This year, that bar is evaluation. Our students can analyze a text. Now we teach them to evaluate it.</w:t>
       </w:r>
     </w:p>
     <w:p>
@@ -286,7 +238,7 @@
         <w:spacing w:before="200"/>
       </w:pPr>
       <w:r>
-        <w:t xml:space="preserve">TIMING: about 5 minutes</w:t>
+        <w:t xml:space="preserve">TIMING: about 4 minutes</w:t>
       </w:r>
     </w:p>
     <w:sectPr>

--- a/Slide1_Presenter_Script.docx
+++ b/Slide1_Presenter_Script.docx
@@ -139,44 +139,53 @@
         <w:spacing w:after="100"/>
       </w:pPr>
       <w:r>
+        <w:t xml:space="preserve">For </w:t>
+      </w:r>
+      <w:r>
         <w:rPr>
           <w:b/>
           <w:bCs/>
         </w:rPr>
-        <w:t xml:space="preserve">Claim Check (10.RI.1.C).</w:t>
-      </w:r>
-      <w:r>
-        <w:t xml:space="preserve"> Once a week, students read two short texts with different viewpoints, sort the details that support the claim from those that contradict it, and explain why. About 60% of the SOL is informational text, but more than 60% of our curriculum is literary, so during literary units, teachers apply the same claim work to the literature students are reading.</w:t>
+        <w:t xml:space="preserve">evaluating details that support or refute an argument (10.RI.1.C)</w:t>
+      </w:r>
+      <w:r>
+        <w:t xml:space="preserve">, students complete a weekly claim check. They read two short texts with different viewpoints, sort the details that support the claim from those that contradict it, and explain why. About 60% of the SOL is informational text, but more than 60% of our curriculum is literary, so during literary units, teachers apply the same claim work to the literature students are reading.</w:t>
       </w:r>
     </w:p>
     <w:p>
       <w:pPr>
         <w:spacing w:after="100"/>
       </w:pPr>
+      <w:r>
+        <w:t xml:space="preserve">For </w:t>
+      </w:r>
       <w:r>
         <w:rPr>
           <w:b/>
           <w:bCs/>
         </w:rPr>
-        <w:t xml:space="preserve">Purpose Frame (11.RI.2.C).</w:t>
-      </w:r>
-      <w:r>
-        <w:t xml:space="preserve"> In every lesson, students mark one literary technique and complete a frame: “The author uses ___ to create ___ in order to ___.” This moves them past naming a technique to explaining its effect and purpose.</w:t>
-      </w:r>
-    </w:p>
-    <w:p>
-      <w:pPr>
-        <w:spacing w:after="200"/>
-      </w:pPr>
+        <w:t xml:space="preserve">analyzing an author’s purpose for using literary techniques (11.RI.2.C)</w:t>
+      </w:r>
+      <w:r>
+        <w:t xml:space="preserve">, students use a purpose frame in every lesson. They mark one literary technique and complete: “The author uses ___ to create ___ in order to ___.” This moves them past naming a technique to explaining its effect and purpose.</w:t>
+      </w:r>
+    </w:p>
+    <w:p>
+      <w:pPr>
+        <w:spacing w:after="200"/>
+      </w:pPr>
+      <w:r>
+        <w:t xml:space="preserve">For </w:t>
+      </w:r>
       <w:r>
         <w:rPr>
           <w:b/>
           <w:bCs/>
         </w:rPr>
-        <w:t xml:space="preserve">Word Choice and Tone (11.RL.2.B).</w:t>
-      </w:r>
-      <w:r>
-        <w:t xml:space="preserve"> Five minutes a day, students annotate one word or tone choice, explain the viewpoint it reveals, and evaluate how that viewpoint serves the author’s purpose. As students gain independence, this moves into regular lessons.</w:t>
+        <w:t xml:space="preserve">evaluating how word choice and tone reveal an author’s viewpoint (11.RL.2.B)</w:t>
+      </w:r>
+      <w:r>
+        <w:t xml:space="preserve">, students spend five minutes a day annotating one word or tone choice, explaining the viewpoint it reveals, and evaluating how that viewpoint serves the author’s purpose. As students gain independence, this moves into regular lessons.</w:t>
       </w:r>
     </w:p>
     <w:p>

--- a/Slide1_Presenter_Script.docx
+++ b/Slide1_Presenter_Script.docx
@@ -131,7 +131,7 @@
           <w:b w:val="false"/>
           <w:bCs w:val="false"/>
         </w:rPr>
-        <w:t xml:space="preserve">When we plan, we start with the standards: what should students be able to do by the end of this lesson? When a gap skill isn’t part of the lesson, we find a connection and add a short mini-lesson or practice. Each of these three routines targets a misconception the data revealed.</w:t>
+        <w:t xml:space="preserve">When we plan, we start with the standards and ask: what should students be able to do by the end of this lesson? When a gap skill isn’t part of the lesson, we look for a connection and add a short mini-lesson or practice. We are also building three routines into our lessons, one for each gap, and each is designed around a misconception the data revealed.</w:t>
       </w:r>
     </w:p>
     <w:p>
